--- a/flow/20230914_vu_template/drafts/2024-08-u/28-СР-Мойсея_Мурина.docx
+++ b/flow/20230914_vu_template/drafts/2024-08-u/28-СР-Мойсея_Мурина.docx
@@ -7433,7 +7433,7 @@
           <w:sz w:val="24"/>
           <w:u w:val="single"/>
         </w:rPr>
-        <w:t>Ви́веди</w:t>
+        <w:t xml:space="preserve">Коли́ Ти, </w:t>
       </w:r>
       <w:r>
         <w:rPr>
@@ -7441,7 +7441,7 @@
           <w:sz w:val="24"/>
           <w:u w:val="single"/>
         </w:rPr>
-        <w:t xml:space="preserve"> з </w:t>
+        <w:t>Го́споди</w:t>
       </w:r>
       <w:r>
         <w:rPr>
@@ -7449,7 +7449,7 @@
           <w:sz w:val="24"/>
           <w:u w:val="single"/>
         </w:rPr>
-        <w:t>в’язни́ці</w:t>
+        <w:t xml:space="preserve">, </w:t>
       </w:r>
       <w:r>
         <w:rPr>
@@ -7457,7 +7457,7 @@
           <w:sz w:val="24"/>
           <w:u w:val="single"/>
         </w:rPr>
-        <w:t xml:space="preserve"> мою́ </w:t>
+        <w:t>зважа́тимеш</w:t>
       </w:r>
       <w:r>
         <w:rPr>
@@ -7465,7 +7465,7 @@
           <w:sz w:val="24"/>
           <w:u w:val="single"/>
         </w:rPr>
-        <w:t>ду́шу</w:t>
+        <w:t xml:space="preserve"> на </w:t>
       </w:r>
       <w:r>
         <w:rPr>
@@ -7473,7 +7473,7 @@
           <w:sz w:val="24"/>
           <w:u w:val="single"/>
         </w:rPr>
-        <w:t xml:space="preserve">,* щоб </w:t>
+        <w:t>беззако́ння</w:t>
       </w:r>
       <w:r>
         <w:rPr>
@@ -7481,7 +7481,7 @@
           <w:sz w:val="24"/>
           <w:u w:val="single"/>
         </w:rPr>
-        <w:t>дя́кувати</w:t>
+        <w:t xml:space="preserve">, то хто </w:t>
       </w:r>
       <w:r>
         <w:rPr>
@@ -7489,7 +7489,7 @@
           <w:sz w:val="24"/>
           <w:u w:val="single"/>
         </w:rPr>
-        <w:t xml:space="preserve"> </w:t>
+        <w:t>всто́їться</w:t>
       </w:r>
       <w:r>
         <w:rPr>
@@ -7497,7 +7497,7 @@
           <w:sz w:val="24"/>
           <w:u w:val="single"/>
         </w:rPr>
-        <w:t>І́мені</w:t>
+        <w:t xml:space="preserve">, Го́споди.* Та в </w:t>
       </w:r>
       <w:r>
         <w:rPr>
@@ -7505,7 +7505,7 @@
           <w:sz w:val="24"/>
           <w:u w:val="single"/>
         </w:rPr>
-        <w:t xml:space="preserve"> </w:t>
+        <w:t>Те́бе</w:t>
       </w:r>
       <w:r>
         <w:rPr>
@@ -7513,7 +7513,15 @@
           <w:sz w:val="24"/>
           <w:u w:val="single"/>
         </w:rPr>
-        <w:t>Твоє́му</w:t>
+        <w:t xml:space="preserve"> є </w:t>
+      </w:r>
+      <w:r>
+        <w:rPr>
+          <w:rFonts w:ascii="Times New Roman" w:hAnsi="Times New Roman"/>
+          <w:sz w:val="24"/>
+          <w:u w:val="single"/>
+        </w:rPr>
+        <w:t>проще́ння</w:t>
       </w:r>
       <w:r>
         <w:rPr>

--- a/flow/20230914_vu_template/drafts/2024-08-u/28-СР-Мойсея_Мурина.docx
+++ b/flow/20230914_vu_template/drafts/2024-08-u/28-СР-Мойсея_Мурина.docx
@@ -92,15 +92,42 @@
         <w:rPr>
           <w:rFonts w:ascii="Times New Roman" w:hAnsi="Times New Roman"/>
           <w:i/>
-          <w:color w:val="FF0000"/>
-          <w:sz w:val="24"/>
-          <w:szCs w:val="24"/>
+          <w:color w:val="FF4400"/>
+          <w:sz w:val="24"/>
         </w:rPr>
         <w:t>Священик:</w:t>
       </w:r>
       <w:r>
         <w:rPr>
           <w:rFonts w:ascii="Times New Roman" w:hAnsi="Times New Roman"/>
+          <w:sz w:val="24"/>
+        </w:rPr>
+        <w:t xml:space="preserve"> Благословенний Бог наш завжди, нині і повсякчас, і на віки віків.</w:t>
+      </w:r>
+    </w:p>
+    <w:p>
+      <w:pPr>
+        <w:spacing w:after="120"/>
+        <w:jc w:val="both"/>
+        <w:rPr>
+          <w:rFonts w:ascii="Times New Roman" w:hAnsi="Times New Roman"/>
+          <w:sz w:val="24"/>
+          <w:szCs w:val="24"/>
+        </w:rPr>
+      </w:pPr>
+      <w:r>
+        <w:rPr>
+          <w:rFonts w:ascii="Times New Roman" w:hAnsi="Times New Roman"/>
+          <w:i/>
+          <w:color w:val="FF0000"/>
+          <w:sz w:val="24"/>
+          <w:szCs w:val="24"/>
+        </w:rPr>
+        <w:t>Вірні:</w:t>
+      </w:r>
+      <w:r>
+        <w:rPr>
+          <w:rFonts w:ascii="Times New Roman" w:hAnsi="Times New Roman"/>
           <w:color w:val="FF0000"/>
           <w:sz w:val="24"/>
           <w:szCs w:val="24"/>
@@ -113,15 +140,990 @@
           <w:sz w:val="24"/>
           <w:szCs w:val="24"/>
         </w:rPr>
-        <w:t>Благословенний Бог наш завжди, нині і повсякчас, і на віки віків.</w:t>
-      </w:r>
-    </w:p>
-    <w:p>
-      <w:pPr>
-        <w:spacing w:after="120"/>
-        <w:jc w:val="both"/>
-        <w:rPr>
-          <w:rFonts w:ascii="Times New Roman" w:hAnsi="Times New Roman"/>
+        <w:t>Амінь. Слава тобі, Боже наш, слава тобі.</w:t>
+      </w:r>
+    </w:p>
+    <w:p>
+      <w:pPr>
+        <w:spacing w:after="120"/>
+        <w:rPr>
+          <w:rFonts w:ascii="Times New Roman" w:hAnsi="Times New Roman"/>
+          <w:sz w:val="24"/>
+          <w:szCs w:val="24"/>
+        </w:rPr>
+      </w:pPr>
+      <w:r>
+        <w:rPr>
+          <w:rFonts w:ascii="Times New Roman" w:hAnsi="Times New Roman"/>
+          <w:sz w:val="24"/>
+          <w:szCs w:val="24"/>
+        </w:rPr>
+        <w:t>Ца́рю небе́сний, утіши́телю, Ду́ше íстини,* що всю́ди єси́ і все наповня́єш,* скарбни́це благ і життя́ пода́телю,* прийди́, і всели́ся в нас,* і очи́сти нас від уся́кої скве́рни,* і спаси́, благи́й, ду́ші на́ші.</w:t>
+      </w:r>
+    </w:p>
+    <w:p>
+      <w:pPr>
+        <w:pStyle w:val="a"/>
+        <w:spacing w:after="120"/>
+      </w:pPr>
+      <w:r>
+        <w:rPr>
+          <w:rFonts w:ascii="Times New Roman" w:hAnsi="Times New Roman"/>
+          <w:sz w:val="24"/>
+        </w:rPr>
+        <w:t>Святи́й</w:t>
+      </w:r>
+      <w:r>
+        <w:rPr>
+          <w:rFonts w:ascii="Times New Roman" w:hAnsi="Times New Roman"/>
+          <w:sz w:val="24"/>
+        </w:rPr>
+        <w:t xml:space="preserve"> </w:t>
+      </w:r>
+      <w:r>
+        <w:rPr>
+          <w:rFonts w:ascii="Times New Roman" w:hAnsi="Times New Roman"/>
+          <w:sz w:val="24"/>
+        </w:rPr>
+        <w:t>Бо́же</w:t>
+      </w:r>
+      <w:r>
+        <w:rPr>
+          <w:rFonts w:ascii="Times New Roman" w:hAnsi="Times New Roman"/>
+          <w:sz w:val="24"/>
+        </w:rPr>
+        <w:t xml:space="preserve">, </w:t>
+      </w:r>
+      <w:r>
+        <w:rPr>
+          <w:rFonts w:ascii="Times New Roman" w:hAnsi="Times New Roman"/>
+          <w:sz w:val="24"/>
+        </w:rPr>
+        <w:t>святи́й</w:t>
+      </w:r>
+      <w:r>
+        <w:rPr>
+          <w:rFonts w:ascii="Times New Roman" w:hAnsi="Times New Roman"/>
+          <w:sz w:val="24"/>
+        </w:rPr>
+        <w:t xml:space="preserve"> </w:t>
+      </w:r>
+      <w:r>
+        <w:rPr>
+          <w:rFonts w:ascii="Times New Roman" w:hAnsi="Times New Roman"/>
+          <w:sz w:val="24"/>
+        </w:rPr>
+        <w:t>Крі́пкий</w:t>
+      </w:r>
+      <w:r>
+        <w:rPr>
+          <w:rFonts w:ascii="Times New Roman" w:hAnsi="Times New Roman"/>
+          <w:sz w:val="24"/>
+        </w:rPr>
+        <w:t xml:space="preserve">, </w:t>
+      </w:r>
+      <w:r>
+        <w:rPr>
+          <w:rFonts w:ascii="Times New Roman" w:hAnsi="Times New Roman"/>
+          <w:sz w:val="24"/>
+        </w:rPr>
+        <w:t>святи́й</w:t>
+      </w:r>
+      <w:r>
+        <w:rPr>
+          <w:rFonts w:ascii="Times New Roman" w:hAnsi="Times New Roman"/>
+          <w:sz w:val="24"/>
+        </w:rPr>
+        <w:t xml:space="preserve"> </w:t>
+      </w:r>
+      <w:r>
+        <w:rPr>
+          <w:rFonts w:ascii="Times New Roman" w:hAnsi="Times New Roman"/>
+          <w:sz w:val="24"/>
+        </w:rPr>
+        <w:t>Безсме́ртний</w:t>
+      </w:r>
+      <w:r>
+        <w:rPr>
+          <w:rFonts w:ascii="Times New Roman" w:hAnsi="Times New Roman"/>
+          <w:sz w:val="24"/>
+        </w:rPr>
+        <w:t xml:space="preserve">, </w:t>
+      </w:r>
+      <w:r>
+        <w:rPr>
+          <w:rFonts w:ascii="Times New Roman" w:hAnsi="Times New Roman"/>
+          <w:sz w:val="24"/>
+        </w:rPr>
+        <w:t>поми́луй</w:t>
+      </w:r>
+      <w:r>
+        <w:rPr>
+          <w:rFonts w:ascii="Times New Roman" w:hAnsi="Times New Roman"/>
+          <w:sz w:val="24"/>
+        </w:rPr>
+        <w:t xml:space="preserve"> нас. </w:t>
+      </w:r>
+      <w:r>
+        <w:rPr>
+          <w:rFonts w:ascii="Times New Roman" w:hAnsi="Times New Roman"/>
+          <w:i/>
+          <w:color w:val="FF0000"/>
+          <w:sz w:val="24"/>
+        </w:rPr>
+        <w:t>(3 р.)</w:t>
+      </w:r>
+    </w:p>
+    <w:p>
+      <w:pPr>
+        <w:pStyle w:val="a"/>
+        <w:spacing w:after="120"/>
+      </w:pPr>
+      <w:r>
+        <w:rPr>
+          <w:rFonts w:ascii="Times New Roman" w:hAnsi="Times New Roman"/>
+          <w:sz w:val="24"/>
+        </w:rPr>
+        <w:t>Сла́ва</w:t>
+      </w:r>
+      <w:r>
+        <w:rPr>
+          <w:rFonts w:ascii="Times New Roman" w:hAnsi="Times New Roman"/>
+          <w:sz w:val="24"/>
+        </w:rPr>
+        <w:t xml:space="preserve"> Отцю́, і </w:t>
+      </w:r>
+      <w:r>
+        <w:rPr>
+          <w:rFonts w:ascii="Times New Roman" w:hAnsi="Times New Roman"/>
+          <w:sz w:val="24"/>
+        </w:rPr>
+        <w:t>Си́ну</w:t>
+      </w:r>
+      <w:r>
+        <w:rPr>
+          <w:rFonts w:ascii="Times New Roman" w:hAnsi="Times New Roman"/>
+          <w:sz w:val="24"/>
+        </w:rPr>
+        <w:t xml:space="preserve">, і </w:t>
+      </w:r>
+      <w:r>
+        <w:rPr>
+          <w:rFonts w:ascii="Times New Roman" w:hAnsi="Times New Roman"/>
+          <w:sz w:val="24"/>
+        </w:rPr>
+        <w:t>Свято́му</w:t>
+      </w:r>
+      <w:r>
+        <w:rPr>
+          <w:rFonts w:ascii="Times New Roman" w:hAnsi="Times New Roman"/>
+          <w:sz w:val="24"/>
+        </w:rPr>
+        <w:t xml:space="preserve"> </w:t>
+      </w:r>
+      <w:r>
+        <w:rPr>
+          <w:rFonts w:ascii="Times New Roman" w:hAnsi="Times New Roman"/>
+          <w:sz w:val="24"/>
+        </w:rPr>
+        <w:t>Ду́хові</w:t>
+      </w:r>
+      <w:r>
+        <w:rPr>
+          <w:rFonts w:ascii="Times New Roman" w:hAnsi="Times New Roman"/>
+          <w:sz w:val="24"/>
+        </w:rPr>
+        <w:t xml:space="preserve">,* і </w:t>
+      </w:r>
+      <w:r>
+        <w:rPr>
+          <w:rFonts w:ascii="Times New Roman" w:hAnsi="Times New Roman"/>
+          <w:sz w:val="24"/>
+        </w:rPr>
+        <w:t>ни́ні</w:t>
+      </w:r>
+      <w:r>
+        <w:rPr>
+          <w:rFonts w:ascii="Times New Roman" w:hAnsi="Times New Roman"/>
+          <w:sz w:val="24"/>
+        </w:rPr>
+        <w:t xml:space="preserve">, і </w:t>
+      </w:r>
+      <w:r>
+        <w:rPr>
+          <w:rFonts w:ascii="Times New Roman" w:hAnsi="Times New Roman"/>
+          <w:sz w:val="24"/>
+        </w:rPr>
+        <w:t>повсякча́с</w:t>
+      </w:r>
+      <w:r>
+        <w:rPr>
+          <w:rFonts w:ascii="Times New Roman" w:hAnsi="Times New Roman"/>
+          <w:sz w:val="24"/>
+        </w:rPr>
+        <w:t xml:space="preserve">, і на </w:t>
+      </w:r>
+      <w:r>
+        <w:rPr>
+          <w:rFonts w:ascii="Times New Roman" w:hAnsi="Times New Roman"/>
+          <w:sz w:val="24"/>
+        </w:rPr>
+        <w:t>ві́ки</w:t>
+      </w:r>
+      <w:r>
+        <w:rPr>
+          <w:rFonts w:ascii="Times New Roman" w:hAnsi="Times New Roman"/>
+          <w:sz w:val="24"/>
+        </w:rPr>
+        <w:t xml:space="preserve"> </w:t>
+      </w:r>
+      <w:r>
+        <w:rPr>
+          <w:rFonts w:ascii="Times New Roman" w:hAnsi="Times New Roman"/>
+          <w:sz w:val="24"/>
+        </w:rPr>
+        <w:t>вікі́в</w:t>
+      </w:r>
+      <w:r>
+        <w:rPr>
+          <w:rFonts w:ascii="Times New Roman" w:hAnsi="Times New Roman"/>
+          <w:sz w:val="24"/>
+        </w:rPr>
+        <w:t xml:space="preserve">. </w:t>
+      </w:r>
+      <w:r>
+        <w:rPr>
+          <w:rFonts w:ascii="Times New Roman" w:hAnsi="Times New Roman"/>
+          <w:sz w:val="24"/>
+        </w:rPr>
+        <w:t>Амі́нь</w:t>
+      </w:r>
+      <w:r>
+        <w:rPr>
+          <w:rFonts w:ascii="Times New Roman" w:hAnsi="Times New Roman"/>
+          <w:sz w:val="24"/>
+        </w:rPr>
+        <w:t>.</w:t>
+      </w:r>
+    </w:p>
+    <w:p>
+      <w:pPr>
+        <w:pStyle w:val="a"/>
+        <w:spacing w:after="120"/>
+      </w:pPr>
+      <w:r>
+        <w:rPr>
+          <w:rFonts w:ascii="Times New Roman" w:hAnsi="Times New Roman"/>
+          <w:sz w:val="24"/>
+        </w:rPr>
+        <w:t xml:space="preserve">Пресвята́ </w:t>
+      </w:r>
+      <w:r>
+        <w:rPr>
+          <w:rFonts w:ascii="Times New Roman" w:hAnsi="Times New Roman"/>
+          <w:sz w:val="24"/>
+        </w:rPr>
+        <w:t>Тро́йце</w:t>
+      </w:r>
+      <w:r>
+        <w:rPr>
+          <w:rFonts w:ascii="Times New Roman" w:hAnsi="Times New Roman"/>
+          <w:sz w:val="24"/>
+        </w:rPr>
+        <w:t xml:space="preserve">, </w:t>
+      </w:r>
+      <w:r>
+        <w:rPr>
+          <w:rFonts w:ascii="Times New Roman" w:hAnsi="Times New Roman"/>
+          <w:sz w:val="24"/>
+        </w:rPr>
+        <w:t>поми́луй</w:t>
+      </w:r>
+      <w:r>
+        <w:rPr>
+          <w:rFonts w:ascii="Times New Roman" w:hAnsi="Times New Roman"/>
+          <w:sz w:val="24"/>
+        </w:rPr>
+        <w:t xml:space="preserve"> нас; </w:t>
+      </w:r>
+      <w:r>
+        <w:rPr>
+          <w:rFonts w:ascii="Times New Roman" w:hAnsi="Times New Roman"/>
+          <w:sz w:val="24"/>
+        </w:rPr>
+        <w:t>Го́споди</w:t>
+      </w:r>
+      <w:r>
+        <w:rPr>
+          <w:rFonts w:ascii="Times New Roman" w:hAnsi="Times New Roman"/>
+          <w:sz w:val="24"/>
+        </w:rPr>
+        <w:t xml:space="preserve">, </w:t>
+      </w:r>
+      <w:r>
+        <w:rPr>
+          <w:rFonts w:ascii="Times New Roman" w:hAnsi="Times New Roman"/>
+          <w:sz w:val="24"/>
+        </w:rPr>
+        <w:t>очи́сти</w:t>
+      </w:r>
+      <w:r>
+        <w:rPr>
+          <w:rFonts w:ascii="Times New Roman" w:hAnsi="Times New Roman"/>
+          <w:sz w:val="24"/>
+        </w:rPr>
+        <w:t xml:space="preserve"> гріхи́ </w:t>
+      </w:r>
+      <w:r>
+        <w:rPr>
+          <w:rFonts w:ascii="Times New Roman" w:hAnsi="Times New Roman"/>
+          <w:sz w:val="24"/>
+        </w:rPr>
+        <w:t>на́ші</w:t>
+      </w:r>
+      <w:r>
+        <w:rPr>
+          <w:rFonts w:ascii="Times New Roman" w:hAnsi="Times New Roman"/>
+          <w:sz w:val="24"/>
+        </w:rPr>
+        <w:t xml:space="preserve">; </w:t>
+      </w:r>
+      <w:r>
+        <w:rPr>
+          <w:rFonts w:ascii="Times New Roman" w:hAnsi="Times New Roman"/>
+          <w:sz w:val="24"/>
+        </w:rPr>
+        <w:t>Влади́ко</w:t>
+      </w:r>
+      <w:r>
+        <w:rPr>
+          <w:rFonts w:ascii="Times New Roman" w:hAnsi="Times New Roman"/>
+          <w:sz w:val="24"/>
+        </w:rPr>
+        <w:t xml:space="preserve">, прости́ </w:t>
+      </w:r>
+      <w:r>
+        <w:rPr>
+          <w:rFonts w:ascii="Times New Roman" w:hAnsi="Times New Roman"/>
+          <w:sz w:val="24"/>
+        </w:rPr>
+        <w:t>беззако́ння</w:t>
+      </w:r>
+      <w:r>
+        <w:rPr>
+          <w:rFonts w:ascii="Times New Roman" w:hAnsi="Times New Roman"/>
+          <w:sz w:val="24"/>
+        </w:rPr>
+        <w:t xml:space="preserve"> </w:t>
+      </w:r>
+      <w:r>
+        <w:rPr>
+          <w:rFonts w:ascii="Times New Roman" w:hAnsi="Times New Roman"/>
+          <w:sz w:val="24"/>
+        </w:rPr>
+        <w:t>на́ші</w:t>
+      </w:r>
+      <w:r>
+        <w:rPr>
+          <w:rFonts w:ascii="Times New Roman" w:hAnsi="Times New Roman"/>
+          <w:sz w:val="24"/>
+        </w:rPr>
+        <w:t xml:space="preserve">; </w:t>
+      </w:r>
+      <w:r>
+        <w:rPr>
+          <w:rFonts w:ascii="Times New Roman" w:hAnsi="Times New Roman"/>
+          <w:sz w:val="24"/>
+        </w:rPr>
+        <w:t>Святи́й</w:t>
+      </w:r>
+      <w:r>
+        <w:rPr>
+          <w:rFonts w:ascii="Times New Roman" w:hAnsi="Times New Roman"/>
+          <w:sz w:val="24"/>
+        </w:rPr>
+        <w:t xml:space="preserve">, </w:t>
+      </w:r>
+      <w:r>
+        <w:rPr>
+          <w:rFonts w:ascii="Times New Roman" w:hAnsi="Times New Roman"/>
+          <w:sz w:val="24"/>
+        </w:rPr>
+        <w:t>завіта́й</w:t>
+      </w:r>
+      <w:r>
+        <w:rPr>
+          <w:rFonts w:ascii="Times New Roman" w:hAnsi="Times New Roman"/>
+          <w:sz w:val="24"/>
+        </w:rPr>
+        <w:t xml:space="preserve"> і зціли́ </w:t>
+      </w:r>
+      <w:r>
+        <w:rPr>
+          <w:rFonts w:ascii="Times New Roman" w:hAnsi="Times New Roman"/>
+          <w:sz w:val="24"/>
+        </w:rPr>
+        <w:t>не́мочі</w:t>
+      </w:r>
+      <w:r>
+        <w:rPr>
+          <w:rFonts w:ascii="Times New Roman" w:hAnsi="Times New Roman"/>
+          <w:sz w:val="24"/>
+        </w:rPr>
+        <w:t xml:space="preserve"> </w:t>
+      </w:r>
+      <w:r>
+        <w:rPr>
+          <w:rFonts w:ascii="Times New Roman" w:hAnsi="Times New Roman"/>
+          <w:sz w:val="24"/>
+        </w:rPr>
+        <w:t>на́ші</w:t>
+      </w:r>
+      <w:r>
+        <w:rPr>
+          <w:rFonts w:ascii="Times New Roman" w:hAnsi="Times New Roman"/>
+          <w:sz w:val="24"/>
+        </w:rPr>
+        <w:t xml:space="preserve">, </w:t>
+      </w:r>
+      <w:r>
+        <w:rPr>
+          <w:rFonts w:ascii="Times New Roman" w:hAnsi="Times New Roman"/>
+          <w:sz w:val="24"/>
+        </w:rPr>
+        <w:t>І́мени</w:t>
+      </w:r>
+      <w:r>
+        <w:rPr>
+          <w:rFonts w:ascii="Times New Roman" w:hAnsi="Times New Roman"/>
+          <w:sz w:val="24"/>
+        </w:rPr>
+        <w:t xml:space="preserve"> Твого́ </w:t>
+      </w:r>
+      <w:r>
+        <w:rPr>
+          <w:rFonts w:ascii="Times New Roman" w:hAnsi="Times New Roman"/>
+          <w:sz w:val="24"/>
+        </w:rPr>
+        <w:t>ра́ди</w:t>
+      </w:r>
+      <w:r>
+        <w:rPr>
+          <w:rFonts w:ascii="Times New Roman" w:hAnsi="Times New Roman"/>
+          <w:sz w:val="24"/>
+        </w:rPr>
+        <w:t>.</w:t>
+      </w:r>
+    </w:p>
+    <w:p>
+      <w:pPr>
+        <w:pStyle w:val="a"/>
+        <w:spacing w:after="120"/>
+      </w:pPr>
+      <w:r>
+        <w:rPr>
+          <w:rFonts w:ascii="Times New Roman" w:hAnsi="Times New Roman"/>
+          <w:sz w:val="24"/>
+        </w:rPr>
+        <w:t>Го́споди</w:t>
+      </w:r>
+      <w:r>
+        <w:rPr>
+          <w:rFonts w:ascii="Times New Roman" w:hAnsi="Times New Roman"/>
+          <w:sz w:val="24"/>
+        </w:rPr>
+        <w:t xml:space="preserve">, </w:t>
+      </w:r>
+      <w:r>
+        <w:rPr>
+          <w:rFonts w:ascii="Times New Roman" w:hAnsi="Times New Roman"/>
+          <w:sz w:val="24"/>
+        </w:rPr>
+        <w:t>поми́луй</w:t>
+      </w:r>
+      <w:r>
+        <w:rPr>
+          <w:rFonts w:ascii="Times New Roman" w:hAnsi="Times New Roman"/>
+          <w:sz w:val="24"/>
+        </w:rPr>
+        <w:t>. (3)</w:t>
+      </w:r>
+    </w:p>
+    <w:p>
+      <w:pPr>
+        <w:pStyle w:val="a"/>
+        <w:spacing w:after="120"/>
+      </w:pPr>
+      <w:r>
+        <w:rPr>
+          <w:rFonts w:ascii="Times New Roman" w:hAnsi="Times New Roman"/>
+          <w:sz w:val="24"/>
+        </w:rPr>
+        <w:t>Сла́ва</w:t>
+      </w:r>
+      <w:r>
+        <w:rPr>
+          <w:rFonts w:ascii="Times New Roman" w:hAnsi="Times New Roman"/>
+          <w:sz w:val="24"/>
+        </w:rPr>
+        <w:t xml:space="preserve"> Отцю́, і </w:t>
+      </w:r>
+      <w:r>
+        <w:rPr>
+          <w:rFonts w:ascii="Times New Roman" w:hAnsi="Times New Roman"/>
+          <w:sz w:val="24"/>
+        </w:rPr>
+        <w:t>Си́ну</w:t>
+      </w:r>
+      <w:r>
+        <w:rPr>
+          <w:rFonts w:ascii="Times New Roman" w:hAnsi="Times New Roman"/>
+          <w:sz w:val="24"/>
+        </w:rPr>
+        <w:t xml:space="preserve">, і </w:t>
+      </w:r>
+      <w:r>
+        <w:rPr>
+          <w:rFonts w:ascii="Times New Roman" w:hAnsi="Times New Roman"/>
+          <w:sz w:val="24"/>
+        </w:rPr>
+        <w:t>Свято́му</w:t>
+      </w:r>
+      <w:r>
+        <w:rPr>
+          <w:rFonts w:ascii="Times New Roman" w:hAnsi="Times New Roman"/>
+          <w:sz w:val="24"/>
+        </w:rPr>
+        <w:t xml:space="preserve"> </w:t>
+      </w:r>
+      <w:r>
+        <w:rPr>
+          <w:rFonts w:ascii="Times New Roman" w:hAnsi="Times New Roman"/>
+          <w:sz w:val="24"/>
+        </w:rPr>
+        <w:t>Ду́хові</w:t>
+      </w:r>
+      <w:r>
+        <w:rPr>
+          <w:rFonts w:ascii="Times New Roman" w:hAnsi="Times New Roman"/>
+          <w:sz w:val="24"/>
+        </w:rPr>
+        <w:t xml:space="preserve">,* і </w:t>
+      </w:r>
+      <w:r>
+        <w:rPr>
+          <w:rFonts w:ascii="Times New Roman" w:hAnsi="Times New Roman"/>
+          <w:sz w:val="24"/>
+        </w:rPr>
+        <w:t>ни́ні</w:t>
+      </w:r>
+      <w:r>
+        <w:rPr>
+          <w:rFonts w:ascii="Times New Roman" w:hAnsi="Times New Roman"/>
+          <w:sz w:val="24"/>
+        </w:rPr>
+        <w:t xml:space="preserve">, і </w:t>
+      </w:r>
+      <w:r>
+        <w:rPr>
+          <w:rFonts w:ascii="Times New Roman" w:hAnsi="Times New Roman"/>
+          <w:sz w:val="24"/>
+        </w:rPr>
+        <w:t>повсякча́с</w:t>
+      </w:r>
+      <w:r>
+        <w:rPr>
+          <w:rFonts w:ascii="Times New Roman" w:hAnsi="Times New Roman"/>
+          <w:sz w:val="24"/>
+        </w:rPr>
+        <w:t xml:space="preserve">, і на </w:t>
+      </w:r>
+      <w:r>
+        <w:rPr>
+          <w:rFonts w:ascii="Times New Roman" w:hAnsi="Times New Roman"/>
+          <w:sz w:val="24"/>
+        </w:rPr>
+        <w:t>ві́ки</w:t>
+      </w:r>
+      <w:r>
+        <w:rPr>
+          <w:rFonts w:ascii="Times New Roman" w:hAnsi="Times New Roman"/>
+          <w:sz w:val="24"/>
+        </w:rPr>
+        <w:t xml:space="preserve"> </w:t>
+      </w:r>
+      <w:r>
+        <w:rPr>
+          <w:rFonts w:ascii="Times New Roman" w:hAnsi="Times New Roman"/>
+          <w:sz w:val="24"/>
+        </w:rPr>
+        <w:t>вікі́в</w:t>
+      </w:r>
+      <w:r>
+        <w:rPr>
+          <w:rFonts w:ascii="Times New Roman" w:hAnsi="Times New Roman"/>
+          <w:sz w:val="24"/>
+        </w:rPr>
+        <w:t xml:space="preserve">. </w:t>
+      </w:r>
+      <w:r>
+        <w:rPr>
+          <w:rFonts w:ascii="Times New Roman" w:hAnsi="Times New Roman"/>
+          <w:sz w:val="24"/>
+        </w:rPr>
+        <w:t>Амі́нь</w:t>
+      </w:r>
+      <w:r>
+        <w:rPr>
+          <w:rFonts w:ascii="Times New Roman" w:hAnsi="Times New Roman"/>
+          <w:sz w:val="24"/>
+        </w:rPr>
+        <w:t>.</w:t>
+      </w:r>
+    </w:p>
+    <w:p>
+      <w:pPr>
+        <w:pStyle w:val="a"/>
+        <w:spacing w:after="120"/>
+      </w:pPr>
+      <w:r>
+        <w:rPr>
+          <w:rFonts w:ascii="Times New Roman" w:hAnsi="Times New Roman"/>
+          <w:sz w:val="24"/>
+        </w:rPr>
+        <w:t>О́тче</w:t>
+      </w:r>
+      <w:r>
+        <w:rPr>
+          <w:rFonts w:ascii="Times New Roman" w:hAnsi="Times New Roman"/>
+          <w:sz w:val="24"/>
+        </w:rPr>
+        <w:t xml:space="preserve"> наш, що єси́ на </w:t>
+      </w:r>
+      <w:r>
+        <w:rPr>
+          <w:rFonts w:ascii="Times New Roman" w:hAnsi="Times New Roman"/>
+          <w:sz w:val="24"/>
+        </w:rPr>
+        <w:t>небеса́х</w:t>
+      </w:r>
+      <w:r>
+        <w:rPr>
+          <w:rFonts w:ascii="Times New Roman" w:hAnsi="Times New Roman"/>
+          <w:sz w:val="24"/>
+        </w:rPr>
+        <w:t xml:space="preserve">,* </w:t>
+      </w:r>
+      <w:r>
+        <w:rPr>
+          <w:rFonts w:ascii="Times New Roman" w:hAnsi="Times New Roman"/>
+          <w:sz w:val="24"/>
+        </w:rPr>
+        <w:t>неха́й</w:t>
+      </w:r>
+      <w:r>
+        <w:rPr>
+          <w:rFonts w:ascii="Times New Roman" w:hAnsi="Times New Roman"/>
+          <w:sz w:val="24"/>
+        </w:rPr>
+        <w:t xml:space="preserve"> </w:t>
+      </w:r>
+      <w:r>
+        <w:rPr>
+          <w:rFonts w:ascii="Times New Roman" w:hAnsi="Times New Roman"/>
+          <w:sz w:val="24"/>
+        </w:rPr>
+        <w:t>святи́ться</w:t>
+      </w:r>
+      <w:r>
+        <w:rPr>
+          <w:rFonts w:ascii="Times New Roman" w:hAnsi="Times New Roman"/>
+          <w:sz w:val="24"/>
+        </w:rPr>
+        <w:t xml:space="preserve"> ім’я́ Твоє́,* </w:t>
+      </w:r>
+      <w:r>
+        <w:rPr>
+          <w:rFonts w:ascii="Times New Roman" w:hAnsi="Times New Roman"/>
+          <w:sz w:val="24"/>
+        </w:rPr>
+        <w:t>неха́й</w:t>
+      </w:r>
+      <w:r>
+        <w:rPr>
+          <w:rFonts w:ascii="Times New Roman" w:hAnsi="Times New Roman"/>
+          <w:sz w:val="24"/>
+        </w:rPr>
+        <w:t xml:space="preserve"> </w:t>
+      </w:r>
+      <w:r>
+        <w:rPr>
+          <w:rFonts w:ascii="Times New Roman" w:hAnsi="Times New Roman"/>
+          <w:sz w:val="24"/>
+        </w:rPr>
+        <w:t>при́йде</w:t>
+      </w:r>
+      <w:r>
+        <w:rPr>
+          <w:rFonts w:ascii="Times New Roman" w:hAnsi="Times New Roman"/>
+          <w:sz w:val="24"/>
+        </w:rPr>
+        <w:t xml:space="preserve"> </w:t>
+      </w:r>
+      <w:r>
+        <w:rPr>
+          <w:rFonts w:ascii="Times New Roman" w:hAnsi="Times New Roman"/>
+          <w:sz w:val="24"/>
+        </w:rPr>
+        <w:t>ца́рство</w:t>
+      </w:r>
+      <w:r>
+        <w:rPr>
+          <w:rFonts w:ascii="Times New Roman" w:hAnsi="Times New Roman"/>
+          <w:sz w:val="24"/>
+        </w:rPr>
+        <w:t xml:space="preserve"> Твоє́,* </w:t>
+      </w:r>
+      <w:r>
+        <w:rPr>
+          <w:rFonts w:ascii="Times New Roman" w:hAnsi="Times New Roman"/>
+          <w:sz w:val="24"/>
+        </w:rPr>
+        <w:t>неха́й</w:t>
+      </w:r>
+      <w:r>
+        <w:rPr>
+          <w:rFonts w:ascii="Times New Roman" w:hAnsi="Times New Roman"/>
+          <w:sz w:val="24"/>
+        </w:rPr>
+        <w:t xml:space="preserve"> </w:t>
+      </w:r>
+      <w:r>
+        <w:rPr>
+          <w:rFonts w:ascii="Times New Roman" w:hAnsi="Times New Roman"/>
+          <w:sz w:val="24"/>
+        </w:rPr>
+        <w:t>бу́де</w:t>
+      </w:r>
+      <w:r>
+        <w:rPr>
+          <w:rFonts w:ascii="Times New Roman" w:hAnsi="Times New Roman"/>
+          <w:sz w:val="24"/>
+        </w:rPr>
+        <w:t xml:space="preserve"> </w:t>
+      </w:r>
+      <w:r>
+        <w:rPr>
+          <w:rFonts w:ascii="Times New Roman" w:hAnsi="Times New Roman"/>
+          <w:sz w:val="24"/>
+        </w:rPr>
+        <w:t>во́ля</w:t>
+      </w:r>
+      <w:r>
+        <w:rPr>
+          <w:rFonts w:ascii="Times New Roman" w:hAnsi="Times New Roman"/>
+          <w:sz w:val="24"/>
+        </w:rPr>
+        <w:t xml:space="preserve"> Твоя́, як на </w:t>
+      </w:r>
+      <w:r>
+        <w:rPr>
+          <w:rFonts w:ascii="Times New Roman" w:hAnsi="Times New Roman"/>
+          <w:sz w:val="24"/>
+        </w:rPr>
+        <w:t>не́бі</w:t>
+      </w:r>
+      <w:r>
+        <w:rPr>
+          <w:rFonts w:ascii="Times New Roman" w:hAnsi="Times New Roman"/>
+          <w:sz w:val="24"/>
+        </w:rPr>
+        <w:t xml:space="preserve">, так і на землі́.* Хліб наш </w:t>
+      </w:r>
+      <w:r>
+        <w:rPr>
+          <w:rFonts w:ascii="Times New Roman" w:hAnsi="Times New Roman"/>
+          <w:sz w:val="24"/>
+        </w:rPr>
+        <w:t>насу́щний</w:t>
+      </w:r>
+      <w:r>
+        <w:rPr>
+          <w:rFonts w:ascii="Times New Roman" w:hAnsi="Times New Roman"/>
+          <w:sz w:val="24"/>
+        </w:rPr>
+        <w:t xml:space="preserve"> дай нам </w:t>
+      </w:r>
+      <w:r>
+        <w:rPr>
+          <w:rFonts w:ascii="Times New Roman" w:hAnsi="Times New Roman"/>
+          <w:sz w:val="24"/>
+        </w:rPr>
+        <w:t>сього́дні</w:t>
+      </w:r>
+      <w:r>
+        <w:rPr>
+          <w:rFonts w:ascii="Times New Roman" w:hAnsi="Times New Roman"/>
+          <w:sz w:val="24"/>
+        </w:rPr>
+        <w:t xml:space="preserve">;* і прости́ нам </w:t>
+      </w:r>
+      <w:r>
+        <w:rPr>
+          <w:rFonts w:ascii="Times New Roman" w:hAnsi="Times New Roman"/>
+          <w:sz w:val="24"/>
+        </w:rPr>
+        <w:t>прови́ни</w:t>
+      </w:r>
+      <w:r>
+        <w:rPr>
+          <w:rFonts w:ascii="Times New Roman" w:hAnsi="Times New Roman"/>
+          <w:sz w:val="24"/>
+        </w:rPr>
+        <w:t xml:space="preserve"> </w:t>
+      </w:r>
+      <w:r>
+        <w:rPr>
+          <w:rFonts w:ascii="Times New Roman" w:hAnsi="Times New Roman"/>
+          <w:sz w:val="24"/>
+        </w:rPr>
+        <w:t>на́ші</w:t>
+      </w:r>
+      <w:r>
+        <w:rPr>
+          <w:rFonts w:ascii="Times New Roman" w:hAnsi="Times New Roman"/>
+          <w:sz w:val="24"/>
+        </w:rPr>
+        <w:t xml:space="preserve">,* як і ми </w:t>
+      </w:r>
+      <w:r>
+        <w:rPr>
+          <w:rFonts w:ascii="Times New Roman" w:hAnsi="Times New Roman"/>
+          <w:sz w:val="24"/>
+        </w:rPr>
+        <w:t>проща́ємо</w:t>
+      </w:r>
+      <w:r>
+        <w:rPr>
+          <w:rFonts w:ascii="Times New Roman" w:hAnsi="Times New Roman"/>
+          <w:sz w:val="24"/>
+        </w:rPr>
+        <w:t xml:space="preserve"> </w:t>
+      </w:r>
+      <w:r>
+        <w:rPr>
+          <w:rFonts w:ascii="Times New Roman" w:hAnsi="Times New Roman"/>
+          <w:sz w:val="24"/>
+        </w:rPr>
+        <w:t>винува́тцям</w:t>
+      </w:r>
+      <w:r>
+        <w:rPr>
+          <w:rFonts w:ascii="Times New Roman" w:hAnsi="Times New Roman"/>
+          <w:sz w:val="24"/>
+        </w:rPr>
+        <w:t xml:space="preserve"> </w:t>
+      </w:r>
+      <w:r>
+        <w:rPr>
+          <w:rFonts w:ascii="Times New Roman" w:hAnsi="Times New Roman"/>
+          <w:sz w:val="24"/>
+        </w:rPr>
+        <w:t>на́шим</w:t>
+      </w:r>
+      <w:r>
+        <w:rPr>
+          <w:rFonts w:ascii="Times New Roman" w:hAnsi="Times New Roman"/>
+          <w:sz w:val="24"/>
+        </w:rPr>
+        <w:t xml:space="preserve">;* і не введи́ нас у </w:t>
+      </w:r>
+      <w:r>
+        <w:rPr>
+          <w:rFonts w:ascii="Times New Roman" w:hAnsi="Times New Roman"/>
+          <w:sz w:val="24"/>
+        </w:rPr>
+        <w:t>споку́су</w:t>
+      </w:r>
+      <w:r>
+        <w:rPr>
+          <w:rFonts w:ascii="Times New Roman" w:hAnsi="Times New Roman"/>
+          <w:sz w:val="24"/>
+        </w:rPr>
+        <w:t xml:space="preserve">,* але́ </w:t>
+      </w:r>
+      <w:r>
+        <w:rPr>
+          <w:rFonts w:ascii="Times New Roman" w:hAnsi="Times New Roman"/>
+          <w:sz w:val="24"/>
+        </w:rPr>
+        <w:t>ви́зволи</w:t>
+      </w:r>
+      <w:r>
+        <w:rPr>
+          <w:rFonts w:ascii="Times New Roman" w:hAnsi="Times New Roman"/>
+          <w:sz w:val="24"/>
+        </w:rPr>
+        <w:t xml:space="preserve"> нас від </w:t>
+      </w:r>
+      <w:r>
+        <w:rPr>
+          <w:rFonts w:ascii="Times New Roman" w:hAnsi="Times New Roman"/>
+          <w:sz w:val="24"/>
+        </w:rPr>
+        <w:t>лука́вого</w:t>
+      </w:r>
+      <w:r>
+        <w:rPr>
+          <w:rFonts w:ascii="Times New Roman" w:hAnsi="Times New Roman"/>
+          <w:sz w:val="24"/>
+        </w:rPr>
+        <w:t>.</w:t>
+      </w:r>
+    </w:p>
+    <w:p>
+      <w:pPr>
+        <w:spacing w:after="120"/>
+        <w:rPr>
+          <w:rFonts w:ascii="Times New Roman" w:hAnsi="Times New Roman"/>
+          <w:sz w:val="24"/>
+          <w:szCs w:val="24"/>
+        </w:rPr>
+      </w:pPr>
+      <w:r>
+        <w:rPr>
+          <w:rFonts w:ascii="Times New Roman" w:hAnsi="Times New Roman"/>
+          <w:i/>
+          <w:color w:val="FF0000"/>
+          <w:sz w:val="24"/>
+          <w:szCs w:val="24"/>
+        </w:rPr>
+        <w:t>Священник:</w:t>
+      </w:r>
+      <w:r>
+        <w:rPr>
+          <w:rFonts w:ascii="Times New Roman" w:hAnsi="Times New Roman"/>
+          <w:sz w:val="24"/>
+          <w:szCs w:val="24"/>
+        </w:rPr>
+        <w:t xml:space="preserve"> Бо Твоє є царство, і сила, і слава, Отця, і Сина, і Святог</w:t>
+      </w:r>
+      <w:r>
+        <w:rPr>
+          <w:rFonts w:ascii="Times New Roman" w:hAnsi="Times New Roman"/>
+          <w:sz w:val="24"/>
+          <w:szCs w:val="24"/>
+        </w:rPr>
+        <w:t>о Духа, нині, і повсякчас, і на віки віків.</w:t>
+      </w:r>
+    </w:p>
+    <w:p>
+      <w:pPr>
+        <w:spacing w:after="120"/>
+        <w:jc w:val="both"/>
+        <w:rPr>
+          <w:rFonts w:ascii="Times New Roman" w:hAnsi="Times New Roman"/>
+          <w:i/>
           <w:sz w:val="24"/>
           <w:szCs w:val="24"/>
         </w:rPr>
@@ -151,285 +1153,6 @@
           <w:sz w:val="24"/>
           <w:szCs w:val="24"/>
         </w:rPr>
-        <w:t>Амінь. Слава тобі, Боже наш, слава тобі.</w:t>
-      </w:r>
-    </w:p>
-    <w:p>
-      <w:pPr>
-        <w:spacing w:after="120"/>
-        <w:rPr>
-          <w:rFonts w:ascii="Times New Roman" w:hAnsi="Times New Roman"/>
-          <w:sz w:val="24"/>
-          <w:szCs w:val="24"/>
-        </w:rPr>
-      </w:pPr>
-      <w:r>
-        <w:rPr>
-          <w:rFonts w:ascii="Times New Roman" w:hAnsi="Times New Roman"/>
-          <w:sz w:val="24"/>
-          <w:szCs w:val="24"/>
-        </w:rPr>
-        <w:t>Ца́рю небе́сний, утіши́телю, Ду́ше íстини,* що всю́ди єси́ і все наповня́єш,* скарбни́це благ і життя́ пода́телю,* прийди́, і всели́ся в нас,* і очи́сти нас від уся́кої скве́рни,* і спаси́, благи́й, ду́ші на́ші.</w:t>
-      </w:r>
-    </w:p>
-    <w:p>
-      <w:pPr>
-        <w:spacing w:after="120"/>
-        <w:jc w:val="both"/>
-        <w:rPr>
-          <w:rFonts w:ascii="Times New Roman" w:hAnsi="Times New Roman"/>
-          <w:i/>
-          <w:sz w:val="24"/>
-          <w:szCs w:val="24"/>
-        </w:rPr>
-      </w:pPr>
-      <w:r>
-        <w:rPr>
-          <w:rFonts w:ascii="Times New Roman" w:hAnsi="Times New Roman"/>
-          <w:sz w:val="24"/>
-          <w:szCs w:val="24"/>
-        </w:rPr>
-        <w:t>Св</w:t>
-      </w:r>
-      <w:r>
-        <w:rPr>
-          <w:rFonts w:ascii="Times New Roman" w:hAnsi="Times New Roman"/>
-          <w:sz w:val="24"/>
-          <w:szCs w:val="24"/>
-        </w:rPr>
-        <w:t xml:space="preserve">ятий Боже, святий Кріпкий, святий Безсмертний, помилуй нас </w:t>
-      </w:r>
-      <w:r>
-        <w:rPr>
-          <w:rFonts w:ascii="Times New Roman" w:hAnsi="Times New Roman"/>
-          <w:i/>
-          <w:color w:val="FF0000"/>
-          <w:sz w:val="24"/>
-          <w:szCs w:val="24"/>
-        </w:rPr>
-        <w:t>(3 р.)</w:t>
-      </w:r>
-    </w:p>
-    <w:p>
-      <w:pPr>
-        <w:spacing w:after="120"/>
-        <w:jc w:val="both"/>
-        <w:rPr>
-          <w:rFonts w:ascii="Times New Roman" w:hAnsi="Times New Roman"/>
-          <w:sz w:val="24"/>
-          <w:szCs w:val="24"/>
-        </w:rPr>
-      </w:pPr>
-      <w:r>
-        <w:rPr>
-          <w:rFonts w:ascii="Times New Roman" w:hAnsi="Times New Roman"/>
-          <w:sz w:val="24"/>
-          <w:szCs w:val="24"/>
-        </w:rPr>
-        <w:t>Слава Отцю, і Сину, і Святому Духові,* і нині і повсякчас, і на віки віків. Амінь.</w:t>
-      </w:r>
-    </w:p>
-    <w:p>
-      <w:pPr>
-        <w:spacing w:after="120"/>
-        <w:jc w:val="both"/>
-        <w:rPr>
-          <w:rFonts w:ascii="Times New Roman" w:hAnsi="Times New Roman"/>
-          <w:sz w:val="24"/>
-          <w:szCs w:val="24"/>
-        </w:rPr>
-      </w:pPr>
-      <w:r>
-        <w:rPr>
-          <w:rFonts w:ascii="Times New Roman" w:hAnsi="Times New Roman"/>
-          <w:sz w:val="24"/>
-          <w:szCs w:val="24"/>
-        </w:rPr>
-        <w:t>Пресвята Тройце, помилуй нас;* Господи, очисти гріхи наші;* Владико, прости беззаконня наші;* Святий, завіт</w:t>
-      </w:r>
-      <w:r>
-        <w:rPr>
-          <w:rFonts w:ascii="Times New Roman" w:hAnsi="Times New Roman"/>
-          <w:sz w:val="24"/>
-          <w:szCs w:val="24"/>
-        </w:rPr>
-        <w:t>ай і зціли немочі наші імени твого ради.</w:t>
-      </w:r>
-    </w:p>
-    <w:p>
-      <w:pPr>
-        <w:spacing w:after="120"/>
-        <w:jc w:val="both"/>
-        <w:rPr>
-          <w:rFonts w:ascii="Times New Roman" w:hAnsi="Times New Roman"/>
-          <w:i/>
-          <w:sz w:val="24"/>
-          <w:szCs w:val="24"/>
-        </w:rPr>
-      </w:pPr>
-      <w:r>
-        <w:rPr>
-          <w:rFonts w:ascii="Times New Roman" w:hAnsi="Times New Roman"/>
-          <w:sz w:val="24"/>
-          <w:szCs w:val="24"/>
-        </w:rPr>
-        <w:t>Господи, помилуй</w:t>
-      </w:r>
-      <w:r>
-        <w:rPr>
-          <w:rFonts w:ascii="Times New Roman" w:hAnsi="Times New Roman"/>
-          <w:i/>
-          <w:sz w:val="24"/>
-          <w:szCs w:val="24"/>
-        </w:rPr>
-        <w:t xml:space="preserve"> </w:t>
-      </w:r>
-      <w:r>
-        <w:rPr>
-          <w:rFonts w:ascii="Times New Roman" w:hAnsi="Times New Roman"/>
-          <w:i/>
-          <w:color w:val="FF0000"/>
-          <w:sz w:val="24"/>
-          <w:szCs w:val="24"/>
-        </w:rPr>
-        <w:t>(3 р.)</w:t>
-      </w:r>
-    </w:p>
-    <w:p>
-      <w:pPr>
-        <w:spacing w:after="120"/>
-        <w:jc w:val="both"/>
-        <w:rPr>
-          <w:rFonts w:ascii="Times New Roman" w:hAnsi="Times New Roman"/>
-          <w:sz w:val="24"/>
-          <w:szCs w:val="24"/>
-        </w:rPr>
-      </w:pPr>
-      <w:r>
-        <w:rPr>
-          <w:rFonts w:ascii="Times New Roman" w:hAnsi="Times New Roman"/>
-          <w:sz w:val="24"/>
-          <w:szCs w:val="24"/>
-        </w:rPr>
-        <w:t>Слава Отцю, і Сину, і Святому Духові.* І</w:t>
-      </w:r>
-      <w:r>
-        <w:rPr>
-          <w:rFonts w:ascii="Times New Roman" w:hAnsi="Times New Roman"/>
-          <w:b/>
-          <w:sz w:val="24"/>
-          <w:szCs w:val="24"/>
-        </w:rPr>
-        <w:t xml:space="preserve"> </w:t>
-      </w:r>
-      <w:r>
-        <w:rPr>
-          <w:rFonts w:ascii="Times New Roman" w:hAnsi="Times New Roman"/>
-          <w:sz w:val="24"/>
-          <w:szCs w:val="24"/>
-        </w:rPr>
-        <w:t>нині і повсякчас, і на віки віків. Амінь.</w:t>
-      </w:r>
-    </w:p>
-    <w:p>
-      <w:pPr>
-        <w:spacing w:after="120"/>
-        <w:jc w:val="both"/>
-        <w:rPr>
-          <w:rFonts w:ascii="Times New Roman" w:hAnsi="Times New Roman"/>
-          <w:sz w:val="24"/>
-          <w:szCs w:val="24"/>
-        </w:rPr>
-      </w:pPr>
-      <w:r>
-        <w:rPr>
-          <w:rFonts w:ascii="Times New Roman" w:hAnsi="Times New Roman"/>
-          <w:sz w:val="24"/>
-          <w:szCs w:val="24"/>
-        </w:rPr>
-        <w:t xml:space="preserve">Отче наш, що єси на небесах,* нехай святиться ім’я твоє,* нехай прийде царство твоє,* нехай буде воля твоя, </w:t>
-      </w:r>
-      <w:r>
-        <w:rPr>
-          <w:rFonts w:ascii="Times New Roman" w:hAnsi="Times New Roman"/>
-          <w:sz w:val="24"/>
-          <w:szCs w:val="24"/>
-        </w:rPr>
-        <w:t>як на небі, так і на землі.* Хліб наш насущний дай нам сьогодні,* і прости нам провини наші,* як і ми прощаємо винуватцям нашим,* і не введи нас у спокусу,* але визволи нас від лукавого.</w:t>
-      </w:r>
-    </w:p>
-    <w:p>
-      <w:pPr>
-        <w:spacing w:after="120"/>
-        <w:rPr>
-          <w:rFonts w:ascii="Times New Roman" w:hAnsi="Times New Roman"/>
-          <w:sz w:val="24"/>
-          <w:szCs w:val="24"/>
-        </w:rPr>
-      </w:pPr>
-      <w:r>
-        <w:rPr>
-          <w:rFonts w:ascii="Times New Roman" w:hAnsi="Times New Roman"/>
-          <w:i/>
-          <w:color w:val="FF0000"/>
-          <w:sz w:val="24"/>
-          <w:szCs w:val="24"/>
-        </w:rPr>
-        <w:t>Священник:</w:t>
-      </w:r>
-      <w:r>
-        <w:rPr>
-          <w:rFonts w:ascii="Times New Roman" w:hAnsi="Times New Roman"/>
-          <w:sz w:val="24"/>
-          <w:szCs w:val="24"/>
-        </w:rPr>
-        <w:t xml:space="preserve"> Бо Твоє є царство, і сила, і слава, Отця, і Сина, і Святог</w:t>
-      </w:r>
-      <w:r>
-        <w:rPr>
-          <w:rFonts w:ascii="Times New Roman" w:hAnsi="Times New Roman"/>
-          <w:sz w:val="24"/>
-          <w:szCs w:val="24"/>
-        </w:rPr>
-        <w:t>о Духа, нині, і повсякчас, і на віки віків.</w:t>
-      </w:r>
-    </w:p>
-    <w:p>
-      <w:pPr>
-        <w:spacing w:after="120"/>
-        <w:jc w:val="both"/>
-        <w:rPr>
-          <w:rFonts w:ascii="Times New Roman" w:hAnsi="Times New Roman"/>
-          <w:i/>
-          <w:sz w:val="24"/>
-          <w:szCs w:val="24"/>
-        </w:rPr>
-      </w:pPr>
-      <w:r>
-        <w:rPr>
-          <w:rFonts w:ascii="Times New Roman" w:hAnsi="Times New Roman"/>
-          <w:i/>
-          <w:color w:val="FF0000"/>
-          <w:sz w:val="24"/>
-          <w:szCs w:val="24"/>
-        </w:rPr>
-        <w:t>Вірні:</w:t>
-      </w:r>
-      <w:r>
-        <w:rPr>
-          <w:rFonts w:ascii="Times New Roman" w:hAnsi="Times New Roman"/>
-          <w:color w:val="FF0000"/>
-          <w:sz w:val="24"/>
-          <w:szCs w:val="24"/>
-        </w:rPr>
-        <w:t xml:space="preserve"> </w:t>
-      </w:r>
-      <w:r>
-        <w:rPr>
-          <w:rFonts w:ascii="Times New Roman" w:hAnsi="Times New Roman"/>
-          <w:sz w:val="24"/>
-          <w:szCs w:val="24"/>
-        </w:rPr>
         <w:t xml:space="preserve">Амінь. Господи, помилуй </w:t>
       </w:r>
       <w:r>
@@ -440,7 +1163,7 @@
           <w:sz w:val="24"/>
           <w:szCs w:val="24"/>
         </w:rPr>
-        <w:t>(12 р.)</w:t>
+        <w:t>(12 р.)</w:t>
       </w:r>
     </w:p>
     <w:p>
@@ -4647,7 +5370,7 @@
           <w:sz w:val="24"/>
           <w:szCs w:val="24"/>
         </w:rPr>
-        <w:t> Господи щедрий і милосердний, довготерпеливий і многомилостивий! Вислухай молитви наші і зверни увагу на голос моління нашого і яви нам знак милости твоєї, наведи нас на дорогу твою, щоб х</w:t>
+        <w:t xml:space="preserve"> Господи щедрий і милосердний, довготерпеливий і многомилостивий! Вислухай молитви наші і зверни увагу на голос моління нашого і яви нам знак милости твоєї, наведи нас на дорогу твою, щоб х</w:t>
       </w:r>
       <w:r>
         <w:rPr>
@@ -4683,7 +5406,7 @@
           <w:sz w:val="24"/>
           <w:szCs w:val="24"/>
         </w:rPr>
-        <w:t>2. </w:t>
+        <w:t xml:space="preserve">2. </w:t>
       </w:r>
       <w:r>
         <w:rPr>
@@ -4735,7 +5458,7 @@
           <w:sz w:val="24"/>
           <w:szCs w:val="24"/>
         </w:rPr>
-        <w:t> Господи, Боже наш! Згадай нас грішних і недостойних слуг твоїх, коли призиваємо святе ім'я твоє, і не осороми нас, коли очікуємо милост</w:t>
+        <w:t xml:space="preserve"> Господи, Боже наш! Згадай нас грішних і недостойних слуг твоїх, коли призиваємо святе ім'я твоє, і не осороми нас, коли очікуємо милост</w:t>
       </w:r>
       <w:r>
         <w:rPr>
@@ -4771,7 +5494,7 @@
           <w:sz w:val="24"/>
           <w:szCs w:val="24"/>
         </w:rPr>
-        <w:t>4. </w:t>
+        <w:t xml:space="preserve">4. </w:t>
       </w:r>
       <w:r>
         <w:rPr>
@@ -4815,7 +5538,7 @@
           <w:sz w:val="24"/>
           <w:szCs w:val="24"/>
         </w:rPr>
-        <w:t> Благословенний ти, Господи Боже, Вседержителю, що знає</w:t>
+        <w:t xml:space="preserve"> Благословенний ти, Господи Боже, Вседержителю, що знає</w:t>
       </w:r>
       <w:r>
         <w:rPr>
@@ -4859,7 +5582,7 @@
           <w:sz w:val="24"/>
           <w:szCs w:val="24"/>
         </w:rPr>
-        <w:t> Господи, Господи, що пречистою твоєю долонею все утрим</w:t>
+        <w:t xml:space="preserve"> Господи, Господи, що пречистою твоєю долонею все утрим</w:t>
       </w:r>
       <w:r>
         <w:rPr>
@@ -4903,7 +5626,7 @@
           <w:sz w:val="24"/>
           <w:szCs w:val="24"/>
         </w:rPr>
-        <w:t xml:space="preserve"> Боже великий і дивний, що несказанною добрістю і багатим промислом усім управляєш, і дав нам земні добра й запевнив нам обіцяне царство уділеними ласками впродовж цього дня, остерігши нас від усякого лиха! Дай нам і решту непорочно докінчити перед святою </w:t>
+        <w:t xml:space="preserve"> Боже великий і дивний, що несказанною добрістю і багатим промислом усім управляєш, і дав нам земні добра й запевнив нам обіцяне царство уділеними ласками впродовж цього дня, остерігши нас від усякого лиха! Дай нам і решту непорочно докінчити перед святою </w:t>
       </w:r>
       <w:r>
         <w:rPr>
@@ -4939,7 +5662,7 @@
           <w:sz w:val="24"/>
           <w:szCs w:val="24"/>
         </w:rPr>
-        <w:t> Боже великий і вишній, в тебе одного є безсмертність і в світлі жи</w:t>
+        <w:t xml:space="preserve"> Боже великий і вишній, в тебе одного є безсмертність і в світлі жи</w:t>
       </w:r>
       <w:r>
         <w:rPr>
@@ -6616,401 +7339,1778 @@
     </w:p>
     <w:p>
       <w:pPr>
-        <w:spacing w:after="120"/>
-        <w:jc w:val="both"/>
-        <w:rPr>
-          <w:rFonts w:ascii="Times New Roman" w:hAnsi="Times New Roman"/>
-          <w:sz w:val="24"/>
-          <w:szCs w:val="24"/>
-        </w:rPr>
-      </w:pPr>
-      <w:r>
-        <w:rPr>
-          <w:rFonts w:ascii="Times New Roman" w:eastAsia="Gungsuh" w:hAnsi="Times New Roman"/>
-          <w:sz w:val="24"/>
-          <w:szCs w:val="24"/>
-        </w:rPr>
-        <w:t>Пост</w:t>
-      </w:r>
-      <w:r>
-        <w:rPr>
-          <w:rFonts w:ascii="Times New Roman" w:eastAsia="Gungsuh" w:hAnsi="Times New Roman"/>
-          <w:sz w:val="24"/>
-          <w:szCs w:val="24"/>
-        </w:rPr>
-        <w:t>ав, Господи, моїм устам сторожу;* до дверей губ моїх − варту!</w:t>
-      </w:r>
-    </w:p>
-    <w:p>
-      <w:pPr>
-        <w:spacing w:after="120"/>
-        <w:jc w:val="both"/>
-        <w:rPr>
-          <w:rFonts w:ascii="Times New Roman" w:hAnsi="Times New Roman"/>
-          <w:sz w:val="24"/>
-          <w:szCs w:val="24"/>
-        </w:rPr>
-      </w:pPr>
-      <w:r>
-        <w:rPr>
-          <w:rFonts w:ascii="Times New Roman" w:hAnsi="Times New Roman"/>
-          <w:sz w:val="24"/>
-          <w:szCs w:val="24"/>
-        </w:rPr>
-        <w:t>Не дай схилитися серцеві моєму* до чогось злого.</w:t>
-      </w:r>
-    </w:p>
-    <w:p>
-      <w:pPr>
-        <w:spacing w:after="120"/>
-        <w:jc w:val="both"/>
-        <w:rPr>
-          <w:rFonts w:ascii="Times New Roman" w:hAnsi="Times New Roman"/>
-          <w:sz w:val="24"/>
-          <w:szCs w:val="24"/>
-        </w:rPr>
-      </w:pPr>
-      <w:r>
-        <w:rPr>
-          <w:rFonts w:ascii="Times New Roman" w:hAnsi="Times New Roman"/>
-          <w:sz w:val="24"/>
-          <w:szCs w:val="24"/>
-        </w:rPr>
-        <w:t>Ані чинити лихі вчинки з людьми, що творять беззаконня,* – ні ласощів їхніх я не хочу їсти.</w:t>
-      </w:r>
-    </w:p>
-    <w:p>
-      <w:pPr>
-        <w:spacing w:after="120"/>
-        <w:jc w:val="both"/>
-        <w:rPr>
-          <w:rFonts w:ascii="Times New Roman" w:hAnsi="Times New Roman"/>
-          <w:sz w:val="24"/>
-          <w:szCs w:val="24"/>
-        </w:rPr>
-      </w:pPr>
-      <w:r>
-        <w:rPr>
-          <w:rFonts w:ascii="Times New Roman" w:hAnsi="Times New Roman"/>
-          <w:sz w:val="24"/>
-          <w:szCs w:val="24"/>
-        </w:rPr>
-        <w:t>Нехай праведник по-доброму б'є мене й виправляє,* а олія грішного нехай не намастить голови моєї.</w:t>
-      </w:r>
-    </w:p>
-    <w:p>
-      <w:pPr>
-        <w:spacing w:after="120"/>
-        <w:jc w:val="both"/>
-        <w:rPr>
-          <w:rFonts w:ascii="Times New Roman" w:hAnsi="Times New Roman"/>
-          <w:sz w:val="24"/>
-          <w:szCs w:val="24"/>
-        </w:rPr>
-      </w:pPr>
-      <w:r>
-        <w:rPr>
-          <w:rFonts w:ascii="Times New Roman" w:hAnsi="Times New Roman"/>
-          <w:sz w:val="24"/>
-          <w:szCs w:val="24"/>
-        </w:rPr>
-        <w:t>Я все-таки молитимусь,* незважаючи на їхні злі вчинки.</w:t>
-      </w:r>
-    </w:p>
-    <w:p>
-      <w:pPr>
-        <w:spacing w:after="120"/>
-        <w:jc w:val="both"/>
-        <w:rPr>
-          <w:rFonts w:ascii="Times New Roman" w:hAnsi="Times New Roman"/>
-          <w:sz w:val="24"/>
-          <w:szCs w:val="24"/>
-        </w:rPr>
-      </w:pPr>
-      <w:r>
-        <w:rPr>
-          <w:rFonts w:ascii="Times New Roman" w:hAnsi="Times New Roman"/>
-          <w:sz w:val="24"/>
-          <w:szCs w:val="24"/>
-        </w:rPr>
-        <w:t>Якщо суддів їхніх скинуть в ущелини скелі,* то почують, що слова мої любі.</w:t>
-      </w:r>
-    </w:p>
-    <w:p>
-      <w:pPr>
-        <w:spacing w:after="120"/>
-        <w:jc w:val="both"/>
-        <w:rPr>
-          <w:rFonts w:ascii="Times New Roman" w:hAnsi="Times New Roman"/>
-          <w:sz w:val="24"/>
-          <w:szCs w:val="24"/>
-        </w:rPr>
-      </w:pPr>
-      <w:r>
-        <w:rPr>
-          <w:rFonts w:ascii="Times New Roman" w:hAnsi="Times New Roman"/>
-          <w:sz w:val="24"/>
-          <w:szCs w:val="24"/>
-        </w:rPr>
-        <w:t>Немовби хтось розбив і розрив землю,* розкидано їхні кості перед адом.</w:t>
-      </w:r>
-    </w:p>
-    <w:p>
-      <w:pPr>
-        <w:spacing w:after="120"/>
-        <w:jc w:val="both"/>
-        <w:rPr>
-          <w:rFonts w:ascii="Times New Roman" w:hAnsi="Times New Roman"/>
-          <w:sz w:val="24"/>
-          <w:szCs w:val="24"/>
-        </w:rPr>
-      </w:pPr>
-      <w:r>
-        <w:rPr>
-          <w:rFonts w:ascii="Times New Roman" w:hAnsi="Times New Roman"/>
-          <w:sz w:val="24"/>
-          <w:szCs w:val="24"/>
-        </w:rPr>
-        <w:t>Бо до тебе, Господи, мій Боже, мої очі;* до тебе прибігаю, не губи душі моєї.</w:t>
-      </w:r>
-    </w:p>
-    <w:p>
-      <w:pPr>
-        <w:spacing w:after="120"/>
-        <w:jc w:val="both"/>
-        <w:rPr>
-          <w:rFonts w:ascii="Times New Roman" w:hAnsi="Times New Roman"/>
-          <w:sz w:val="24"/>
-          <w:szCs w:val="24"/>
-        </w:rPr>
-      </w:pPr>
-      <w:r>
-        <w:rPr>
-          <w:rFonts w:ascii="Times New Roman" w:hAnsi="Times New Roman"/>
-          <w:sz w:val="24"/>
-          <w:szCs w:val="24"/>
-        </w:rPr>
-        <w:t>Збережи мене від петлі, що її на</w:t>
-      </w:r>
-      <w:r>
-        <w:rPr>
-          <w:rFonts w:ascii="Times New Roman" w:hAnsi="Times New Roman"/>
-          <w:sz w:val="24"/>
-          <w:szCs w:val="24"/>
-        </w:rPr>
-        <w:t>ставили на мене,* і від сильця тих, що творять беззаконня.</w:t>
-      </w:r>
-    </w:p>
-    <w:p>
-      <w:pPr>
-        <w:spacing w:after="120"/>
-        <w:jc w:val="both"/>
-        <w:rPr>
-          <w:rFonts w:ascii="Times New Roman" w:hAnsi="Times New Roman"/>
-          <w:sz w:val="24"/>
-          <w:szCs w:val="24"/>
-        </w:rPr>
-      </w:pPr>
-      <w:r>
-        <w:rPr>
-          <w:rFonts w:ascii="Times New Roman" w:hAnsi="Times New Roman"/>
-          <w:sz w:val="24"/>
-          <w:szCs w:val="24"/>
-        </w:rPr>
-        <w:t>Нехай грішники впадуть у власні сіті всі разом,* а я пройду безпечно.</w:t>
-      </w:r>
-    </w:p>
-    <w:p>
-      <w:pPr>
-        <w:spacing w:after="120"/>
-        <w:jc w:val="center"/>
+        <w:pStyle w:val="a"/>
+        <w:spacing w:after="120"/>
+      </w:pPr>
+      <w:r>
+        <w:rPr>
+          <w:rFonts w:ascii="Times New Roman" w:hAnsi="Times New Roman"/>
+          <w:sz w:val="24"/>
+        </w:rPr>
+        <w:t>Поста́в</w:t>
+      </w:r>
+      <w:r>
+        <w:rPr>
+          <w:rFonts w:ascii="Times New Roman" w:hAnsi="Times New Roman"/>
+          <w:sz w:val="24"/>
+        </w:rPr>
+        <w:t xml:space="preserve">, </w:t>
+      </w:r>
+      <w:r>
+        <w:rPr>
+          <w:rFonts w:ascii="Times New Roman" w:hAnsi="Times New Roman"/>
+          <w:sz w:val="24"/>
+        </w:rPr>
+        <w:t>Го́споди</w:t>
+      </w:r>
+      <w:r>
+        <w:rPr>
+          <w:rFonts w:ascii="Times New Roman" w:hAnsi="Times New Roman"/>
+          <w:sz w:val="24"/>
+        </w:rPr>
+        <w:t xml:space="preserve">, </w:t>
+      </w:r>
+      <w:r>
+        <w:rPr>
+          <w:rFonts w:ascii="Times New Roman" w:hAnsi="Times New Roman"/>
+          <w:sz w:val="24"/>
+        </w:rPr>
+        <w:t>мої́м</w:t>
+      </w:r>
+      <w:r>
+        <w:rPr>
+          <w:rFonts w:ascii="Times New Roman" w:hAnsi="Times New Roman"/>
+          <w:sz w:val="24"/>
+        </w:rPr>
+        <w:t xml:space="preserve"> </w:t>
+      </w:r>
+      <w:r>
+        <w:rPr>
+          <w:rFonts w:ascii="Times New Roman" w:hAnsi="Times New Roman"/>
+          <w:sz w:val="24"/>
+        </w:rPr>
+        <w:t>уста́м</w:t>
+      </w:r>
+      <w:r>
+        <w:rPr>
+          <w:rFonts w:ascii="Times New Roman" w:hAnsi="Times New Roman"/>
+          <w:sz w:val="24"/>
+        </w:rPr>
+        <w:t xml:space="preserve"> </w:t>
+      </w:r>
+      <w:r>
+        <w:rPr>
+          <w:rFonts w:ascii="Times New Roman" w:hAnsi="Times New Roman"/>
+          <w:sz w:val="24"/>
+        </w:rPr>
+        <w:t>сторо́жу</w:t>
+      </w:r>
+      <w:r>
+        <w:rPr>
+          <w:rFonts w:ascii="Times New Roman" w:hAnsi="Times New Roman"/>
+          <w:sz w:val="24"/>
+        </w:rPr>
+        <w:t xml:space="preserve">;* до </w:t>
+      </w:r>
+      <w:r>
+        <w:rPr>
+          <w:rFonts w:ascii="Times New Roman" w:hAnsi="Times New Roman"/>
+          <w:sz w:val="24"/>
+        </w:rPr>
+        <w:t>двере́й</w:t>
+      </w:r>
+      <w:r>
+        <w:rPr>
+          <w:rFonts w:ascii="Times New Roman" w:hAnsi="Times New Roman"/>
+          <w:sz w:val="24"/>
+        </w:rPr>
+        <w:t xml:space="preserve"> губ </w:t>
+      </w:r>
+      <w:r>
+        <w:rPr>
+          <w:rFonts w:ascii="Times New Roman" w:hAnsi="Times New Roman"/>
+          <w:sz w:val="24"/>
+        </w:rPr>
+        <w:t>мої́х</w:t>
+      </w:r>
+      <w:r>
+        <w:rPr>
+          <w:rFonts w:ascii="Times New Roman" w:hAnsi="Times New Roman"/>
+          <w:sz w:val="24"/>
+        </w:rPr>
+        <w:t xml:space="preserve"> − </w:t>
+      </w:r>
+      <w:r>
+        <w:rPr>
+          <w:rFonts w:ascii="Times New Roman" w:hAnsi="Times New Roman"/>
+          <w:sz w:val="24"/>
+        </w:rPr>
+        <w:t>ва́рту</w:t>
+      </w:r>
+      <w:r>
+        <w:rPr>
+          <w:rFonts w:ascii="Times New Roman" w:hAnsi="Times New Roman"/>
+          <w:sz w:val="24"/>
+        </w:rPr>
+        <w:t>!</w:t>
+      </w:r>
+    </w:p>
+    <w:p>
+      <w:pPr>
+        <w:pStyle w:val="a"/>
+        <w:spacing w:after="120"/>
+      </w:pPr>
+      <w:r>
+        <w:rPr>
+          <w:rFonts w:ascii="Times New Roman" w:hAnsi="Times New Roman"/>
+          <w:sz w:val="24"/>
+        </w:rPr>
+        <w:t xml:space="preserve">Не дай </w:t>
+      </w:r>
+      <w:r>
+        <w:rPr>
+          <w:rFonts w:ascii="Times New Roman" w:hAnsi="Times New Roman"/>
+          <w:sz w:val="24"/>
+        </w:rPr>
+        <w:t>схили́тися</w:t>
+      </w:r>
+      <w:r>
+        <w:rPr>
+          <w:rFonts w:ascii="Times New Roman" w:hAnsi="Times New Roman"/>
+          <w:sz w:val="24"/>
+        </w:rPr>
+        <w:t xml:space="preserve"> </w:t>
+      </w:r>
+      <w:r>
+        <w:rPr>
+          <w:rFonts w:ascii="Times New Roman" w:hAnsi="Times New Roman"/>
+          <w:sz w:val="24"/>
+        </w:rPr>
+        <w:t>се́рцеві</w:t>
+      </w:r>
+      <w:r>
+        <w:rPr>
+          <w:rFonts w:ascii="Times New Roman" w:hAnsi="Times New Roman"/>
+          <w:sz w:val="24"/>
+        </w:rPr>
+        <w:t xml:space="preserve"> </w:t>
+      </w:r>
+      <w:r>
+        <w:rPr>
+          <w:rFonts w:ascii="Times New Roman" w:hAnsi="Times New Roman"/>
+          <w:sz w:val="24"/>
+        </w:rPr>
+        <w:t>моє́му</w:t>
+      </w:r>
+      <w:r>
+        <w:rPr>
+          <w:rFonts w:ascii="Times New Roman" w:hAnsi="Times New Roman"/>
+          <w:sz w:val="24"/>
+        </w:rPr>
+        <w:t xml:space="preserve">* до </w:t>
+      </w:r>
+      <w:r>
+        <w:rPr>
+          <w:rFonts w:ascii="Times New Roman" w:hAnsi="Times New Roman"/>
+          <w:sz w:val="24"/>
+        </w:rPr>
+        <w:t>чо́гось</w:t>
+      </w:r>
+      <w:r>
+        <w:rPr>
+          <w:rFonts w:ascii="Times New Roman" w:hAnsi="Times New Roman"/>
+          <w:sz w:val="24"/>
+        </w:rPr>
+        <w:t xml:space="preserve"> </w:t>
+      </w:r>
+      <w:r>
+        <w:rPr>
+          <w:rFonts w:ascii="Times New Roman" w:hAnsi="Times New Roman"/>
+          <w:sz w:val="24"/>
+        </w:rPr>
+        <w:t>зло́го</w:t>
+      </w:r>
+      <w:r>
+        <w:rPr>
+          <w:rFonts w:ascii="Times New Roman" w:hAnsi="Times New Roman"/>
+          <w:sz w:val="24"/>
+        </w:rPr>
+        <w:t>.</w:t>
+      </w:r>
+    </w:p>
+    <w:p>
+      <w:pPr>
+        <w:pStyle w:val="a"/>
+        <w:spacing w:after="120"/>
+      </w:pPr>
+      <w:r>
+        <w:rPr>
+          <w:rFonts w:ascii="Times New Roman" w:hAnsi="Times New Roman"/>
+          <w:sz w:val="24"/>
+        </w:rPr>
+        <w:t xml:space="preserve">Ані </w:t>
+      </w:r>
+      <w:r>
+        <w:rPr>
+          <w:rFonts w:ascii="Times New Roman" w:hAnsi="Times New Roman"/>
+          <w:sz w:val="24"/>
+        </w:rPr>
+        <w:t>чини́ти</w:t>
+      </w:r>
+      <w:r>
+        <w:rPr>
+          <w:rFonts w:ascii="Times New Roman" w:hAnsi="Times New Roman"/>
+          <w:sz w:val="24"/>
+        </w:rPr>
+        <w:t xml:space="preserve"> лихі́ </w:t>
+      </w:r>
+      <w:r>
+        <w:rPr>
+          <w:rFonts w:ascii="Times New Roman" w:hAnsi="Times New Roman"/>
+          <w:sz w:val="24"/>
+        </w:rPr>
+        <w:t>вчи́нки</w:t>
+      </w:r>
+      <w:r>
+        <w:rPr>
+          <w:rFonts w:ascii="Times New Roman" w:hAnsi="Times New Roman"/>
+          <w:sz w:val="24"/>
+        </w:rPr>
+        <w:t xml:space="preserve"> з людьми́, що </w:t>
+      </w:r>
+      <w:r>
+        <w:rPr>
+          <w:rFonts w:ascii="Times New Roman" w:hAnsi="Times New Roman"/>
+          <w:sz w:val="24"/>
+        </w:rPr>
+        <w:t>тво́рять</w:t>
+      </w:r>
+      <w:r>
+        <w:rPr>
+          <w:rFonts w:ascii="Times New Roman" w:hAnsi="Times New Roman"/>
+          <w:sz w:val="24"/>
+        </w:rPr>
+        <w:t xml:space="preserve"> </w:t>
+      </w:r>
+      <w:r>
+        <w:rPr>
+          <w:rFonts w:ascii="Times New Roman" w:hAnsi="Times New Roman"/>
+          <w:sz w:val="24"/>
+        </w:rPr>
+        <w:t>беззако́ння</w:t>
+      </w:r>
+      <w:r>
+        <w:rPr>
+          <w:rFonts w:ascii="Times New Roman" w:hAnsi="Times New Roman"/>
+          <w:sz w:val="24"/>
+        </w:rPr>
+        <w:t xml:space="preserve">,* – ні </w:t>
+      </w:r>
+      <w:r>
+        <w:rPr>
+          <w:rFonts w:ascii="Times New Roman" w:hAnsi="Times New Roman"/>
+          <w:sz w:val="24"/>
+        </w:rPr>
+        <w:t>ла́сощів</w:t>
+      </w:r>
+      <w:r>
+        <w:rPr>
+          <w:rFonts w:ascii="Times New Roman" w:hAnsi="Times New Roman"/>
+          <w:sz w:val="24"/>
+        </w:rPr>
+        <w:t xml:space="preserve"> </w:t>
+      </w:r>
+      <w:r>
+        <w:rPr>
+          <w:rFonts w:ascii="Times New Roman" w:hAnsi="Times New Roman"/>
+          <w:sz w:val="24"/>
+        </w:rPr>
+        <w:t>ї́хніх</w:t>
+      </w:r>
+      <w:r>
+        <w:rPr>
+          <w:rFonts w:ascii="Times New Roman" w:hAnsi="Times New Roman"/>
+          <w:sz w:val="24"/>
+        </w:rPr>
+        <w:t xml:space="preserve"> я не </w:t>
+      </w:r>
+      <w:r>
+        <w:rPr>
+          <w:rFonts w:ascii="Times New Roman" w:hAnsi="Times New Roman"/>
+          <w:sz w:val="24"/>
+        </w:rPr>
+        <w:t>хо́чу</w:t>
+      </w:r>
+      <w:r>
+        <w:rPr>
+          <w:rFonts w:ascii="Times New Roman" w:hAnsi="Times New Roman"/>
+          <w:sz w:val="24"/>
+        </w:rPr>
+        <w:t xml:space="preserve"> </w:t>
+      </w:r>
+      <w:r>
+        <w:rPr>
+          <w:rFonts w:ascii="Times New Roman" w:hAnsi="Times New Roman"/>
+          <w:sz w:val="24"/>
+        </w:rPr>
+        <w:t>ї́сти</w:t>
+      </w:r>
+      <w:r>
+        <w:rPr>
+          <w:rFonts w:ascii="Times New Roman" w:hAnsi="Times New Roman"/>
+          <w:sz w:val="24"/>
+        </w:rPr>
+        <w:t>.</w:t>
+      </w:r>
+    </w:p>
+    <w:p>
+      <w:pPr>
+        <w:pStyle w:val="a"/>
+        <w:spacing w:after="120"/>
+      </w:pPr>
+      <w:r>
+        <w:rPr>
+          <w:rFonts w:ascii="Times New Roman" w:hAnsi="Times New Roman"/>
+          <w:sz w:val="24"/>
+        </w:rPr>
+        <w:t>Неха́й</w:t>
+      </w:r>
+      <w:r>
+        <w:rPr>
+          <w:rFonts w:ascii="Times New Roman" w:hAnsi="Times New Roman"/>
+          <w:sz w:val="24"/>
+        </w:rPr>
+        <w:t xml:space="preserve"> </w:t>
+      </w:r>
+      <w:r>
+        <w:rPr>
+          <w:rFonts w:ascii="Times New Roman" w:hAnsi="Times New Roman"/>
+          <w:sz w:val="24"/>
+        </w:rPr>
+        <w:t>пра́ведник</w:t>
+      </w:r>
+      <w:r>
+        <w:rPr>
+          <w:rFonts w:ascii="Times New Roman" w:hAnsi="Times New Roman"/>
+          <w:sz w:val="24"/>
+        </w:rPr>
+        <w:t xml:space="preserve"> </w:t>
+      </w:r>
+      <w:r>
+        <w:rPr>
+          <w:rFonts w:ascii="Times New Roman" w:hAnsi="Times New Roman"/>
+          <w:sz w:val="24"/>
+        </w:rPr>
+        <w:t>по-до́брому</w:t>
+      </w:r>
+      <w:r>
+        <w:rPr>
+          <w:rFonts w:ascii="Times New Roman" w:hAnsi="Times New Roman"/>
+          <w:sz w:val="24"/>
+        </w:rPr>
+        <w:t xml:space="preserve"> б’є мене́ й </w:t>
+      </w:r>
+      <w:r>
+        <w:rPr>
+          <w:rFonts w:ascii="Times New Roman" w:hAnsi="Times New Roman"/>
+          <w:sz w:val="24"/>
+        </w:rPr>
+        <w:t>виправля́є</w:t>
+      </w:r>
+      <w:r>
+        <w:rPr>
+          <w:rFonts w:ascii="Times New Roman" w:hAnsi="Times New Roman"/>
+          <w:sz w:val="24"/>
+        </w:rPr>
+        <w:t xml:space="preserve">,* а </w:t>
+      </w:r>
+      <w:r>
+        <w:rPr>
+          <w:rFonts w:ascii="Times New Roman" w:hAnsi="Times New Roman"/>
+          <w:sz w:val="24"/>
+        </w:rPr>
+        <w:t>олі́я</w:t>
+      </w:r>
+      <w:r>
+        <w:rPr>
+          <w:rFonts w:ascii="Times New Roman" w:hAnsi="Times New Roman"/>
+          <w:sz w:val="24"/>
+        </w:rPr>
+        <w:t xml:space="preserve"> </w:t>
+      </w:r>
+      <w:r>
+        <w:rPr>
+          <w:rFonts w:ascii="Times New Roman" w:hAnsi="Times New Roman"/>
+          <w:sz w:val="24"/>
+        </w:rPr>
+        <w:t>грі́шного</w:t>
+      </w:r>
+      <w:r>
+        <w:rPr>
+          <w:rFonts w:ascii="Times New Roman" w:hAnsi="Times New Roman"/>
+          <w:sz w:val="24"/>
+        </w:rPr>
+        <w:t xml:space="preserve"> </w:t>
+      </w:r>
+      <w:r>
+        <w:rPr>
+          <w:rFonts w:ascii="Times New Roman" w:hAnsi="Times New Roman"/>
+          <w:sz w:val="24"/>
+        </w:rPr>
+        <w:t>неха́й</w:t>
+      </w:r>
+      <w:r>
+        <w:rPr>
+          <w:rFonts w:ascii="Times New Roman" w:hAnsi="Times New Roman"/>
+          <w:sz w:val="24"/>
+        </w:rPr>
+        <w:t xml:space="preserve"> не </w:t>
+      </w:r>
+      <w:r>
+        <w:rPr>
+          <w:rFonts w:ascii="Times New Roman" w:hAnsi="Times New Roman"/>
+          <w:sz w:val="24"/>
+        </w:rPr>
+        <w:t>нама́стить</w:t>
+      </w:r>
+      <w:r>
+        <w:rPr>
+          <w:rFonts w:ascii="Times New Roman" w:hAnsi="Times New Roman"/>
+          <w:sz w:val="24"/>
+        </w:rPr>
+        <w:t xml:space="preserve"> голови́ </w:t>
+      </w:r>
+      <w:r>
+        <w:rPr>
+          <w:rFonts w:ascii="Times New Roman" w:hAnsi="Times New Roman"/>
+          <w:sz w:val="24"/>
+        </w:rPr>
+        <w:t>моє́ї</w:t>
+      </w:r>
+      <w:r>
+        <w:rPr>
+          <w:rFonts w:ascii="Times New Roman" w:hAnsi="Times New Roman"/>
+          <w:sz w:val="24"/>
+        </w:rPr>
+        <w:t>.</w:t>
+      </w:r>
+    </w:p>
+    <w:p>
+      <w:pPr>
+        <w:pStyle w:val="a"/>
+        <w:spacing w:after="120"/>
+      </w:pPr>
+      <w:r>
+        <w:rPr>
+          <w:rFonts w:ascii="Times New Roman" w:hAnsi="Times New Roman"/>
+          <w:sz w:val="24"/>
+        </w:rPr>
+        <w:t xml:space="preserve">Я все-таки́ </w:t>
+      </w:r>
+      <w:r>
+        <w:rPr>
+          <w:rFonts w:ascii="Times New Roman" w:hAnsi="Times New Roman"/>
+          <w:sz w:val="24"/>
+        </w:rPr>
+        <w:t>моли́тимусь</w:t>
+      </w:r>
+      <w:r>
+        <w:rPr>
+          <w:rFonts w:ascii="Times New Roman" w:hAnsi="Times New Roman"/>
+          <w:sz w:val="24"/>
+        </w:rPr>
+        <w:t xml:space="preserve">,* </w:t>
+      </w:r>
+      <w:r>
+        <w:rPr>
+          <w:rFonts w:ascii="Times New Roman" w:hAnsi="Times New Roman"/>
+          <w:sz w:val="24"/>
+        </w:rPr>
+        <w:t>незважа́ючи</w:t>
+      </w:r>
+      <w:r>
+        <w:rPr>
+          <w:rFonts w:ascii="Times New Roman" w:hAnsi="Times New Roman"/>
+          <w:sz w:val="24"/>
+        </w:rPr>
+        <w:t xml:space="preserve"> на </w:t>
+      </w:r>
+      <w:r>
+        <w:rPr>
+          <w:rFonts w:ascii="Times New Roman" w:hAnsi="Times New Roman"/>
+          <w:sz w:val="24"/>
+        </w:rPr>
+        <w:t>ї́хні</w:t>
+      </w:r>
+      <w:r>
+        <w:rPr>
+          <w:rFonts w:ascii="Times New Roman" w:hAnsi="Times New Roman"/>
+          <w:sz w:val="24"/>
+        </w:rPr>
+        <w:t xml:space="preserve"> злі </w:t>
+      </w:r>
+      <w:r>
+        <w:rPr>
+          <w:rFonts w:ascii="Times New Roman" w:hAnsi="Times New Roman"/>
+          <w:sz w:val="24"/>
+        </w:rPr>
+        <w:t>вчи́нки</w:t>
+      </w:r>
+      <w:r>
+        <w:rPr>
+          <w:rFonts w:ascii="Times New Roman" w:hAnsi="Times New Roman"/>
+          <w:sz w:val="24"/>
+        </w:rPr>
+        <w:t>.</w:t>
+      </w:r>
+    </w:p>
+    <w:p>
+      <w:pPr>
+        <w:pStyle w:val="a"/>
+        <w:spacing w:after="120"/>
+      </w:pPr>
+      <w:r>
+        <w:rPr>
+          <w:rFonts w:ascii="Times New Roman" w:hAnsi="Times New Roman"/>
+          <w:sz w:val="24"/>
+        </w:rPr>
+        <w:t xml:space="preserve">Якщо́ </w:t>
+      </w:r>
+      <w:r>
+        <w:rPr>
+          <w:rFonts w:ascii="Times New Roman" w:hAnsi="Times New Roman"/>
+          <w:sz w:val="24"/>
+        </w:rPr>
+        <w:t>су́ддів</w:t>
+      </w:r>
+      <w:r>
+        <w:rPr>
+          <w:rFonts w:ascii="Times New Roman" w:hAnsi="Times New Roman"/>
+          <w:sz w:val="24"/>
+        </w:rPr>
+        <w:t xml:space="preserve"> </w:t>
+      </w:r>
+      <w:r>
+        <w:rPr>
+          <w:rFonts w:ascii="Times New Roman" w:hAnsi="Times New Roman"/>
+          <w:sz w:val="24"/>
+        </w:rPr>
+        <w:t>ї́хніх</w:t>
+      </w:r>
+      <w:r>
+        <w:rPr>
+          <w:rFonts w:ascii="Times New Roman" w:hAnsi="Times New Roman"/>
+          <w:sz w:val="24"/>
+        </w:rPr>
+        <w:t xml:space="preserve"> </w:t>
+      </w:r>
+      <w:r>
+        <w:rPr>
+          <w:rFonts w:ascii="Times New Roman" w:hAnsi="Times New Roman"/>
+          <w:sz w:val="24"/>
+        </w:rPr>
+        <w:t>ски́нуть</w:t>
+      </w:r>
+      <w:r>
+        <w:rPr>
+          <w:rFonts w:ascii="Times New Roman" w:hAnsi="Times New Roman"/>
+          <w:sz w:val="24"/>
+        </w:rPr>
+        <w:t xml:space="preserve"> в </w:t>
+      </w:r>
+      <w:r>
+        <w:rPr>
+          <w:rFonts w:ascii="Times New Roman" w:hAnsi="Times New Roman"/>
+          <w:sz w:val="24"/>
+        </w:rPr>
+        <w:t>уще́лини</w:t>
+      </w:r>
+      <w:r>
+        <w:rPr>
+          <w:rFonts w:ascii="Times New Roman" w:hAnsi="Times New Roman"/>
+          <w:sz w:val="24"/>
+        </w:rPr>
+        <w:t xml:space="preserve"> </w:t>
+      </w:r>
+      <w:r>
+        <w:rPr>
+          <w:rFonts w:ascii="Times New Roman" w:hAnsi="Times New Roman"/>
+          <w:sz w:val="24"/>
+        </w:rPr>
+        <w:t>ске́лі</w:t>
+      </w:r>
+      <w:r>
+        <w:rPr>
+          <w:rFonts w:ascii="Times New Roman" w:hAnsi="Times New Roman"/>
+          <w:sz w:val="24"/>
+        </w:rPr>
+        <w:t xml:space="preserve">,* то </w:t>
+      </w:r>
+      <w:r>
+        <w:rPr>
+          <w:rFonts w:ascii="Times New Roman" w:hAnsi="Times New Roman"/>
+          <w:sz w:val="24"/>
+        </w:rPr>
+        <w:t>почу́ють</w:t>
+      </w:r>
+      <w:r>
+        <w:rPr>
+          <w:rFonts w:ascii="Times New Roman" w:hAnsi="Times New Roman"/>
+          <w:sz w:val="24"/>
+        </w:rPr>
+        <w:t xml:space="preserve">, що слова́ мої́ </w:t>
+      </w:r>
+      <w:r>
+        <w:rPr>
+          <w:rFonts w:ascii="Times New Roman" w:hAnsi="Times New Roman"/>
+          <w:sz w:val="24"/>
+        </w:rPr>
+        <w:t>лю́бі</w:t>
+      </w:r>
+      <w:r>
+        <w:rPr>
+          <w:rFonts w:ascii="Times New Roman" w:hAnsi="Times New Roman"/>
+          <w:sz w:val="24"/>
+        </w:rPr>
+        <w:t>.</w:t>
+      </w:r>
+    </w:p>
+    <w:p>
+      <w:pPr>
+        <w:pStyle w:val="a"/>
+        <w:spacing w:after="120"/>
+      </w:pPr>
+      <w:r>
+        <w:rPr>
+          <w:rFonts w:ascii="Times New Roman" w:hAnsi="Times New Roman"/>
+          <w:sz w:val="24"/>
+        </w:rPr>
+        <w:t>Немо́вби</w:t>
+      </w:r>
+      <w:r>
+        <w:rPr>
+          <w:rFonts w:ascii="Times New Roman" w:hAnsi="Times New Roman"/>
+          <w:sz w:val="24"/>
+        </w:rPr>
+        <w:t xml:space="preserve"> хтось </w:t>
+      </w:r>
+      <w:r>
+        <w:rPr>
+          <w:rFonts w:ascii="Times New Roman" w:hAnsi="Times New Roman"/>
+          <w:sz w:val="24"/>
+        </w:rPr>
+        <w:t>розби́в</w:t>
+      </w:r>
+      <w:r>
+        <w:rPr>
+          <w:rFonts w:ascii="Times New Roman" w:hAnsi="Times New Roman"/>
+          <w:sz w:val="24"/>
+        </w:rPr>
+        <w:t xml:space="preserve"> і </w:t>
+      </w:r>
+      <w:r>
+        <w:rPr>
+          <w:rFonts w:ascii="Times New Roman" w:hAnsi="Times New Roman"/>
+          <w:sz w:val="24"/>
+        </w:rPr>
+        <w:t>розри́в</w:t>
+      </w:r>
+      <w:r>
+        <w:rPr>
+          <w:rFonts w:ascii="Times New Roman" w:hAnsi="Times New Roman"/>
+          <w:sz w:val="24"/>
+        </w:rPr>
+        <w:t xml:space="preserve"> </w:t>
+      </w:r>
+      <w:r>
+        <w:rPr>
+          <w:rFonts w:ascii="Times New Roman" w:hAnsi="Times New Roman"/>
+          <w:sz w:val="24"/>
+        </w:rPr>
+        <w:t>зе́млю</w:t>
+      </w:r>
+      <w:r>
+        <w:rPr>
+          <w:rFonts w:ascii="Times New Roman" w:hAnsi="Times New Roman"/>
+          <w:sz w:val="24"/>
+        </w:rPr>
+        <w:t xml:space="preserve">,* </w:t>
+      </w:r>
+      <w:r>
+        <w:rPr>
+          <w:rFonts w:ascii="Times New Roman" w:hAnsi="Times New Roman"/>
+          <w:sz w:val="24"/>
+        </w:rPr>
+        <w:t>розки́дано</w:t>
+      </w:r>
+      <w:r>
+        <w:rPr>
+          <w:rFonts w:ascii="Times New Roman" w:hAnsi="Times New Roman"/>
+          <w:sz w:val="24"/>
+        </w:rPr>
+        <w:t xml:space="preserve"> </w:t>
+      </w:r>
+      <w:r>
+        <w:rPr>
+          <w:rFonts w:ascii="Times New Roman" w:hAnsi="Times New Roman"/>
+          <w:sz w:val="24"/>
+        </w:rPr>
+        <w:t>ї́хні</w:t>
+      </w:r>
+      <w:r>
+        <w:rPr>
+          <w:rFonts w:ascii="Times New Roman" w:hAnsi="Times New Roman"/>
+          <w:sz w:val="24"/>
+        </w:rPr>
+        <w:t xml:space="preserve"> </w:t>
+      </w:r>
+      <w:r>
+        <w:rPr>
+          <w:rFonts w:ascii="Times New Roman" w:hAnsi="Times New Roman"/>
+          <w:sz w:val="24"/>
+        </w:rPr>
+        <w:t>ко́сті</w:t>
+      </w:r>
+      <w:r>
+        <w:rPr>
+          <w:rFonts w:ascii="Times New Roman" w:hAnsi="Times New Roman"/>
+          <w:sz w:val="24"/>
+        </w:rPr>
+        <w:t xml:space="preserve"> </w:t>
+      </w:r>
+      <w:r>
+        <w:rPr>
+          <w:rFonts w:ascii="Times New Roman" w:hAnsi="Times New Roman"/>
+          <w:sz w:val="24"/>
+        </w:rPr>
+        <w:t>пе́ред</w:t>
+      </w:r>
+      <w:r>
+        <w:rPr>
+          <w:rFonts w:ascii="Times New Roman" w:hAnsi="Times New Roman"/>
+          <w:sz w:val="24"/>
+        </w:rPr>
+        <w:t xml:space="preserve"> </w:t>
+      </w:r>
+      <w:r>
+        <w:rPr>
+          <w:rFonts w:ascii="Times New Roman" w:hAnsi="Times New Roman"/>
+          <w:sz w:val="24"/>
+        </w:rPr>
+        <w:t>а́дом</w:t>
+      </w:r>
+      <w:r>
+        <w:rPr>
+          <w:rFonts w:ascii="Times New Roman" w:hAnsi="Times New Roman"/>
+          <w:sz w:val="24"/>
+        </w:rPr>
+        <w:t>.</w:t>
+      </w:r>
+    </w:p>
+    <w:p>
+      <w:pPr>
+        <w:pStyle w:val="a"/>
+        <w:spacing w:after="120"/>
+      </w:pPr>
+      <w:r>
+        <w:rPr>
+          <w:rFonts w:ascii="Times New Roman" w:hAnsi="Times New Roman"/>
+          <w:sz w:val="24"/>
+        </w:rPr>
+        <w:t xml:space="preserve">Бо до </w:t>
+      </w:r>
+      <w:r>
+        <w:rPr>
+          <w:rFonts w:ascii="Times New Roman" w:hAnsi="Times New Roman"/>
+          <w:sz w:val="24"/>
+        </w:rPr>
+        <w:t>Те́бе</w:t>
+      </w:r>
+      <w:r>
+        <w:rPr>
+          <w:rFonts w:ascii="Times New Roman" w:hAnsi="Times New Roman"/>
+          <w:sz w:val="24"/>
+        </w:rPr>
+        <w:t xml:space="preserve">, </w:t>
+      </w:r>
+      <w:r>
+        <w:rPr>
+          <w:rFonts w:ascii="Times New Roman" w:hAnsi="Times New Roman"/>
+          <w:sz w:val="24"/>
+        </w:rPr>
+        <w:t>Го́споди</w:t>
+      </w:r>
+      <w:r>
+        <w:rPr>
+          <w:rFonts w:ascii="Times New Roman" w:hAnsi="Times New Roman"/>
+          <w:sz w:val="24"/>
+        </w:rPr>
+        <w:t xml:space="preserve">, мій </w:t>
+      </w:r>
+      <w:r>
+        <w:rPr>
+          <w:rFonts w:ascii="Times New Roman" w:hAnsi="Times New Roman"/>
+          <w:sz w:val="24"/>
+        </w:rPr>
+        <w:t>Бо́же</w:t>
+      </w:r>
+      <w:r>
+        <w:rPr>
+          <w:rFonts w:ascii="Times New Roman" w:hAnsi="Times New Roman"/>
+          <w:sz w:val="24"/>
+        </w:rPr>
+        <w:t xml:space="preserve">, мої́ </w:t>
+      </w:r>
+      <w:r>
+        <w:rPr>
+          <w:rFonts w:ascii="Times New Roman" w:hAnsi="Times New Roman"/>
+          <w:sz w:val="24"/>
+        </w:rPr>
+        <w:t>о́чі</w:t>
+      </w:r>
+      <w:r>
+        <w:rPr>
+          <w:rFonts w:ascii="Times New Roman" w:hAnsi="Times New Roman"/>
+          <w:sz w:val="24"/>
+        </w:rPr>
+        <w:t xml:space="preserve">;* до </w:t>
+      </w:r>
+      <w:r>
+        <w:rPr>
+          <w:rFonts w:ascii="Times New Roman" w:hAnsi="Times New Roman"/>
+          <w:sz w:val="24"/>
+        </w:rPr>
+        <w:t>Те́бе</w:t>
+      </w:r>
+      <w:r>
+        <w:rPr>
+          <w:rFonts w:ascii="Times New Roman" w:hAnsi="Times New Roman"/>
+          <w:sz w:val="24"/>
+        </w:rPr>
+        <w:t xml:space="preserve"> </w:t>
+      </w:r>
+      <w:r>
+        <w:rPr>
+          <w:rFonts w:ascii="Times New Roman" w:hAnsi="Times New Roman"/>
+          <w:sz w:val="24"/>
+        </w:rPr>
+        <w:t>прибіга́ю</w:t>
+      </w:r>
+      <w:r>
+        <w:rPr>
+          <w:rFonts w:ascii="Times New Roman" w:hAnsi="Times New Roman"/>
+          <w:sz w:val="24"/>
+        </w:rPr>
+        <w:t xml:space="preserve">, не губи́ душі́ </w:t>
+      </w:r>
+      <w:r>
+        <w:rPr>
+          <w:rFonts w:ascii="Times New Roman" w:hAnsi="Times New Roman"/>
+          <w:sz w:val="24"/>
+        </w:rPr>
+        <w:t>моє́ї</w:t>
+      </w:r>
+      <w:r>
+        <w:rPr>
+          <w:rFonts w:ascii="Times New Roman" w:hAnsi="Times New Roman"/>
+          <w:sz w:val="24"/>
+        </w:rPr>
+        <w:t>.</w:t>
+      </w:r>
+    </w:p>
+    <w:p>
+      <w:pPr>
+        <w:pStyle w:val="a"/>
+        <w:spacing w:after="120"/>
+      </w:pPr>
+      <w:r>
+        <w:rPr>
+          <w:rFonts w:ascii="Times New Roman" w:hAnsi="Times New Roman"/>
+          <w:sz w:val="24"/>
+        </w:rPr>
+        <w:t xml:space="preserve">Збережи́ мене́ від </w:t>
+      </w:r>
+      <w:r>
+        <w:rPr>
+          <w:rFonts w:ascii="Times New Roman" w:hAnsi="Times New Roman"/>
+          <w:sz w:val="24"/>
+        </w:rPr>
+        <w:t>пе́тлі</w:t>
+      </w:r>
+      <w:r>
+        <w:rPr>
+          <w:rFonts w:ascii="Times New Roman" w:hAnsi="Times New Roman"/>
+          <w:sz w:val="24"/>
+        </w:rPr>
+        <w:t xml:space="preserve">, що її́ </w:t>
+      </w:r>
+      <w:r>
+        <w:rPr>
+          <w:rFonts w:ascii="Times New Roman" w:hAnsi="Times New Roman"/>
+          <w:sz w:val="24"/>
+        </w:rPr>
+        <w:t>наста́вили</w:t>
+      </w:r>
+      <w:r>
+        <w:rPr>
+          <w:rFonts w:ascii="Times New Roman" w:hAnsi="Times New Roman"/>
+          <w:sz w:val="24"/>
+        </w:rPr>
+        <w:t xml:space="preserve"> на </w:t>
+      </w:r>
+      <w:r>
+        <w:rPr>
+          <w:rFonts w:ascii="Times New Roman" w:hAnsi="Times New Roman"/>
+          <w:sz w:val="24"/>
+        </w:rPr>
+        <w:t>ме́не</w:t>
+      </w:r>
+      <w:r>
+        <w:rPr>
+          <w:rFonts w:ascii="Times New Roman" w:hAnsi="Times New Roman"/>
+          <w:sz w:val="24"/>
+        </w:rPr>
+        <w:t xml:space="preserve">,* і від сильця́ тих, що </w:t>
+      </w:r>
+      <w:r>
+        <w:rPr>
+          <w:rFonts w:ascii="Times New Roman" w:hAnsi="Times New Roman"/>
+          <w:sz w:val="24"/>
+        </w:rPr>
+        <w:t>тво́рять</w:t>
+      </w:r>
+      <w:r>
+        <w:rPr>
+          <w:rFonts w:ascii="Times New Roman" w:hAnsi="Times New Roman"/>
+          <w:sz w:val="24"/>
+        </w:rPr>
+        <w:t xml:space="preserve"> </w:t>
+      </w:r>
+      <w:r>
+        <w:rPr>
+          <w:rFonts w:ascii="Times New Roman" w:hAnsi="Times New Roman"/>
+          <w:sz w:val="24"/>
+        </w:rPr>
+        <w:t>беззако́ння</w:t>
+      </w:r>
+      <w:r>
+        <w:rPr>
+          <w:rFonts w:ascii="Times New Roman" w:hAnsi="Times New Roman"/>
+          <w:sz w:val="24"/>
+        </w:rPr>
+        <w:t>.</w:t>
+      </w:r>
+    </w:p>
+    <w:p>
+      <w:pPr>
+        <w:pStyle w:val="a"/>
+        <w:spacing w:after="120"/>
+      </w:pPr>
+      <w:r>
+        <w:rPr>
+          <w:rFonts w:ascii="Times New Roman" w:hAnsi="Times New Roman"/>
+          <w:sz w:val="24"/>
+        </w:rPr>
+        <w:t>Неха́й</w:t>
+      </w:r>
+      <w:r>
+        <w:rPr>
+          <w:rFonts w:ascii="Times New Roman" w:hAnsi="Times New Roman"/>
+          <w:sz w:val="24"/>
+        </w:rPr>
+        <w:t xml:space="preserve"> </w:t>
+      </w:r>
+      <w:r>
+        <w:rPr>
+          <w:rFonts w:ascii="Times New Roman" w:hAnsi="Times New Roman"/>
+          <w:sz w:val="24"/>
+        </w:rPr>
+        <w:t>грі́шники</w:t>
+      </w:r>
+      <w:r>
+        <w:rPr>
+          <w:rFonts w:ascii="Times New Roman" w:hAnsi="Times New Roman"/>
+          <w:sz w:val="24"/>
+        </w:rPr>
+        <w:t xml:space="preserve"> </w:t>
+      </w:r>
+      <w:r>
+        <w:rPr>
+          <w:rFonts w:ascii="Times New Roman" w:hAnsi="Times New Roman"/>
+          <w:sz w:val="24"/>
+        </w:rPr>
+        <w:t>впаду́ть</w:t>
+      </w:r>
+      <w:r>
+        <w:rPr>
+          <w:rFonts w:ascii="Times New Roman" w:hAnsi="Times New Roman"/>
+          <w:sz w:val="24"/>
+        </w:rPr>
+        <w:t xml:space="preserve"> у </w:t>
+      </w:r>
+      <w:r>
+        <w:rPr>
+          <w:rFonts w:ascii="Times New Roman" w:hAnsi="Times New Roman"/>
+          <w:sz w:val="24"/>
+        </w:rPr>
+        <w:t>вла́сні</w:t>
+      </w:r>
+      <w:r>
+        <w:rPr>
+          <w:rFonts w:ascii="Times New Roman" w:hAnsi="Times New Roman"/>
+          <w:sz w:val="24"/>
+        </w:rPr>
+        <w:t xml:space="preserve"> </w:t>
+      </w:r>
+      <w:r>
+        <w:rPr>
+          <w:rFonts w:ascii="Times New Roman" w:hAnsi="Times New Roman"/>
+          <w:sz w:val="24"/>
+        </w:rPr>
+        <w:t>сі́ті</w:t>
+      </w:r>
+      <w:r>
+        <w:rPr>
+          <w:rFonts w:ascii="Times New Roman" w:hAnsi="Times New Roman"/>
+          <w:sz w:val="24"/>
+        </w:rPr>
+        <w:t xml:space="preserve"> всі </w:t>
+      </w:r>
+      <w:r>
+        <w:rPr>
+          <w:rFonts w:ascii="Times New Roman" w:hAnsi="Times New Roman"/>
+          <w:sz w:val="24"/>
+        </w:rPr>
+        <w:t>ра́зом</w:t>
+      </w:r>
+      <w:r>
+        <w:rPr>
+          <w:rFonts w:ascii="Times New Roman" w:hAnsi="Times New Roman"/>
+          <w:sz w:val="24"/>
+        </w:rPr>
+        <w:t xml:space="preserve">,* а я пройду́ </w:t>
+      </w:r>
+      <w:r>
+        <w:rPr>
+          <w:rFonts w:ascii="Times New Roman" w:hAnsi="Times New Roman"/>
+          <w:sz w:val="24"/>
+        </w:rPr>
+        <w:t>безпе́чно</w:t>
+      </w:r>
+      <w:r>
+        <w:rPr>
+          <w:rFonts w:ascii="Times New Roman" w:hAnsi="Times New Roman"/>
+          <w:sz w:val="24"/>
+        </w:rPr>
+        <w:t>.</w:t>
+      </w:r>
+    </w:p>
+    <w:p>
+      <w:pPr>
+        <w:pStyle w:val="a"/>
+        <w:spacing w:after="120"/>
+      </w:pPr>
+      <w:r>
         <w:rPr>
           <w:rFonts w:ascii="Times New Roman" w:hAnsi="Times New Roman"/>
           <w:b/>
           <w:i/>
           <w:color w:val="FF0000"/>
           <w:sz w:val="24"/>
-          <w:szCs w:val="24"/>
-        </w:rPr>
-      </w:pPr>
-      <w:r>
-        <w:rPr>
-          <w:rFonts w:ascii="Times New Roman" w:hAnsi="Times New Roman"/>
-          <w:b/>
-          <w:i/>
-          <w:color w:val="FF0000"/>
-          <w:sz w:val="24"/>
-          <w:szCs w:val="24"/>
         </w:rPr>
         <w:t>Псалом 141</w:t>
       </w:r>
     </w:p>
     <w:p>
       <w:pPr>
-        <w:spacing w:after="120"/>
-        <w:jc w:val="both"/>
-        <w:rPr>
-          <w:rFonts w:ascii="Times New Roman" w:hAnsi="Times New Roman"/>
-          <w:sz w:val="24"/>
-          <w:szCs w:val="24"/>
-        </w:rPr>
-      </w:pPr>
-      <w:r>
-        <w:rPr>
-          <w:rFonts w:ascii="Times New Roman" w:hAnsi="Times New Roman"/>
-          <w:sz w:val="24"/>
-          <w:szCs w:val="24"/>
-        </w:rPr>
-        <w:t>Я голосом моїм до Господа взиваю,* я голосом моїм до Господа молюся.</w:t>
-      </w:r>
-    </w:p>
-    <w:p>
-      <w:pPr>
-        <w:spacing w:after="120"/>
-        <w:jc w:val="both"/>
-        <w:rPr>
-          <w:rFonts w:ascii="Times New Roman" w:hAnsi="Times New Roman"/>
-          <w:sz w:val="24"/>
-          <w:szCs w:val="24"/>
-        </w:rPr>
-      </w:pPr>
-      <w:r>
-        <w:rPr>
-          <w:rFonts w:ascii="Times New Roman" w:hAnsi="Times New Roman"/>
-          <w:sz w:val="24"/>
-          <w:szCs w:val="24"/>
-        </w:rPr>
-        <w:t xml:space="preserve">Скаргу мою перед ним виливаю,* мою скруту йому </w:t>
-      </w:r>
-      <w:r>
-        <w:rPr>
-          <w:rFonts w:ascii="Times New Roman" w:hAnsi="Times New Roman"/>
-          <w:sz w:val="24"/>
-          <w:szCs w:val="24"/>
-        </w:rPr>
-        <w:t>я виявляю.</w:t>
-      </w:r>
-    </w:p>
-    <w:p>
-      <w:pPr>
-        <w:spacing w:after="120"/>
-        <w:jc w:val="both"/>
-        <w:rPr>
-          <w:rFonts w:ascii="Times New Roman" w:hAnsi="Times New Roman"/>
-          <w:sz w:val="24"/>
-          <w:szCs w:val="24"/>
-        </w:rPr>
-      </w:pPr>
-      <w:r>
-        <w:rPr>
-          <w:rFonts w:ascii="Times New Roman" w:hAnsi="Times New Roman"/>
-          <w:sz w:val="24"/>
-          <w:szCs w:val="24"/>
-        </w:rPr>
-        <w:t>Коли тривожиться в мені дух мій, ти знаєш мою стежку.* На дорозі, де я ступаю, тайно розставили сильце на мене.</w:t>
-      </w:r>
-    </w:p>
-    <w:p>
-      <w:pPr>
-        <w:spacing w:after="120"/>
-        <w:jc w:val="both"/>
-        <w:rPr>
-          <w:rFonts w:ascii="Times New Roman" w:hAnsi="Times New Roman"/>
-          <w:sz w:val="24"/>
-          <w:szCs w:val="24"/>
-        </w:rPr>
-      </w:pPr>
-      <w:r>
-        <w:rPr>
-          <w:rFonts w:ascii="Times New Roman" w:hAnsi="Times New Roman"/>
-          <w:sz w:val="24"/>
-          <w:szCs w:val="24"/>
-        </w:rPr>
-        <w:t>Поглянь праворуч і подивися:* нема нікого, хто дбав би за мене.</w:t>
-      </w:r>
-    </w:p>
-    <w:p>
-      <w:pPr>
-        <w:spacing w:after="120"/>
-        <w:jc w:val="both"/>
-        <w:rPr>
-          <w:rFonts w:ascii="Times New Roman" w:hAnsi="Times New Roman"/>
-          <w:sz w:val="24"/>
-          <w:szCs w:val="24"/>
-        </w:rPr>
-      </w:pPr>
-      <w:r>
-        <w:rPr>
-          <w:rFonts w:ascii="Times New Roman" w:hAnsi="Times New Roman"/>
-          <w:sz w:val="24"/>
-          <w:szCs w:val="24"/>
-        </w:rPr>
-        <w:t>Нема куди мені втікати,* нема нікого, хто піклувався би мною.</w:t>
-      </w:r>
-    </w:p>
-    <w:p>
-      <w:pPr>
-        <w:spacing w:after="120"/>
-        <w:jc w:val="both"/>
-        <w:rPr>
-          <w:rFonts w:ascii="Times New Roman" w:hAnsi="Times New Roman"/>
-          <w:sz w:val="24"/>
-          <w:szCs w:val="24"/>
-        </w:rPr>
-      </w:pPr>
-      <w:r>
-        <w:rPr>
-          <w:rFonts w:ascii="Times New Roman" w:eastAsia="Gungsuh" w:hAnsi="Times New Roman"/>
-          <w:sz w:val="24"/>
-          <w:szCs w:val="24"/>
-        </w:rPr>
-        <w:t>До тебе</w:t>
-      </w:r>
-      <w:r>
-        <w:rPr>
-          <w:rFonts w:ascii="Times New Roman" w:eastAsia="Gungsuh" w:hAnsi="Times New Roman"/>
-          <w:sz w:val="24"/>
-          <w:szCs w:val="24"/>
-        </w:rPr>
-        <w:t>, Господи, взиваю й кажу:* Ти моє прибіжище, в землі живих ти − моя доля!</w:t>
-      </w:r>
-    </w:p>
-    <w:p>
-      <w:pPr>
-        <w:spacing w:after="120"/>
-        <w:jc w:val="both"/>
-        <w:rPr>
-          <w:rFonts w:ascii="Times New Roman" w:hAnsi="Times New Roman"/>
-          <w:sz w:val="24"/>
-          <w:szCs w:val="24"/>
-        </w:rPr>
-      </w:pPr>
-      <w:r>
-        <w:rPr>
-          <w:rFonts w:ascii="Times New Roman" w:hAnsi="Times New Roman"/>
-          <w:sz w:val="24"/>
-          <w:szCs w:val="24"/>
-        </w:rPr>
-        <w:t>Зверни увагу на моє благання,* бо я вельми нещасний.</w:t>
-      </w:r>
-    </w:p>
-    <w:p>
-      <w:pPr>
-        <w:spacing w:after="120"/>
-        <w:jc w:val="both"/>
-        <w:rPr>
-          <w:rFonts w:ascii="Times New Roman" w:hAnsi="Times New Roman"/>
-          <w:sz w:val="24"/>
-          <w:szCs w:val="24"/>
-        </w:rPr>
-      </w:pPr>
-      <w:r>
-        <w:rPr>
-          <w:rFonts w:ascii="Times New Roman" w:hAnsi="Times New Roman"/>
-          <w:sz w:val="24"/>
-          <w:szCs w:val="24"/>
-        </w:rPr>
-        <w:t>Спаси мене від гонителів моїх,* бо вони сильніші від мене.</w:t>
+        <w:pStyle w:val="a"/>
+        <w:spacing w:after="120"/>
+      </w:pPr>
+      <w:r>
+        <w:rPr>
+          <w:rFonts w:ascii="Times New Roman" w:hAnsi="Times New Roman"/>
+          <w:sz w:val="24"/>
+        </w:rPr>
+        <w:t xml:space="preserve">Я </w:t>
+      </w:r>
+      <w:r>
+        <w:rPr>
+          <w:rFonts w:ascii="Times New Roman" w:hAnsi="Times New Roman"/>
+          <w:sz w:val="24"/>
+        </w:rPr>
+        <w:t>го́лосом</w:t>
+      </w:r>
+      <w:r>
+        <w:rPr>
+          <w:rFonts w:ascii="Times New Roman" w:hAnsi="Times New Roman"/>
+          <w:sz w:val="24"/>
+        </w:rPr>
+        <w:t xml:space="preserve"> </w:t>
+      </w:r>
+      <w:r>
+        <w:rPr>
+          <w:rFonts w:ascii="Times New Roman" w:hAnsi="Times New Roman"/>
+          <w:sz w:val="24"/>
+        </w:rPr>
+        <w:t>мої́м</w:t>
+      </w:r>
+      <w:r>
+        <w:rPr>
+          <w:rFonts w:ascii="Times New Roman" w:hAnsi="Times New Roman"/>
+          <w:sz w:val="24"/>
+        </w:rPr>
+        <w:t xml:space="preserve"> до </w:t>
+      </w:r>
+      <w:r>
+        <w:rPr>
+          <w:rFonts w:ascii="Times New Roman" w:hAnsi="Times New Roman"/>
+          <w:sz w:val="24"/>
+        </w:rPr>
+        <w:t>Го́спода</w:t>
+      </w:r>
+      <w:r>
+        <w:rPr>
+          <w:rFonts w:ascii="Times New Roman" w:hAnsi="Times New Roman"/>
+          <w:sz w:val="24"/>
+        </w:rPr>
+        <w:t xml:space="preserve"> </w:t>
+      </w:r>
+      <w:r>
+        <w:rPr>
+          <w:rFonts w:ascii="Times New Roman" w:hAnsi="Times New Roman"/>
+          <w:sz w:val="24"/>
+        </w:rPr>
+        <w:t>взива́ю</w:t>
+      </w:r>
+      <w:r>
+        <w:rPr>
+          <w:rFonts w:ascii="Times New Roman" w:hAnsi="Times New Roman"/>
+          <w:sz w:val="24"/>
+        </w:rPr>
+        <w:t xml:space="preserve">,* я </w:t>
+      </w:r>
+      <w:r>
+        <w:rPr>
+          <w:rFonts w:ascii="Times New Roman" w:hAnsi="Times New Roman"/>
+          <w:sz w:val="24"/>
+        </w:rPr>
+        <w:t>го́лосом</w:t>
+      </w:r>
+      <w:r>
+        <w:rPr>
+          <w:rFonts w:ascii="Times New Roman" w:hAnsi="Times New Roman"/>
+          <w:sz w:val="24"/>
+        </w:rPr>
+        <w:t xml:space="preserve"> </w:t>
+      </w:r>
+      <w:r>
+        <w:rPr>
+          <w:rFonts w:ascii="Times New Roman" w:hAnsi="Times New Roman"/>
+          <w:sz w:val="24"/>
+        </w:rPr>
+        <w:t>мої́м</w:t>
+      </w:r>
+      <w:r>
+        <w:rPr>
+          <w:rFonts w:ascii="Times New Roman" w:hAnsi="Times New Roman"/>
+          <w:sz w:val="24"/>
+        </w:rPr>
+        <w:t xml:space="preserve"> до </w:t>
+      </w:r>
+      <w:r>
+        <w:rPr>
+          <w:rFonts w:ascii="Times New Roman" w:hAnsi="Times New Roman"/>
+          <w:sz w:val="24"/>
+        </w:rPr>
+        <w:t>Го́спода</w:t>
+      </w:r>
+      <w:r>
+        <w:rPr>
+          <w:rFonts w:ascii="Times New Roman" w:hAnsi="Times New Roman"/>
+          <w:sz w:val="24"/>
+        </w:rPr>
+        <w:t xml:space="preserve"> </w:t>
+      </w:r>
+      <w:r>
+        <w:rPr>
+          <w:rFonts w:ascii="Times New Roman" w:hAnsi="Times New Roman"/>
+          <w:sz w:val="24"/>
+        </w:rPr>
+        <w:t>молю́ся</w:t>
+      </w:r>
+      <w:r>
+        <w:rPr>
+          <w:rFonts w:ascii="Times New Roman" w:hAnsi="Times New Roman"/>
+          <w:sz w:val="24"/>
+        </w:rPr>
+        <w:t>.</w:t>
+      </w:r>
+    </w:p>
+    <w:p>
+      <w:pPr>
+        <w:pStyle w:val="a"/>
+        <w:spacing w:after="120"/>
+      </w:pPr>
+      <w:r>
+        <w:rPr>
+          <w:rFonts w:ascii="Times New Roman" w:hAnsi="Times New Roman"/>
+          <w:sz w:val="24"/>
+        </w:rPr>
+        <w:t>Ска́ргу</w:t>
+      </w:r>
+      <w:r>
+        <w:rPr>
+          <w:rFonts w:ascii="Times New Roman" w:hAnsi="Times New Roman"/>
+          <w:sz w:val="24"/>
+        </w:rPr>
+        <w:t xml:space="preserve"> мою́ </w:t>
+      </w:r>
+      <w:r>
+        <w:rPr>
+          <w:rFonts w:ascii="Times New Roman" w:hAnsi="Times New Roman"/>
+          <w:sz w:val="24"/>
+        </w:rPr>
+        <w:t>пе́ред</w:t>
+      </w:r>
+      <w:r>
+        <w:rPr>
+          <w:rFonts w:ascii="Times New Roman" w:hAnsi="Times New Roman"/>
+          <w:sz w:val="24"/>
+        </w:rPr>
+        <w:t xml:space="preserve"> Ним </w:t>
+      </w:r>
+      <w:r>
+        <w:rPr>
+          <w:rFonts w:ascii="Times New Roman" w:hAnsi="Times New Roman"/>
+          <w:sz w:val="24"/>
+        </w:rPr>
+        <w:t>вилива́ю</w:t>
+      </w:r>
+      <w:r>
+        <w:rPr>
+          <w:rFonts w:ascii="Times New Roman" w:hAnsi="Times New Roman"/>
+          <w:sz w:val="24"/>
+        </w:rPr>
+        <w:t xml:space="preserve">,* мою́ </w:t>
+      </w:r>
+      <w:r>
+        <w:rPr>
+          <w:rFonts w:ascii="Times New Roman" w:hAnsi="Times New Roman"/>
+          <w:sz w:val="24"/>
+        </w:rPr>
+        <w:t>скру́ту</w:t>
+      </w:r>
+      <w:r>
+        <w:rPr>
+          <w:rFonts w:ascii="Times New Roman" w:hAnsi="Times New Roman"/>
+          <w:sz w:val="24"/>
+        </w:rPr>
+        <w:t xml:space="preserve"> Йому́ я </w:t>
+      </w:r>
+      <w:r>
+        <w:rPr>
+          <w:rFonts w:ascii="Times New Roman" w:hAnsi="Times New Roman"/>
+          <w:sz w:val="24"/>
+        </w:rPr>
+        <w:t>виявля́ю</w:t>
+      </w:r>
+      <w:r>
+        <w:rPr>
+          <w:rFonts w:ascii="Times New Roman" w:hAnsi="Times New Roman"/>
+          <w:sz w:val="24"/>
+        </w:rPr>
+        <w:t>.</w:t>
+      </w:r>
+    </w:p>
+    <w:p>
+      <w:pPr>
+        <w:pStyle w:val="a"/>
+        <w:spacing w:after="120"/>
+      </w:pPr>
+      <w:r>
+        <w:rPr>
+          <w:rFonts w:ascii="Times New Roman" w:hAnsi="Times New Roman"/>
+          <w:sz w:val="24"/>
+        </w:rPr>
+        <w:t xml:space="preserve">Коли́ </w:t>
+      </w:r>
+      <w:r>
+        <w:rPr>
+          <w:rFonts w:ascii="Times New Roman" w:hAnsi="Times New Roman"/>
+          <w:sz w:val="24"/>
+        </w:rPr>
+        <w:t>триво́житься</w:t>
+      </w:r>
+      <w:r>
+        <w:rPr>
+          <w:rFonts w:ascii="Times New Roman" w:hAnsi="Times New Roman"/>
+          <w:sz w:val="24"/>
+        </w:rPr>
+        <w:t xml:space="preserve"> в мені́ дух мій, Ти </w:t>
+      </w:r>
+      <w:r>
+        <w:rPr>
+          <w:rFonts w:ascii="Times New Roman" w:hAnsi="Times New Roman"/>
+          <w:sz w:val="24"/>
+        </w:rPr>
+        <w:t>знає́ш</w:t>
+      </w:r>
+      <w:r>
+        <w:rPr>
+          <w:rFonts w:ascii="Times New Roman" w:hAnsi="Times New Roman"/>
+          <w:sz w:val="24"/>
+        </w:rPr>
+        <w:t xml:space="preserve"> мою́ сте́жку.* На </w:t>
+      </w:r>
+      <w:r>
+        <w:rPr>
+          <w:rFonts w:ascii="Times New Roman" w:hAnsi="Times New Roman"/>
+          <w:sz w:val="24"/>
+        </w:rPr>
+        <w:t>доро́зі</w:t>
+      </w:r>
+      <w:r>
+        <w:rPr>
+          <w:rFonts w:ascii="Times New Roman" w:hAnsi="Times New Roman"/>
+          <w:sz w:val="24"/>
+        </w:rPr>
+        <w:t xml:space="preserve">, де я </w:t>
+      </w:r>
+      <w:r>
+        <w:rPr>
+          <w:rFonts w:ascii="Times New Roman" w:hAnsi="Times New Roman"/>
+          <w:sz w:val="24"/>
+        </w:rPr>
+        <w:t>ступа́ю</w:t>
+      </w:r>
+      <w:r>
+        <w:rPr>
+          <w:rFonts w:ascii="Times New Roman" w:hAnsi="Times New Roman"/>
+          <w:sz w:val="24"/>
+        </w:rPr>
+        <w:t xml:space="preserve">, </w:t>
+      </w:r>
+      <w:r>
+        <w:rPr>
+          <w:rFonts w:ascii="Times New Roman" w:hAnsi="Times New Roman"/>
+          <w:sz w:val="24"/>
+        </w:rPr>
+        <w:t>та́йно</w:t>
+      </w:r>
+      <w:r>
+        <w:rPr>
+          <w:rFonts w:ascii="Times New Roman" w:hAnsi="Times New Roman"/>
+          <w:sz w:val="24"/>
+        </w:rPr>
+        <w:t xml:space="preserve"> </w:t>
+      </w:r>
+      <w:r>
+        <w:rPr>
+          <w:rFonts w:ascii="Times New Roman" w:hAnsi="Times New Roman"/>
+          <w:sz w:val="24"/>
+        </w:rPr>
+        <w:t>розста́вили</w:t>
+      </w:r>
+      <w:r>
+        <w:rPr>
+          <w:rFonts w:ascii="Times New Roman" w:hAnsi="Times New Roman"/>
+          <w:sz w:val="24"/>
+        </w:rPr>
+        <w:t xml:space="preserve"> сильце́ на </w:t>
+      </w:r>
+      <w:r>
+        <w:rPr>
+          <w:rFonts w:ascii="Times New Roman" w:hAnsi="Times New Roman"/>
+          <w:sz w:val="24"/>
+        </w:rPr>
+        <w:t>ме́не</w:t>
+      </w:r>
+      <w:r>
+        <w:rPr>
+          <w:rFonts w:ascii="Times New Roman" w:hAnsi="Times New Roman"/>
+          <w:sz w:val="24"/>
+        </w:rPr>
+        <w:t>.</w:t>
+      </w:r>
+    </w:p>
+    <w:p>
+      <w:pPr>
+        <w:pStyle w:val="a"/>
+        <w:spacing w:after="120"/>
+      </w:pPr>
+      <w:r>
+        <w:rPr>
+          <w:rFonts w:ascii="Times New Roman" w:hAnsi="Times New Roman"/>
+          <w:sz w:val="24"/>
+        </w:rPr>
+        <w:t>Погля́нь</w:t>
+      </w:r>
+      <w:r>
+        <w:rPr>
+          <w:rFonts w:ascii="Times New Roman" w:hAnsi="Times New Roman"/>
+          <w:sz w:val="24"/>
+        </w:rPr>
+        <w:t xml:space="preserve"> </w:t>
+      </w:r>
+      <w:r>
+        <w:rPr>
+          <w:rFonts w:ascii="Times New Roman" w:hAnsi="Times New Roman"/>
+          <w:sz w:val="24"/>
+        </w:rPr>
+        <w:t>право́руч</w:t>
+      </w:r>
+      <w:r>
+        <w:rPr>
+          <w:rFonts w:ascii="Times New Roman" w:hAnsi="Times New Roman"/>
+          <w:sz w:val="24"/>
+        </w:rPr>
+        <w:t xml:space="preserve"> і </w:t>
+      </w:r>
+      <w:r>
+        <w:rPr>
+          <w:rFonts w:ascii="Times New Roman" w:hAnsi="Times New Roman"/>
+          <w:sz w:val="24"/>
+        </w:rPr>
+        <w:t>подиви́ся</w:t>
+      </w:r>
+      <w:r>
+        <w:rPr>
+          <w:rFonts w:ascii="Times New Roman" w:hAnsi="Times New Roman"/>
+          <w:sz w:val="24"/>
+        </w:rPr>
+        <w:t xml:space="preserve">:* нема́ </w:t>
+      </w:r>
+      <w:r>
+        <w:rPr>
+          <w:rFonts w:ascii="Times New Roman" w:hAnsi="Times New Roman"/>
+          <w:sz w:val="24"/>
+        </w:rPr>
+        <w:t>ніко́го</w:t>
+      </w:r>
+      <w:r>
+        <w:rPr>
+          <w:rFonts w:ascii="Times New Roman" w:hAnsi="Times New Roman"/>
+          <w:sz w:val="24"/>
+        </w:rPr>
+        <w:t xml:space="preserve">, хто дбав би за </w:t>
+      </w:r>
+      <w:r>
+        <w:rPr>
+          <w:rFonts w:ascii="Times New Roman" w:hAnsi="Times New Roman"/>
+          <w:sz w:val="24"/>
+        </w:rPr>
+        <w:t>ме́не</w:t>
+      </w:r>
+      <w:r>
+        <w:rPr>
+          <w:rFonts w:ascii="Times New Roman" w:hAnsi="Times New Roman"/>
+          <w:sz w:val="24"/>
+        </w:rPr>
+        <w:t>.</w:t>
+      </w:r>
+    </w:p>
+    <w:p>
+      <w:pPr>
+        <w:pStyle w:val="a"/>
+        <w:spacing w:after="120"/>
+      </w:pPr>
+      <w:r>
+        <w:rPr>
+          <w:rFonts w:ascii="Times New Roman" w:hAnsi="Times New Roman"/>
+          <w:sz w:val="24"/>
+        </w:rPr>
+        <w:t xml:space="preserve">Нема́ куди́ мені́ </w:t>
+      </w:r>
+      <w:r>
+        <w:rPr>
+          <w:rFonts w:ascii="Times New Roman" w:hAnsi="Times New Roman"/>
+          <w:sz w:val="24"/>
+        </w:rPr>
+        <w:t>втіка́ти</w:t>
+      </w:r>
+      <w:r>
+        <w:rPr>
+          <w:rFonts w:ascii="Times New Roman" w:hAnsi="Times New Roman"/>
+          <w:sz w:val="24"/>
+        </w:rPr>
+        <w:t xml:space="preserve">,* нема́ </w:t>
+      </w:r>
+      <w:r>
+        <w:rPr>
+          <w:rFonts w:ascii="Times New Roman" w:hAnsi="Times New Roman"/>
+          <w:sz w:val="24"/>
+        </w:rPr>
+        <w:t>ніко́го</w:t>
+      </w:r>
+      <w:r>
+        <w:rPr>
+          <w:rFonts w:ascii="Times New Roman" w:hAnsi="Times New Roman"/>
+          <w:sz w:val="24"/>
+        </w:rPr>
+        <w:t xml:space="preserve">, хто </w:t>
+      </w:r>
+      <w:r>
+        <w:rPr>
+          <w:rFonts w:ascii="Times New Roman" w:hAnsi="Times New Roman"/>
+          <w:sz w:val="24"/>
+        </w:rPr>
+        <w:t>піклува́вся</w:t>
+      </w:r>
+      <w:r>
+        <w:rPr>
+          <w:rFonts w:ascii="Times New Roman" w:hAnsi="Times New Roman"/>
+          <w:sz w:val="24"/>
+        </w:rPr>
+        <w:t xml:space="preserve"> би </w:t>
+      </w:r>
+      <w:r>
+        <w:rPr>
+          <w:rFonts w:ascii="Times New Roman" w:hAnsi="Times New Roman"/>
+          <w:sz w:val="24"/>
+        </w:rPr>
+        <w:t>мно́ю</w:t>
+      </w:r>
+      <w:r>
+        <w:rPr>
+          <w:rFonts w:ascii="Times New Roman" w:hAnsi="Times New Roman"/>
+          <w:sz w:val="24"/>
+        </w:rPr>
+        <w:t>.</w:t>
+      </w:r>
+    </w:p>
+    <w:p>
+      <w:pPr>
+        <w:pStyle w:val="a"/>
+        <w:spacing w:after="120"/>
+      </w:pPr>
+      <w:r>
+        <w:rPr>
+          <w:rFonts w:ascii="Times New Roman" w:hAnsi="Times New Roman"/>
+          <w:sz w:val="24"/>
+        </w:rPr>
+        <w:t xml:space="preserve">До </w:t>
+      </w:r>
+      <w:r>
+        <w:rPr>
+          <w:rFonts w:ascii="Times New Roman" w:hAnsi="Times New Roman"/>
+          <w:sz w:val="24"/>
+        </w:rPr>
+        <w:t>Те́бе</w:t>
+      </w:r>
+      <w:r>
+        <w:rPr>
+          <w:rFonts w:ascii="Times New Roman" w:hAnsi="Times New Roman"/>
+          <w:sz w:val="24"/>
+        </w:rPr>
+        <w:t xml:space="preserve">, </w:t>
+      </w:r>
+      <w:r>
+        <w:rPr>
+          <w:rFonts w:ascii="Times New Roman" w:hAnsi="Times New Roman"/>
+          <w:sz w:val="24"/>
+        </w:rPr>
+        <w:t>Го́споди</w:t>
+      </w:r>
+      <w:r>
+        <w:rPr>
+          <w:rFonts w:ascii="Times New Roman" w:hAnsi="Times New Roman"/>
+          <w:sz w:val="24"/>
+        </w:rPr>
+        <w:t xml:space="preserve">, </w:t>
+      </w:r>
+      <w:r>
+        <w:rPr>
+          <w:rFonts w:ascii="Times New Roman" w:hAnsi="Times New Roman"/>
+          <w:sz w:val="24"/>
+        </w:rPr>
+        <w:t>взива́ю</w:t>
+      </w:r>
+      <w:r>
+        <w:rPr>
+          <w:rFonts w:ascii="Times New Roman" w:hAnsi="Times New Roman"/>
+          <w:sz w:val="24"/>
+        </w:rPr>
+        <w:t xml:space="preserve"> й кажу́:* Ти моє́ </w:t>
+      </w:r>
+      <w:r>
+        <w:rPr>
+          <w:rFonts w:ascii="Times New Roman" w:hAnsi="Times New Roman"/>
+          <w:sz w:val="24"/>
+        </w:rPr>
+        <w:t>прибі́жище</w:t>
+      </w:r>
+      <w:r>
+        <w:rPr>
+          <w:rFonts w:ascii="Times New Roman" w:hAnsi="Times New Roman"/>
+          <w:sz w:val="24"/>
+        </w:rPr>
+        <w:t xml:space="preserve">, в землі́ </w:t>
+      </w:r>
+      <w:r>
+        <w:rPr>
+          <w:rFonts w:ascii="Times New Roman" w:hAnsi="Times New Roman"/>
+          <w:sz w:val="24"/>
+        </w:rPr>
+        <w:t>живи́х</w:t>
+      </w:r>
+      <w:r>
+        <w:rPr>
+          <w:rFonts w:ascii="Times New Roman" w:hAnsi="Times New Roman"/>
+          <w:sz w:val="24"/>
+        </w:rPr>
+        <w:t xml:space="preserve"> Ти − моя́ </w:t>
+      </w:r>
+      <w:r>
+        <w:rPr>
+          <w:rFonts w:ascii="Times New Roman" w:hAnsi="Times New Roman"/>
+          <w:sz w:val="24"/>
+        </w:rPr>
+        <w:t>до́ля</w:t>
+      </w:r>
+      <w:r>
+        <w:rPr>
+          <w:rFonts w:ascii="Times New Roman" w:hAnsi="Times New Roman"/>
+          <w:sz w:val="24"/>
+        </w:rPr>
+        <w:t>!</w:t>
+      </w:r>
+    </w:p>
+    <w:p>
+      <w:pPr>
+        <w:pStyle w:val="a"/>
+        <w:spacing w:after="120"/>
+      </w:pPr>
+      <w:r>
+        <w:rPr>
+          <w:rFonts w:ascii="Times New Roman" w:hAnsi="Times New Roman"/>
+          <w:sz w:val="24"/>
+        </w:rPr>
+        <w:t xml:space="preserve">Зверни́ </w:t>
+      </w:r>
+      <w:r>
+        <w:rPr>
+          <w:rFonts w:ascii="Times New Roman" w:hAnsi="Times New Roman"/>
+          <w:sz w:val="24"/>
+        </w:rPr>
+        <w:t>ува́гу</w:t>
+      </w:r>
+      <w:r>
+        <w:rPr>
+          <w:rFonts w:ascii="Times New Roman" w:hAnsi="Times New Roman"/>
+          <w:sz w:val="24"/>
+        </w:rPr>
+        <w:t xml:space="preserve"> на моє́ </w:t>
+      </w:r>
+      <w:r>
+        <w:rPr>
+          <w:rFonts w:ascii="Times New Roman" w:hAnsi="Times New Roman"/>
+          <w:sz w:val="24"/>
+        </w:rPr>
+        <w:t>блага́ння</w:t>
+      </w:r>
+      <w:r>
+        <w:rPr>
+          <w:rFonts w:ascii="Times New Roman" w:hAnsi="Times New Roman"/>
+          <w:sz w:val="24"/>
+        </w:rPr>
+        <w:t xml:space="preserve">,* бо я </w:t>
+      </w:r>
+      <w:r>
+        <w:rPr>
+          <w:rFonts w:ascii="Times New Roman" w:hAnsi="Times New Roman"/>
+          <w:sz w:val="24"/>
+        </w:rPr>
+        <w:t>ве́льми</w:t>
+      </w:r>
+      <w:r>
+        <w:rPr>
+          <w:rFonts w:ascii="Times New Roman" w:hAnsi="Times New Roman"/>
+          <w:sz w:val="24"/>
+        </w:rPr>
+        <w:t xml:space="preserve"> </w:t>
+      </w:r>
+      <w:r>
+        <w:rPr>
+          <w:rFonts w:ascii="Times New Roman" w:hAnsi="Times New Roman"/>
+          <w:sz w:val="24"/>
+        </w:rPr>
+        <w:t>неща́сний</w:t>
+      </w:r>
+      <w:r>
+        <w:rPr>
+          <w:rFonts w:ascii="Times New Roman" w:hAnsi="Times New Roman"/>
+          <w:sz w:val="24"/>
+        </w:rPr>
+        <w:t>.</w:t>
+      </w:r>
+    </w:p>
+    <w:p>
+      <w:pPr>
+        <w:pStyle w:val="a"/>
+        <w:spacing w:after="120"/>
+      </w:pPr>
+      <w:r>
+        <w:rPr>
+          <w:rFonts w:ascii="Times New Roman" w:hAnsi="Times New Roman"/>
+          <w:sz w:val="24"/>
+        </w:rPr>
+        <w:t xml:space="preserve">Спаси́ мене́ від </w:t>
+      </w:r>
+      <w:r>
+        <w:rPr>
+          <w:rFonts w:ascii="Times New Roman" w:hAnsi="Times New Roman"/>
+          <w:sz w:val="24"/>
+        </w:rPr>
+        <w:t>гони́телів</w:t>
+      </w:r>
+      <w:r>
+        <w:rPr>
+          <w:rFonts w:ascii="Times New Roman" w:hAnsi="Times New Roman"/>
+          <w:sz w:val="24"/>
+        </w:rPr>
+        <w:t xml:space="preserve"> </w:t>
+      </w:r>
+      <w:r>
+        <w:rPr>
+          <w:rFonts w:ascii="Times New Roman" w:hAnsi="Times New Roman"/>
+          <w:sz w:val="24"/>
+        </w:rPr>
+        <w:t>мої́х</w:t>
+      </w:r>
+      <w:r>
+        <w:rPr>
+          <w:rFonts w:ascii="Times New Roman" w:hAnsi="Times New Roman"/>
+          <w:sz w:val="24"/>
+        </w:rPr>
+        <w:t xml:space="preserve">,* бо вони́ </w:t>
+      </w:r>
+      <w:r>
+        <w:rPr>
+          <w:rFonts w:ascii="Times New Roman" w:hAnsi="Times New Roman"/>
+          <w:sz w:val="24"/>
+        </w:rPr>
+        <w:t>сильні́ші</w:t>
+      </w:r>
+      <w:r>
+        <w:rPr>
+          <w:rFonts w:ascii="Times New Roman" w:hAnsi="Times New Roman"/>
+          <w:sz w:val="24"/>
+        </w:rPr>
+        <w:t xml:space="preserve"> від </w:t>
+      </w:r>
+      <w:r>
+        <w:rPr>
+          <w:rFonts w:ascii="Times New Roman" w:hAnsi="Times New Roman"/>
+          <w:sz w:val="24"/>
+        </w:rPr>
+        <w:t>ме́не</w:t>
+      </w:r>
+      <w:r>
+        <w:rPr>
+          <w:rFonts w:ascii="Times New Roman" w:hAnsi="Times New Roman"/>
+          <w:sz w:val="24"/>
+        </w:rPr>
+        <w:t>.</w:t>
       </w:r>
     </w:p>
     <w:p>
@@ -8160,7 +10260,7 @@
           <w:sz w:val="24"/>
           <w:szCs w:val="24"/>
         </w:rPr>
-        <w:t>(г. 1, подібний: Небесних хорів):</w:t>
+        <w:t>(г. 1, подібний: Небесних хорів):</w:t>
       </w:r>
       <w:r>
         <w:rPr>
@@ -8483,7 +10583,7 @@
           <w:sz w:val="24"/>
           <w:szCs w:val="24"/>
         </w:rPr>
-        <w:t>(г. 1):</w:t>
+        <w:t>(г. 1):</w:t>
       </w:r>
       <w:r>
         <w:rPr>
@@ -9137,28 +11237,17 @@
         <w:rPr>
           <w:rFonts w:ascii="Times New Roman" w:hAnsi="Times New Roman"/>
           <w:i/>
-          <w:color w:val="FF0000"/>
-          <w:sz w:val="24"/>
-          <w:szCs w:val="24"/>
+          <w:color w:val="FF4400"/>
+          <w:sz w:val="24"/>
         </w:rPr>
         <w:t>Священик:</w:t>
       </w:r>
       <w:r>
         <w:rPr>
           <w:rFonts w:ascii="Times New Roman" w:hAnsi="Times New Roman"/>
-          <w:color w:val="FF0000"/>
-          <w:sz w:val="24"/>
-          <w:szCs w:val="24"/>
-        </w:rPr>
-        <w:t xml:space="preserve"> </w:t>
-      </w:r>
-      <w:r>
-        <w:rPr>
-          <w:rFonts w:ascii="Times New Roman" w:hAnsi="Times New Roman"/>
-          <w:sz w:val="24"/>
-          <w:szCs w:val="24"/>
-        </w:rPr>
-        <w:t>Мир всім.</w:t>
+          <w:sz w:val="24"/>
+        </w:rPr>
+        <w:t xml:space="preserve"> Мир всім.</w:t>
       </w:r>
     </w:p>
     <w:p>
@@ -9226,72 +11315,191 @@
     </w:p>
     <w:p>
       <w:pPr>
-        <w:spacing w:after="120"/>
-        <w:jc w:val="center"/>
-        <w:rPr>
-          <w:rFonts w:ascii="Times New Roman" w:hAnsi="Times New Roman"/>
-          <w:color w:val="FF0000"/>
-        </w:rPr>
-      </w:pPr>
-      <w:r>
-        <w:rPr>
-          <w:rFonts w:ascii="Times New Roman" w:hAnsi="Times New Roman"/>
-          <w:i/>
-          <w:color w:val="FF0000"/>
-          <w:sz w:val="24"/>
-          <w:szCs w:val="24"/>
-        </w:rPr>
-        <w:t>Псалом 22 (г. 1):</w:t>
-      </w:r>
-    </w:p>
-    <w:p>
-      <w:pPr>
-        <w:spacing w:after="120"/>
-        <w:jc w:val="both"/>
+        <w:pStyle w:val="a"/>
+        <w:spacing w:after="120"/>
+      </w:pPr>
+      <w:r>
+        <w:rPr>
+          <w:rFonts w:ascii="Times New Roman" w:hAnsi="Times New Roman"/>
+          <w:i/>
+          <w:color w:val="FF0000"/>
+          <w:sz w:val="24"/>
+        </w:rPr>
+        <w:t>(г. 1):</w:t>
+      </w:r>
+      <w:r>
         <w:rPr>
           <w:rFonts w:ascii="Times New Roman" w:hAnsi="Times New Roman"/>
           <w:b/>
           <w:sz w:val="24"/>
-          <w:szCs w:val="24"/>
-        </w:rPr>
-      </w:pPr>
+        </w:rPr>
+        <w:t xml:space="preserve"> </w:t>
+      </w:r>
       <w:r>
         <w:rPr>
           <w:rFonts w:ascii="Times New Roman" w:hAnsi="Times New Roman"/>
           <w:b/>
           <w:sz w:val="24"/>
-          <w:szCs w:val="24"/>
-        </w:rPr>
-        <w:t>Милість твоя, Господи, буде зі мною* по всі дні життя мого.</w:t>
-      </w:r>
-    </w:p>
-    <w:p>
-      <w:pPr>
-        <w:spacing w:after="120"/>
-        <w:jc w:val="both"/>
-        <w:rPr>
-          <w:rFonts w:ascii="Times New Roman" w:hAnsi="Times New Roman"/>
-          <w:sz w:val="24"/>
-          <w:szCs w:val="24"/>
+        </w:rPr>
+        <w:t>Ми́лість</w:t>
+      </w:r>
+      <w:r>
+        <w:rPr>
+          <w:rFonts w:ascii="Times New Roman" w:hAnsi="Times New Roman"/>
+          <w:b/>
+          <w:sz w:val="24"/>
+        </w:rPr>
+        <w:t xml:space="preserve"> Твоя́, </w:t>
+      </w:r>
+      <w:r>
+        <w:rPr>
+          <w:rFonts w:ascii="Times New Roman" w:hAnsi="Times New Roman"/>
+          <w:b/>
+          <w:sz w:val="24"/>
+        </w:rPr>
+        <w:t>Го́споди</w:t>
+      </w:r>
+      <w:r>
+        <w:rPr>
+          <w:rFonts w:ascii="Times New Roman" w:hAnsi="Times New Roman"/>
+          <w:b/>
+          <w:sz w:val="24"/>
+        </w:rPr>
+        <w:t xml:space="preserve">, </w:t>
+      </w:r>
+      <w:r>
+        <w:rPr>
+          <w:rFonts w:ascii="Times New Roman" w:hAnsi="Times New Roman"/>
+          <w:b/>
+          <w:sz w:val="24"/>
+        </w:rPr>
+        <w:t>бу́де</w:t>
+      </w:r>
+      <w:r>
+        <w:rPr>
+          <w:rFonts w:ascii="Times New Roman" w:hAnsi="Times New Roman"/>
+          <w:b/>
+          <w:sz w:val="24"/>
+        </w:rPr>
+        <w:t xml:space="preserve"> зі </w:t>
+      </w:r>
+      <w:r>
+        <w:rPr>
+          <w:rFonts w:ascii="Times New Roman" w:hAnsi="Times New Roman"/>
+          <w:b/>
+          <w:sz w:val="24"/>
+        </w:rPr>
+        <w:t>мно́ю</w:t>
+      </w:r>
+      <w:r>
+        <w:rPr>
+          <w:rFonts w:ascii="Times New Roman" w:hAnsi="Times New Roman"/>
+          <w:b/>
+          <w:sz w:val="24"/>
+        </w:rPr>
+        <w:t xml:space="preserve">* по всі дні життя́ мого́ </w:t>
+      </w:r>
+      <w:r>
+        <w:rPr>
+          <w:rFonts w:ascii="Times New Roman" w:hAnsi="Times New Roman"/>
+          <w:i/>
+          <w:color w:val="FF0000"/>
+          <w:sz w:val="24"/>
+        </w:rPr>
+        <w:t>(Пс. 22,6).</w:t>
+      </w:r>
+    </w:p>
+    <w:p>
+      <w:pPr>
+        <w:pStyle w:val="a"/>
+        <w:spacing w:after="120"/>
+      </w:pPr>
+      <w:r>
+        <w:rPr>
+          <w:rFonts w:ascii="Times New Roman" w:hAnsi="Times New Roman"/>
+          <w:i/>
+          <w:color w:val="FF0000"/>
+          <w:sz w:val="24"/>
+        </w:rPr>
+        <w:t xml:space="preserve">Стих: </w:t>
+      </w:r>
+      <w:r>
+        <w:rPr>
+          <w:rFonts w:ascii="Times New Roman" w:hAnsi="Times New Roman"/>
+          <w:sz w:val="24"/>
           <w:u w:val="single"/>
         </w:rPr>
-      </w:pPr>
-      <w:r>
-        <w:rPr>
-          <w:rFonts w:ascii="Times New Roman" w:hAnsi="Times New Roman"/>
-          <w:i/>
-          <w:color w:val="FF0000"/>
-          <w:sz w:val="24"/>
-          <w:szCs w:val="24"/>
-        </w:rPr>
-        <w:t>Стих:</w:t>
-      </w:r>
-      <w:r>
-        <w:rPr>
-          <w:rFonts w:ascii="Times New Roman" w:hAnsi="Times New Roman"/>
-          <w:i/>
-          <w:sz w:val="24"/>
-          <w:szCs w:val="24"/>
+        <w:t>Госпо́дь</w:t>
+      </w:r>
+      <w:r>
+        <w:rPr>
+          <w:rFonts w:ascii="Times New Roman" w:hAnsi="Times New Roman"/>
+          <w:sz w:val="24"/>
+          <w:u w:val="single"/>
+        </w:rPr>
+        <w:t xml:space="preserve"> мій </w:t>
+      </w:r>
+      <w:r>
+        <w:rPr>
+          <w:rFonts w:ascii="Times New Roman" w:hAnsi="Times New Roman"/>
+          <w:sz w:val="24"/>
+          <w:u w:val="single"/>
+        </w:rPr>
+        <w:t>па́стир</w:t>
+      </w:r>
+      <w:r>
+        <w:rPr>
+          <w:rFonts w:ascii="Times New Roman" w:hAnsi="Times New Roman"/>
+          <w:sz w:val="24"/>
+          <w:u w:val="single"/>
+        </w:rPr>
+        <w:t xml:space="preserve">: </w:t>
+      </w:r>
+      <w:r>
+        <w:rPr>
+          <w:rFonts w:ascii="Times New Roman" w:hAnsi="Times New Roman"/>
+          <w:sz w:val="24"/>
+          <w:u w:val="single"/>
+        </w:rPr>
+        <w:t>нічо́го</w:t>
+      </w:r>
+      <w:r>
+        <w:rPr>
+          <w:rFonts w:ascii="Times New Roman" w:hAnsi="Times New Roman"/>
+          <w:sz w:val="24"/>
+          <w:u w:val="single"/>
+        </w:rPr>
+        <w:t xml:space="preserve"> мені́ не </w:t>
+      </w:r>
+      <w:r>
+        <w:rPr>
+          <w:rFonts w:ascii="Times New Roman" w:hAnsi="Times New Roman"/>
+          <w:sz w:val="24"/>
+          <w:u w:val="single"/>
+        </w:rPr>
+        <w:t>бракува́тиме</w:t>
+      </w:r>
+      <w:r>
+        <w:rPr>
+          <w:rFonts w:ascii="Times New Roman" w:hAnsi="Times New Roman"/>
+          <w:sz w:val="24"/>
+          <w:u w:val="single"/>
+        </w:rPr>
+        <w:t xml:space="preserve">; на </w:t>
+      </w:r>
+      <w:r>
+        <w:rPr>
+          <w:rFonts w:ascii="Times New Roman" w:hAnsi="Times New Roman"/>
+          <w:sz w:val="24"/>
+          <w:u w:val="single"/>
+        </w:rPr>
+        <w:t>зеле́них</w:t>
+      </w:r>
+      <w:r>
+        <w:rPr>
+          <w:rFonts w:ascii="Times New Roman" w:hAnsi="Times New Roman"/>
+          <w:sz w:val="24"/>
+          <w:u w:val="single"/>
         </w:rPr>
         <w:t xml:space="preserve"> </w:t>
       </w:r>
@@ -9299,10 +11507,49 @@
         <w:rPr>
           <w:rFonts w:ascii="Times New Roman" w:hAnsi="Times New Roman"/>
           <w:sz w:val="24"/>
-          <w:szCs w:val="24"/>
           <w:u w:val="single"/>
         </w:rPr>
-        <w:t>Господь мій пастир: нічого мені не бракуватиме; на зелених пасовиськах він поселив мене.</w:t>
+        <w:t>пасо́виськах</w:t>
+      </w:r>
+      <w:r>
+        <w:rPr>
+          <w:rFonts w:ascii="Times New Roman" w:hAnsi="Times New Roman"/>
+          <w:sz w:val="24"/>
+          <w:u w:val="single"/>
+        </w:rPr>
+        <w:t xml:space="preserve"> Він </w:t>
+      </w:r>
+      <w:r>
+        <w:rPr>
+          <w:rFonts w:ascii="Times New Roman" w:hAnsi="Times New Roman"/>
+          <w:sz w:val="24"/>
+          <w:u w:val="single"/>
+        </w:rPr>
+        <w:t>посели́в</w:t>
+      </w:r>
+      <w:r>
+        <w:rPr>
+          <w:rFonts w:ascii="Times New Roman" w:hAnsi="Times New Roman"/>
+          <w:sz w:val="24"/>
+          <w:u w:val="single"/>
+        </w:rPr>
+        <w:t xml:space="preserve"> мене́</w:t>
+      </w:r>
+      <w:r>
+        <w:rPr>
+          <w:rFonts w:ascii="Times New Roman" w:hAnsi="Times New Roman"/>
+          <w:sz w:val="24"/>
+        </w:rPr>
+        <w:t xml:space="preserve"> </w:t>
+      </w:r>
+      <w:r>
+        <w:rPr>
+          <w:rFonts w:ascii="Times New Roman" w:hAnsi="Times New Roman"/>
+          <w:i/>
+          <w:color w:val="FF0000"/>
+          <w:sz w:val="24"/>
+        </w:rPr>
+        <w:t>(Пс. 22,1-2).</w:t>
       </w:r>
     </w:p>
     <w:p>
@@ -10667,15 +12914,42 @@
         <w:rPr>
           <w:rFonts w:ascii="Times New Roman" w:hAnsi="Times New Roman"/>
           <w:i/>
-          <w:color w:val="FF0000"/>
-          <w:sz w:val="24"/>
-          <w:szCs w:val="24"/>
+          <w:color w:val="FF4400"/>
+          <w:sz w:val="24"/>
         </w:rPr>
         <w:t>Священик:</w:t>
       </w:r>
       <w:r>
         <w:rPr>
           <w:rFonts w:ascii="Times New Roman" w:hAnsi="Times New Roman"/>
+          <w:sz w:val="24"/>
+        </w:rPr>
+        <w:t xml:space="preserve"> Бо Ти – Бог милости, ласк і людинолюбности, і Тобі славу віддаємо, Отцю, і Сину, і Святому Духові, нині, і повсякчас, і на віки віків.</w:t>
+      </w:r>
+    </w:p>
+    <w:p>
+      <w:pPr>
+        <w:spacing w:after="120"/>
+        <w:jc w:val="both"/>
+        <w:rPr>
+          <w:rFonts w:ascii="Times New Roman" w:hAnsi="Times New Roman"/>
+          <w:sz w:val="24"/>
+          <w:szCs w:val="24"/>
+        </w:rPr>
+      </w:pPr>
+      <w:r>
+        <w:rPr>
+          <w:rFonts w:ascii="Times New Roman" w:hAnsi="Times New Roman"/>
+          <w:i/>
+          <w:color w:val="FF0000"/>
+          <w:sz w:val="24"/>
+          <w:szCs w:val="24"/>
+        </w:rPr>
+        <w:t>Вірні:</w:t>
+      </w:r>
+      <w:r>
+        <w:rPr>
+          <w:rFonts w:ascii="Times New Roman" w:hAnsi="Times New Roman"/>
           <w:color w:val="FF0000"/>
           <w:sz w:val="24"/>
           <w:szCs w:val="24"/>
@@ -10685,45 +12959,6 @@
       <w:r>
         <w:rPr>
           <w:rFonts w:ascii="Times New Roman" w:hAnsi="Times New Roman"/>
-          <w:color w:val="000000"/>
-          <w:sz w:val="24"/>
-          <w:szCs w:val="24"/>
-        </w:rPr>
-        <w:t>Бо Ти – Бог милости, ласк і людинолюбности, і Тобі славу віддаємо, Отцю, і Сину, і Святому Духові, нині, і повсякчас, і на віки віків.</w:t>
-      </w:r>
-    </w:p>
-    <w:p>
-      <w:pPr>
-        <w:spacing w:after="120"/>
-        <w:jc w:val="both"/>
-        <w:rPr>
-          <w:rFonts w:ascii="Times New Roman" w:hAnsi="Times New Roman"/>
-          <w:sz w:val="24"/>
-          <w:szCs w:val="24"/>
-        </w:rPr>
-      </w:pPr>
-      <w:r>
-        <w:rPr>
-          <w:rFonts w:ascii="Times New Roman" w:hAnsi="Times New Roman"/>
-          <w:i/>
-          <w:color w:val="FF0000"/>
-          <w:sz w:val="24"/>
-          <w:szCs w:val="24"/>
-        </w:rPr>
-        <w:t>Вірні:</w:t>
-      </w:r>
-      <w:r>
-        <w:rPr>
-          <w:rFonts w:ascii="Times New Roman" w:hAnsi="Times New Roman"/>
-          <w:color w:val="FF0000"/>
-          <w:sz w:val="24"/>
-          <w:szCs w:val="24"/>
-        </w:rPr>
-        <w:t xml:space="preserve"> </w:t>
-      </w:r>
-      <w:r>
-        <w:rPr>
-          <w:rFonts w:ascii="Times New Roman" w:hAnsi="Times New Roman"/>
           <w:sz w:val="24"/>
           <w:szCs w:val="24"/>
         </w:rPr>
@@ -10744,28 +12979,17 @@
         <w:rPr>
           <w:rFonts w:ascii="Times New Roman" w:hAnsi="Times New Roman"/>
           <w:i/>
-          <w:color w:val="FF0000"/>
-          <w:sz w:val="24"/>
-          <w:szCs w:val="24"/>
+          <w:color w:val="FF4400"/>
+          <w:sz w:val="24"/>
         </w:rPr>
         <w:t>Священик:</w:t>
       </w:r>
       <w:r>
         <w:rPr>
           <w:rFonts w:ascii="Times New Roman" w:hAnsi="Times New Roman"/>
-          <w:color w:val="FF0000"/>
-          <w:sz w:val="24"/>
-          <w:szCs w:val="24"/>
-        </w:rPr>
-        <w:t xml:space="preserve"> </w:t>
-      </w:r>
-      <w:r>
-        <w:rPr>
-          <w:rFonts w:ascii="Times New Roman" w:hAnsi="Times New Roman"/>
-          <w:sz w:val="24"/>
-          <w:szCs w:val="24"/>
-        </w:rPr>
-        <w:t>Мир всім.</w:t>
+          <w:sz w:val="24"/>
+        </w:rPr>
+        <w:t xml:space="preserve"> Мир всім.</w:t>
       </w:r>
     </w:p>
     <w:p>
@@ -11539,121 +13763,20 @@
     </w:p>
     <w:p>
       <w:pPr>
-        <w:spacing w:after="120"/>
-        <w:jc w:val="both"/>
-        <w:rPr>
-          <w:rFonts w:ascii="Times New Roman" w:hAnsi="Times New Roman"/>
-          <w:sz w:val="24"/>
-          <w:szCs w:val="24"/>
-        </w:rPr>
-      </w:pPr>
-      <w:r>
-        <w:rPr>
-          <w:rFonts w:ascii="Times New Roman" w:hAnsi="Times New Roman"/>
-          <w:sz w:val="24"/>
-          <w:szCs w:val="24"/>
-        </w:rPr>
-        <w:t xml:space="preserve">Святий Боже, святий Кріпкий, святий Безсмертний, помилуй нас </w:t>
-      </w:r>
-      <w:r>
-        <w:rPr>
-          <w:rFonts w:ascii="Times New Roman" w:hAnsi="Times New Roman"/>
-          <w:i/>
-          <w:color w:val="FF0000"/>
-          <w:sz w:val="24"/>
-          <w:szCs w:val="24"/>
-        </w:rPr>
-        <w:t>(3 р.)</w:t>
-      </w:r>
-    </w:p>
-    <w:p>
-      <w:pPr>
-        <w:spacing w:after="120"/>
-        <w:jc w:val="both"/>
-        <w:rPr>
-          <w:rFonts w:ascii="Times New Roman" w:hAnsi="Times New Roman"/>
-          <w:sz w:val="24"/>
-          <w:szCs w:val="24"/>
-        </w:rPr>
-      </w:pPr>
-      <w:r>
-        <w:rPr>
-          <w:rFonts w:ascii="Times New Roman" w:hAnsi="Times New Roman"/>
-          <w:sz w:val="24"/>
-          <w:szCs w:val="24"/>
-        </w:rPr>
-        <w:t>Слава Отцю, і Сину, і Святому Духові,* і нині і повсякчас, і на віки віків. Амінь.</w:t>
-      </w:r>
-    </w:p>
-    <w:p>
-      <w:pPr>
-        <w:spacing w:after="120"/>
-        <w:jc w:val="both"/>
-        <w:rPr>
-          <w:rFonts w:ascii="Times New Roman" w:hAnsi="Times New Roman"/>
-          <w:sz w:val="24"/>
-          <w:szCs w:val="24"/>
-        </w:rPr>
-      </w:pPr>
-      <w:r>
-        <w:rPr>
-          <w:rFonts w:ascii="Times New Roman" w:hAnsi="Times New Roman"/>
-          <w:sz w:val="24"/>
-          <w:szCs w:val="24"/>
-        </w:rPr>
-        <w:t>Пресвята Тройце, помилуй нас;* Господи, очисти гріхи наші;* Владико, прости беззаконня наші;* Святий, завітай і зціли немочі наші імени твого ради.</w:t>
-      </w:r>
-    </w:p>
-    <w:p>
-      <w:pPr>
-        <w:spacing w:after="120"/>
-        <w:jc w:val="both"/>
-        <w:rPr>
-          <w:rFonts w:ascii="Times New Roman" w:hAnsi="Times New Roman"/>
-          <w:sz w:val="24"/>
-          <w:szCs w:val="24"/>
-        </w:rPr>
-      </w:pPr>
-      <w:r>
-        <w:rPr>
-          <w:rFonts w:ascii="Times New Roman" w:hAnsi="Times New Roman"/>
-          <w:sz w:val="24"/>
-          <w:szCs w:val="24"/>
-        </w:rPr>
-        <w:t xml:space="preserve">Господи, помилуй </w:t>
-      </w:r>
-      <w:r>
-        <w:rPr>
-          <w:rFonts w:ascii="Times New Roman" w:hAnsi="Times New Roman"/>
-          <w:i/>
-          <w:color w:val="FF0000"/>
-          <w:sz w:val="24"/>
-          <w:szCs w:val="24"/>
-        </w:rPr>
-        <w:t>(3 р.)</w:t>
-      </w:r>
-    </w:p>
-    <w:p>
-      <w:pPr>
-        <w:spacing w:after="120"/>
-        <w:rPr>
-          <w:rFonts w:ascii="Times New Roman" w:hAnsi="Times New Roman"/>
-        </w:rPr>
-      </w:pPr>
-      <w:r>
-        <w:rPr>
-          <w:rFonts w:ascii="Times New Roman" w:hAnsi="Times New Roman"/>
-          <w:sz w:val="24"/>
-          <w:szCs w:val="24"/>
-        </w:rPr>
-        <w:t>Слава Отцю, і Сину, і Святому Духові.* І</w:t>
-      </w:r>
-      <w:r>
-        <w:rPr>
-          <w:rFonts w:ascii="Times New Roman" w:hAnsi="Times New Roman"/>
-          <w:b/>
-          <w:sz w:val="24"/>
-          <w:szCs w:val="24"/>
+        <w:pStyle w:val="a"/>
+        <w:spacing w:after="120"/>
+      </w:pPr>
+      <w:r>
+        <w:rPr>
+          <w:rFonts w:ascii="Times New Roman" w:hAnsi="Times New Roman"/>
+          <w:sz w:val="24"/>
+        </w:rPr>
+        <w:t>Святи́й</w:t>
+      </w:r>
+      <w:r>
+        <w:rPr>
+          <w:rFonts w:ascii="Times New Roman" w:hAnsi="Times New Roman"/>
+          <w:sz w:val="24"/>
         </w:rPr>
         <w:t xml:space="preserve"> </w:t>
       </w:r>
@@ -11661,36 +13784,901 @@
         <w:rPr>
           <w:rFonts w:ascii="Times New Roman" w:hAnsi="Times New Roman"/>
           <w:sz w:val="24"/>
-          <w:szCs w:val="24"/>
-        </w:rPr>
-        <w:t>нині і повсякчас, і на віки віків. Амінь.</w:t>
-      </w:r>
-    </w:p>
-    <w:p>
-      <w:pPr>
-        <w:spacing w:after="120"/>
-        <w:jc w:val="both"/>
-        <w:rPr>
-          <w:rFonts w:ascii="Times New Roman" w:hAnsi="Times New Roman"/>
-          <w:sz w:val="24"/>
-          <w:szCs w:val="24"/>
-        </w:rPr>
-      </w:pPr>
-      <w:r>
-        <w:rPr>
-          <w:rFonts w:ascii="Times New Roman" w:hAnsi="Times New Roman"/>
-          <w:sz w:val="24"/>
-          <w:szCs w:val="24"/>
-        </w:rPr>
-        <w:t>Отче наш, що єси на небесах,* нехай святиться ім’я твоє,* нехай прийде царство твоє,* нехай буде воля твоя, як на небі, так і на землі.* Хліб наш насущний дай нам сьогодні,* і прости нам провини наші,* як і ми прощаємо винуватцям нашим,* і не введи нас у с</w:t>
-      </w:r>
-      <w:r>
-        <w:rPr>
-          <w:rFonts w:ascii="Times New Roman" w:hAnsi="Times New Roman"/>
-          <w:sz w:val="24"/>
-          <w:szCs w:val="24"/>
-        </w:rPr>
-        <w:t>покусу,* але визволи нас від лукавого.</w:t>
+        </w:rPr>
+        <w:t>Бо́же</w:t>
+      </w:r>
+      <w:r>
+        <w:rPr>
+          <w:rFonts w:ascii="Times New Roman" w:hAnsi="Times New Roman"/>
+          <w:sz w:val="24"/>
+        </w:rPr>
+        <w:t xml:space="preserve">, </w:t>
+      </w:r>
+      <w:r>
+        <w:rPr>
+          <w:rFonts w:ascii="Times New Roman" w:hAnsi="Times New Roman"/>
+          <w:sz w:val="24"/>
+        </w:rPr>
+        <w:t>святи́й</w:t>
+      </w:r>
+      <w:r>
+        <w:rPr>
+          <w:rFonts w:ascii="Times New Roman" w:hAnsi="Times New Roman"/>
+          <w:sz w:val="24"/>
+        </w:rPr>
+        <w:t xml:space="preserve"> </w:t>
+      </w:r>
+      <w:r>
+        <w:rPr>
+          <w:rFonts w:ascii="Times New Roman" w:hAnsi="Times New Roman"/>
+          <w:sz w:val="24"/>
+        </w:rPr>
+        <w:t>Крі́пкий</w:t>
+      </w:r>
+      <w:r>
+        <w:rPr>
+          <w:rFonts w:ascii="Times New Roman" w:hAnsi="Times New Roman"/>
+          <w:sz w:val="24"/>
+        </w:rPr>
+        <w:t xml:space="preserve">, </w:t>
+      </w:r>
+      <w:r>
+        <w:rPr>
+          <w:rFonts w:ascii="Times New Roman" w:hAnsi="Times New Roman"/>
+          <w:sz w:val="24"/>
+        </w:rPr>
+        <w:t>святи́й</w:t>
+      </w:r>
+      <w:r>
+        <w:rPr>
+          <w:rFonts w:ascii="Times New Roman" w:hAnsi="Times New Roman"/>
+          <w:sz w:val="24"/>
+        </w:rPr>
+        <w:t xml:space="preserve"> </w:t>
+      </w:r>
+      <w:r>
+        <w:rPr>
+          <w:rFonts w:ascii="Times New Roman" w:hAnsi="Times New Roman"/>
+          <w:sz w:val="24"/>
+        </w:rPr>
+        <w:t>Безсме́ртний</w:t>
+      </w:r>
+      <w:r>
+        <w:rPr>
+          <w:rFonts w:ascii="Times New Roman" w:hAnsi="Times New Roman"/>
+          <w:sz w:val="24"/>
+        </w:rPr>
+        <w:t xml:space="preserve">, </w:t>
+      </w:r>
+      <w:r>
+        <w:rPr>
+          <w:rFonts w:ascii="Times New Roman" w:hAnsi="Times New Roman"/>
+          <w:sz w:val="24"/>
+        </w:rPr>
+        <w:t>поми́луй</w:t>
+      </w:r>
+      <w:r>
+        <w:rPr>
+          <w:rFonts w:ascii="Times New Roman" w:hAnsi="Times New Roman"/>
+          <w:sz w:val="24"/>
+        </w:rPr>
+        <w:t xml:space="preserve"> нас. </w:t>
+      </w:r>
+      <w:r>
+        <w:rPr>
+          <w:rFonts w:ascii="Times New Roman" w:hAnsi="Times New Roman"/>
+          <w:i/>
+          <w:color w:val="FF0000"/>
+          <w:sz w:val="24"/>
+        </w:rPr>
+        <w:t>(3 р.)</w:t>
+      </w:r>
+    </w:p>
+    <w:p>
+      <w:pPr>
+        <w:pStyle w:val="a"/>
+        <w:spacing w:after="120"/>
+      </w:pPr>
+      <w:r>
+        <w:rPr>
+          <w:rFonts w:ascii="Times New Roman" w:hAnsi="Times New Roman"/>
+          <w:sz w:val="24"/>
+        </w:rPr>
+        <w:t>Сла́ва</w:t>
+      </w:r>
+      <w:r>
+        <w:rPr>
+          <w:rFonts w:ascii="Times New Roman" w:hAnsi="Times New Roman"/>
+          <w:sz w:val="24"/>
+        </w:rPr>
+        <w:t xml:space="preserve"> Отцю́, і </w:t>
+      </w:r>
+      <w:r>
+        <w:rPr>
+          <w:rFonts w:ascii="Times New Roman" w:hAnsi="Times New Roman"/>
+          <w:sz w:val="24"/>
+        </w:rPr>
+        <w:t>Си́ну</w:t>
+      </w:r>
+      <w:r>
+        <w:rPr>
+          <w:rFonts w:ascii="Times New Roman" w:hAnsi="Times New Roman"/>
+          <w:sz w:val="24"/>
+        </w:rPr>
+        <w:t xml:space="preserve">, і </w:t>
+      </w:r>
+      <w:r>
+        <w:rPr>
+          <w:rFonts w:ascii="Times New Roman" w:hAnsi="Times New Roman"/>
+          <w:sz w:val="24"/>
+        </w:rPr>
+        <w:t>Свято́му</w:t>
+      </w:r>
+      <w:r>
+        <w:rPr>
+          <w:rFonts w:ascii="Times New Roman" w:hAnsi="Times New Roman"/>
+          <w:sz w:val="24"/>
+        </w:rPr>
+        <w:t xml:space="preserve"> </w:t>
+      </w:r>
+      <w:r>
+        <w:rPr>
+          <w:rFonts w:ascii="Times New Roman" w:hAnsi="Times New Roman"/>
+          <w:sz w:val="24"/>
+        </w:rPr>
+        <w:t>Ду́хові</w:t>
+      </w:r>
+      <w:r>
+        <w:rPr>
+          <w:rFonts w:ascii="Times New Roman" w:hAnsi="Times New Roman"/>
+          <w:sz w:val="24"/>
+        </w:rPr>
+        <w:t xml:space="preserve">,* і </w:t>
+      </w:r>
+      <w:r>
+        <w:rPr>
+          <w:rFonts w:ascii="Times New Roman" w:hAnsi="Times New Roman"/>
+          <w:sz w:val="24"/>
+        </w:rPr>
+        <w:t>ни́ні</w:t>
+      </w:r>
+      <w:r>
+        <w:rPr>
+          <w:rFonts w:ascii="Times New Roman" w:hAnsi="Times New Roman"/>
+          <w:sz w:val="24"/>
+        </w:rPr>
+        <w:t xml:space="preserve">, і </w:t>
+      </w:r>
+      <w:r>
+        <w:rPr>
+          <w:rFonts w:ascii="Times New Roman" w:hAnsi="Times New Roman"/>
+          <w:sz w:val="24"/>
+        </w:rPr>
+        <w:t>повсякча́с</w:t>
+      </w:r>
+      <w:r>
+        <w:rPr>
+          <w:rFonts w:ascii="Times New Roman" w:hAnsi="Times New Roman"/>
+          <w:sz w:val="24"/>
+        </w:rPr>
+        <w:t xml:space="preserve">, і на </w:t>
+      </w:r>
+      <w:r>
+        <w:rPr>
+          <w:rFonts w:ascii="Times New Roman" w:hAnsi="Times New Roman"/>
+          <w:sz w:val="24"/>
+        </w:rPr>
+        <w:t>ві́ки</w:t>
+      </w:r>
+      <w:r>
+        <w:rPr>
+          <w:rFonts w:ascii="Times New Roman" w:hAnsi="Times New Roman"/>
+          <w:sz w:val="24"/>
+        </w:rPr>
+        <w:t xml:space="preserve"> </w:t>
+      </w:r>
+      <w:r>
+        <w:rPr>
+          <w:rFonts w:ascii="Times New Roman" w:hAnsi="Times New Roman"/>
+          <w:sz w:val="24"/>
+        </w:rPr>
+        <w:t>вікі́в</w:t>
+      </w:r>
+      <w:r>
+        <w:rPr>
+          <w:rFonts w:ascii="Times New Roman" w:hAnsi="Times New Roman"/>
+          <w:sz w:val="24"/>
+        </w:rPr>
+        <w:t xml:space="preserve">. </w:t>
+      </w:r>
+      <w:r>
+        <w:rPr>
+          <w:rFonts w:ascii="Times New Roman" w:hAnsi="Times New Roman"/>
+          <w:sz w:val="24"/>
+        </w:rPr>
+        <w:t>Амі́нь</w:t>
+      </w:r>
+      <w:r>
+        <w:rPr>
+          <w:rFonts w:ascii="Times New Roman" w:hAnsi="Times New Roman"/>
+          <w:sz w:val="24"/>
+        </w:rPr>
+        <w:t>.</w:t>
+      </w:r>
+    </w:p>
+    <w:p>
+      <w:pPr>
+        <w:pStyle w:val="a"/>
+        <w:spacing w:after="120"/>
+      </w:pPr>
+      <w:r>
+        <w:rPr>
+          <w:rFonts w:ascii="Times New Roman" w:hAnsi="Times New Roman"/>
+          <w:sz w:val="24"/>
+        </w:rPr>
+        <w:t xml:space="preserve">Пресвята́ </w:t>
+      </w:r>
+      <w:r>
+        <w:rPr>
+          <w:rFonts w:ascii="Times New Roman" w:hAnsi="Times New Roman"/>
+          <w:sz w:val="24"/>
+        </w:rPr>
+        <w:t>Тро́йце</w:t>
+      </w:r>
+      <w:r>
+        <w:rPr>
+          <w:rFonts w:ascii="Times New Roman" w:hAnsi="Times New Roman"/>
+          <w:sz w:val="24"/>
+        </w:rPr>
+        <w:t xml:space="preserve">, </w:t>
+      </w:r>
+      <w:r>
+        <w:rPr>
+          <w:rFonts w:ascii="Times New Roman" w:hAnsi="Times New Roman"/>
+          <w:sz w:val="24"/>
+        </w:rPr>
+        <w:t>поми́луй</w:t>
+      </w:r>
+      <w:r>
+        <w:rPr>
+          <w:rFonts w:ascii="Times New Roman" w:hAnsi="Times New Roman"/>
+          <w:sz w:val="24"/>
+        </w:rPr>
+        <w:t xml:space="preserve"> нас; </w:t>
+      </w:r>
+      <w:r>
+        <w:rPr>
+          <w:rFonts w:ascii="Times New Roman" w:hAnsi="Times New Roman"/>
+          <w:sz w:val="24"/>
+        </w:rPr>
+        <w:t>Го́споди</w:t>
+      </w:r>
+      <w:r>
+        <w:rPr>
+          <w:rFonts w:ascii="Times New Roman" w:hAnsi="Times New Roman"/>
+          <w:sz w:val="24"/>
+        </w:rPr>
+        <w:t xml:space="preserve">, </w:t>
+      </w:r>
+      <w:r>
+        <w:rPr>
+          <w:rFonts w:ascii="Times New Roman" w:hAnsi="Times New Roman"/>
+          <w:sz w:val="24"/>
+        </w:rPr>
+        <w:t>очи́сти</w:t>
+      </w:r>
+      <w:r>
+        <w:rPr>
+          <w:rFonts w:ascii="Times New Roman" w:hAnsi="Times New Roman"/>
+          <w:sz w:val="24"/>
+        </w:rPr>
+        <w:t xml:space="preserve"> гріхи́ </w:t>
+      </w:r>
+      <w:r>
+        <w:rPr>
+          <w:rFonts w:ascii="Times New Roman" w:hAnsi="Times New Roman"/>
+          <w:sz w:val="24"/>
+        </w:rPr>
+        <w:t>на́ші</w:t>
+      </w:r>
+      <w:r>
+        <w:rPr>
+          <w:rFonts w:ascii="Times New Roman" w:hAnsi="Times New Roman"/>
+          <w:sz w:val="24"/>
+        </w:rPr>
+        <w:t xml:space="preserve">; </w:t>
+      </w:r>
+      <w:r>
+        <w:rPr>
+          <w:rFonts w:ascii="Times New Roman" w:hAnsi="Times New Roman"/>
+          <w:sz w:val="24"/>
+        </w:rPr>
+        <w:t>Влади́ко</w:t>
+      </w:r>
+      <w:r>
+        <w:rPr>
+          <w:rFonts w:ascii="Times New Roman" w:hAnsi="Times New Roman"/>
+          <w:sz w:val="24"/>
+        </w:rPr>
+        <w:t xml:space="preserve">, прости́ </w:t>
+      </w:r>
+      <w:r>
+        <w:rPr>
+          <w:rFonts w:ascii="Times New Roman" w:hAnsi="Times New Roman"/>
+          <w:sz w:val="24"/>
+        </w:rPr>
+        <w:t>беззако́ння</w:t>
+      </w:r>
+      <w:r>
+        <w:rPr>
+          <w:rFonts w:ascii="Times New Roman" w:hAnsi="Times New Roman"/>
+          <w:sz w:val="24"/>
+        </w:rPr>
+        <w:t xml:space="preserve"> </w:t>
+      </w:r>
+      <w:r>
+        <w:rPr>
+          <w:rFonts w:ascii="Times New Roman" w:hAnsi="Times New Roman"/>
+          <w:sz w:val="24"/>
+        </w:rPr>
+        <w:t>на́ші</w:t>
+      </w:r>
+      <w:r>
+        <w:rPr>
+          <w:rFonts w:ascii="Times New Roman" w:hAnsi="Times New Roman"/>
+          <w:sz w:val="24"/>
+        </w:rPr>
+        <w:t xml:space="preserve">; </w:t>
+      </w:r>
+      <w:r>
+        <w:rPr>
+          <w:rFonts w:ascii="Times New Roman" w:hAnsi="Times New Roman"/>
+          <w:sz w:val="24"/>
+        </w:rPr>
+        <w:t>Святи́й</w:t>
+      </w:r>
+      <w:r>
+        <w:rPr>
+          <w:rFonts w:ascii="Times New Roman" w:hAnsi="Times New Roman"/>
+          <w:sz w:val="24"/>
+        </w:rPr>
+        <w:t xml:space="preserve">, </w:t>
+      </w:r>
+      <w:r>
+        <w:rPr>
+          <w:rFonts w:ascii="Times New Roman" w:hAnsi="Times New Roman"/>
+          <w:sz w:val="24"/>
+        </w:rPr>
+        <w:t>завіта́й</w:t>
+      </w:r>
+      <w:r>
+        <w:rPr>
+          <w:rFonts w:ascii="Times New Roman" w:hAnsi="Times New Roman"/>
+          <w:sz w:val="24"/>
+        </w:rPr>
+        <w:t xml:space="preserve"> і зціли́ </w:t>
+      </w:r>
+      <w:r>
+        <w:rPr>
+          <w:rFonts w:ascii="Times New Roman" w:hAnsi="Times New Roman"/>
+          <w:sz w:val="24"/>
+        </w:rPr>
+        <w:t>не́мочі</w:t>
+      </w:r>
+      <w:r>
+        <w:rPr>
+          <w:rFonts w:ascii="Times New Roman" w:hAnsi="Times New Roman"/>
+          <w:sz w:val="24"/>
+        </w:rPr>
+        <w:t xml:space="preserve"> </w:t>
+      </w:r>
+      <w:r>
+        <w:rPr>
+          <w:rFonts w:ascii="Times New Roman" w:hAnsi="Times New Roman"/>
+          <w:sz w:val="24"/>
+        </w:rPr>
+        <w:t>на́ші</w:t>
+      </w:r>
+      <w:r>
+        <w:rPr>
+          <w:rFonts w:ascii="Times New Roman" w:hAnsi="Times New Roman"/>
+          <w:sz w:val="24"/>
+        </w:rPr>
+        <w:t xml:space="preserve">, </w:t>
+      </w:r>
+      <w:r>
+        <w:rPr>
+          <w:rFonts w:ascii="Times New Roman" w:hAnsi="Times New Roman"/>
+          <w:sz w:val="24"/>
+        </w:rPr>
+        <w:t>І́мени</w:t>
+      </w:r>
+      <w:r>
+        <w:rPr>
+          <w:rFonts w:ascii="Times New Roman" w:hAnsi="Times New Roman"/>
+          <w:sz w:val="24"/>
+        </w:rPr>
+        <w:t xml:space="preserve"> Твого́ </w:t>
+      </w:r>
+      <w:r>
+        <w:rPr>
+          <w:rFonts w:ascii="Times New Roman" w:hAnsi="Times New Roman"/>
+          <w:sz w:val="24"/>
+        </w:rPr>
+        <w:t>ра́ди</w:t>
+      </w:r>
+      <w:r>
+        <w:rPr>
+          <w:rFonts w:ascii="Times New Roman" w:hAnsi="Times New Roman"/>
+          <w:sz w:val="24"/>
+        </w:rPr>
+        <w:t>.</w:t>
+      </w:r>
+    </w:p>
+    <w:p>
+      <w:pPr>
+        <w:pStyle w:val="a"/>
+        <w:spacing w:after="120"/>
+      </w:pPr>
+      <w:r>
+        <w:rPr>
+          <w:rFonts w:ascii="Times New Roman" w:hAnsi="Times New Roman"/>
+          <w:sz w:val="24"/>
+        </w:rPr>
+        <w:t>Го́споди</w:t>
+      </w:r>
+      <w:r>
+        <w:rPr>
+          <w:rFonts w:ascii="Times New Roman" w:hAnsi="Times New Roman"/>
+          <w:sz w:val="24"/>
+        </w:rPr>
+        <w:t xml:space="preserve">, </w:t>
+      </w:r>
+      <w:r>
+        <w:rPr>
+          <w:rFonts w:ascii="Times New Roman" w:hAnsi="Times New Roman"/>
+          <w:sz w:val="24"/>
+        </w:rPr>
+        <w:t>поми́луй</w:t>
+      </w:r>
+      <w:r>
+        <w:rPr>
+          <w:rFonts w:ascii="Times New Roman" w:hAnsi="Times New Roman"/>
+          <w:sz w:val="24"/>
+        </w:rPr>
+        <w:t>. (3)</w:t>
+      </w:r>
+    </w:p>
+    <w:p>
+      <w:pPr>
+        <w:pStyle w:val="a"/>
+        <w:spacing w:after="120"/>
+      </w:pPr>
+      <w:r>
+        <w:rPr>
+          <w:rFonts w:ascii="Times New Roman" w:hAnsi="Times New Roman"/>
+          <w:sz w:val="24"/>
+        </w:rPr>
+        <w:t>Сла́ва</w:t>
+      </w:r>
+      <w:r>
+        <w:rPr>
+          <w:rFonts w:ascii="Times New Roman" w:hAnsi="Times New Roman"/>
+          <w:sz w:val="24"/>
+        </w:rPr>
+        <w:t xml:space="preserve"> Отцю́, і </w:t>
+      </w:r>
+      <w:r>
+        <w:rPr>
+          <w:rFonts w:ascii="Times New Roman" w:hAnsi="Times New Roman"/>
+          <w:sz w:val="24"/>
+        </w:rPr>
+        <w:t>Си́ну</w:t>
+      </w:r>
+      <w:r>
+        <w:rPr>
+          <w:rFonts w:ascii="Times New Roman" w:hAnsi="Times New Roman"/>
+          <w:sz w:val="24"/>
+        </w:rPr>
+        <w:t xml:space="preserve">, і </w:t>
+      </w:r>
+      <w:r>
+        <w:rPr>
+          <w:rFonts w:ascii="Times New Roman" w:hAnsi="Times New Roman"/>
+          <w:sz w:val="24"/>
+        </w:rPr>
+        <w:t>Свято́му</w:t>
+      </w:r>
+      <w:r>
+        <w:rPr>
+          <w:rFonts w:ascii="Times New Roman" w:hAnsi="Times New Roman"/>
+          <w:sz w:val="24"/>
+        </w:rPr>
+        <w:t xml:space="preserve"> </w:t>
+      </w:r>
+      <w:r>
+        <w:rPr>
+          <w:rFonts w:ascii="Times New Roman" w:hAnsi="Times New Roman"/>
+          <w:sz w:val="24"/>
+        </w:rPr>
+        <w:t>Ду́хові</w:t>
+      </w:r>
+      <w:r>
+        <w:rPr>
+          <w:rFonts w:ascii="Times New Roman" w:hAnsi="Times New Roman"/>
+          <w:sz w:val="24"/>
+        </w:rPr>
+        <w:t xml:space="preserve">,* і </w:t>
+      </w:r>
+      <w:r>
+        <w:rPr>
+          <w:rFonts w:ascii="Times New Roman" w:hAnsi="Times New Roman"/>
+          <w:sz w:val="24"/>
+        </w:rPr>
+        <w:t>ни́ні</w:t>
+      </w:r>
+      <w:r>
+        <w:rPr>
+          <w:rFonts w:ascii="Times New Roman" w:hAnsi="Times New Roman"/>
+          <w:sz w:val="24"/>
+        </w:rPr>
+        <w:t xml:space="preserve">, і </w:t>
+      </w:r>
+      <w:r>
+        <w:rPr>
+          <w:rFonts w:ascii="Times New Roman" w:hAnsi="Times New Roman"/>
+          <w:sz w:val="24"/>
+        </w:rPr>
+        <w:t>повсякча́с</w:t>
+      </w:r>
+      <w:r>
+        <w:rPr>
+          <w:rFonts w:ascii="Times New Roman" w:hAnsi="Times New Roman"/>
+          <w:sz w:val="24"/>
+        </w:rPr>
+        <w:t xml:space="preserve">, і на </w:t>
+      </w:r>
+      <w:r>
+        <w:rPr>
+          <w:rFonts w:ascii="Times New Roman" w:hAnsi="Times New Roman"/>
+          <w:sz w:val="24"/>
+        </w:rPr>
+        <w:t>ві́ки</w:t>
+      </w:r>
+      <w:r>
+        <w:rPr>
+          <w:rFonts w:ascii="Times New Roman" w:hAnsi="Times New Roman"/>
+          <w:sz w:val="24"/>
+        </w:rPr>
+        <w:t xml:space="preserve"> </w:t>
+      </w:r>
+      <w:r>
+        <w:rPr>
+          <w:rFonts w:ascii="Times New Roman" w:hAnsi="Times New Roman"/>
+          <w:sz w:val="24"/>
+        </w:rPr>
+        <w:t>вікі́в</w:t>
+      </w:r>
+      <w:r>
+        <w:rPr>
+          <w:rFonts w:ascii="Times New Roman" w:hAnsi="Times New Roman"/>
+          <w:sz w:val="24"/>
+        </w:rPr>
+        <w:t xml:space="preserve">. </w:t>
+      </w:r>
+      <w:r>
+        <w:rPr>
+          <w:rFonts w:ascii="Times New Roman" w:hAnsi="Times New Roman"/>
+          <w:sz w:val="24"/>
+        </w:rPr>
+        <w:t>Амі́нь</w:t>
+      </w:r>
+      <w:r>
+        <w:rPr>
+          <w:rFonts w:ascii="Times New Roman" w:hAnsi="Times New Roman"/>
+          <w:sz w:val="24"/>
+        </w:rPr>
+        <w:t>.</w:t>
+      </w:r>
+    </w:p>
+    <w:p>
+      <w:pPr>
+        <w:pStyle w:val="a"/>
+        <w:spacing w:after="120"/>
+      </w:pPr>
+      <w:r>
+        <w:rPr>
+          <w:rFonts w:ascii="Times New Roman" w:hAnsi="Times New Roman"/>
+          <w:sz w:val="24"/>
+        </w:rPr>
+        <w:t>О́тче</w:t>
+      </w:r>
+      <w:r>
+        <w:rPr>
+          <w:rFonts w:ascii="Times New Roman" w:hAnsi="Times New Roman"/>
+          <w:sz w:val="24"/>
+        </w:rPr>
+        <w:t xml:space="preserve"> наш, що єси́ на </w:t>
+      </w:r>
+      <w:r>
+        <w:rPr>
+          <w:rFonts w:ascii="Times New Roman" w:hAnsi="Times New Roman"/>
+          <w:sz w:val="24"/>
+        </w:rPr>
+        <w:t>небеса́х</w:t>
+      </w:r>
+      <w:r>
+        <w:rPr>
+          <w:rFonts w:ascii="Times New Roman" w:hAnsi="Times New Roman"/>
+          <w:sz w:val="24"/>
+        </w:rPr>
+        <w:t xml:space="preserve">,* </w:t>
+      </w:r>
+      <w:r>
+        <w:rPr>
+          <w:rFonts w:ascii="Times New Roman" w:hAnsi="Times New Roman"/>
+          <w:sz w:val="24"/>
+        </w:rPr>
+        <w:t>неха́й</w:t>
+      </w:r>
+      <w:r>
+        <w:rPr>
+          <w:rFonts w:ascii="Times New Roman" w:hAnsi="Times New Roman"/>
+          <w:sz w:val="24"/>
+        </w:rPr>
+        <w:t xml:space="preserve"> </w:t>
+      </w:r>
+      <w:r>
+        <w:rPr>
+          <w:rFonts w:ascii="Times New Roman" w:hAnsi="Times New Roman"/>
+          <w:sz w:val="24"/>
+        </w:rPr>
+        <w:t>святи́ться</w:t>
+      </w:r>
+      <w:r>
+        <w:rPr>
+          <w:rFonts w:ascii="Times New Roman" w:hAnsi="Times New Roman"/>
+          <w:sz w:val="24"/>
+        </w:rPr>
+        <w:t xml:space="preserve"> ім’я́ Твоє́,* </w:t>
+      </w:r>
+      <w:r>
+        <w:rPr>
+          <w:rFonts w:ascii="Times New Roman" w:hAnsi="Times New Roman"/>
+          <w:sz w:val="24"/>
+        </w:rPr>
+        <w:t>неха́й</w:t>
+      </w:r>
+      <w:r>
+        <w:rPr>
+          <w:rFonts w:ascii="Times New Roman" w:hAnsi="Times New Roman"/>
+          <w:sz w:val="24"/>
+        </w:rPr>
+        <w:t xml:space="preserve"> </w:t>
+      </w:r>
+      <w:r>
+        <w:rPr>
+          <w:rFonts w:ascii="Times New Roman" w:hAnsi="Times New Roman"/>
+          <w:sz w:val="24"/>
+        </w:rPr>
+        <w:t>при́йде</w:t>
+      </w:r>
+      <w:r>
+        <w:rPr>
+          <w:rFonts w:ascii="Times New Roman" w:hAnsi="Times New Roman"/>
+          <w:sz w:val="24"/>
+        </w:rPr>
+        <w:t xml:space="preserve"> </w:t>
+      </w:r>
+      <w:r>
+        <w:rPr>
+          <w:rFonts w:ascii="Times New Roman" w:hAnsi="Times New Roman"/>
+          <w:sz w:val="24"/>
+        </w:rPr>
+        <w:t>ца́рство</w:t>
+      </w:r>
+      <w:r>
+        <w:rPr>
+          <w:rFonts w:ascii="Times New Roman" w:hAnsi="Times New Roman"/>
+          <w:sz w:val="24"/>
+        </w:rPr>
+        <w:t xml:space="preserve"> Твоє́,* </w:t>
+      </w:r>
+      <w:r>
+        <w:rPr>
+          <w:rFonts w:ascii="Times New Roman" w:hAnsi="Times New Roman"/>
+          <w:sz w:val="24"/>
+        </w:rPr>
+        <w:t>неха́й</w:t>
+      </w:r>
+      <w:r>
+        <w:rPr>
+          <w:rFonts w:ascii="Times New Roman" w:hAnsi="Times New Roman"/>
+          <w:sz w:val="24"/>
+        </w:rPr>
+        <w:t xml:space="preserve"> </w:t>
+      </w:r>
+      <w:r>
+        <w:rPr>
+          <w:rFonts w:ascii="Times New Roman" w:hAnsi="Times New Roman"/>
+          <w:sz w:val="24"/>
+        </w:rPr>
+        <w:t>бу́де</w:t>
+      </w:r>
+      <w:r>
+        <w:rPr>
+          <w:rFonts w:ascii="Times New Roman" w:hAnsi="Times New Roman"/>
+          <w:sz w:val="24"/>
+        </w:rPr>
+        <w:t xml:space="preserve"> </w:t>
+      </w:r>
+      <w:r>
+        <w:rPr>
+          <w:rFonts w:ascii="Times New Roman" w:hAnsi="Times New Roman"/>
+          <w:sz w:val="24"/>
+        </w:rPr>
+        <w:t>во́ля</w:t>
+      </w:r>
+      <w:r>
+        <w:rPr>
+          <w:rFonts w:ascii="Times New Roman" w:hAnsi="Times New Roman"/>
+          <w:sz w:val="24"/>
+        </w:rPr>
+        <w:t xml:space="preserve"> Твоя́, як на </w:t>
+      </w:r>
+      <w:r>
+        <w:rPr>
+          <w:rFonts w:ascii="Times New Roman" w:hAnsi="Times New Roman"/>
+          <w:sz w:val="24"/>
+        </w:rPr>
+        <w:t>не́бі</w:t>
+      </w:r>
+      <w:r>
+        <w:rPr>
+          <w:rFonts w:ascii="Times New Roman" w:hAnsi="Times New Roman"/>
+          <w:sz w:val="24"/>
+        </w:rPr>
+        <w:t xml:space="preserve">, так і на землі́.* Хліб наш </w:t>
+      </w:r>
+      <w:r>
+        <w:rPr>
+          <w:rFonts w:ascii="Times New Roman" w:hAnsi="Times New Roman"/>
+          <w:sz w:val="24"/>
+        </w:rPr>
+        <w:t>насу́щний</w:t>
+      </w:r>
+      <w:r>
+        <w:rPr>
+          <w:rFonts w:ascii="Times New Roman" w:hAnsi="Times New Roman"/>
+          <w:sz w:val="24"/>
+        </w:rPr>
+        <w:t xml:space="preserve"> дай нам </w:t>
+      </w:r>
+      <w:r>
+        <w:rPr>
+          <w:rFonts w:ascii="Times New Roman" w:hAnsi="Times New Roman"/>
+          <w:sz w:val="24"/>
+        </w:rPr>
+        <w:t>сього́дні</w:t>
+      </w:r>
+      <w:r>
+        <w:rPr>
+          <w:rFonts w:ascii="Times New Roman" w:hAnsi="Times New Roman"/>
+          <w:sz w:val="24"/>
+        </w:rPr>
+        <w:t xml:space="preserve">;* і прости́ нам </w:t>
+      </w:r>
+      <w:r>
+        <w:rPr>
+          <w:rFonts w:ascii="Times New Roman" w:hAnsi="Times New Roman"/>
+          <w:sz w:val="24"/>
+        </w:rPr>
+        <w:t>прови́ни</w:t>
+      </w:r>
+      <w:r>
+        <w:rPr>
+          <w:rFonts w:ascii="Times New Roman" w:hAnsi="Times New Roman"/>
+          <w:sz w:val="24"/>
+        </w:rPr>
+        <w:t xml:space="preserve"> </w:t>
+      </w:r>
+      <w:r>
+        <w:rPr>
+          <w:rFonts w:ascii="Times New Roman" w:hAnsi="Times New Roman"/>
+          <w:sz w:val="24"/>
+        </w:rPr>
+        <w:t>на́ші</w:t>
+      </w:r>
+      <w:r>
+        <w:rPr>
+          <w:rFonts w:ascii="Times New Roman" w:hAnsi="Times New Roman"/>
+          <w:sz w:val="24"/>
+        </w:rPr>
+        <w:t xml:space="preserve">,* як і ми </w:t>
+      </w:r>
+      <w:r>
+        <w:rPr>
+          <w:rFonts w:ascii="Times New Roman" w:hAnsi="Times New Roman"/>
+          <w:sz w:val="24"/>
+        </w:rPr>
+        <w:t>проща́ємо</w:t>
+      </w:r>
+      <w:r>
+        <w:rPr>
+          <w:rFonts w:ascii="Times New Roman" w:hAnsi="Times New Roman"/>
+          <w:sz w:val="24"/>
+        </w:rPr>
+        <w:t xml:space="preserve"> </w:t>
+      </w:r>
+      <w:r>
+        <w:rPr>
+          <w:rFonts w:ascii="Times New Roman" w:hAnsi="Times New Roman"/>
+          <w:sz w:val="24"/>
+        </w:rPr>
+        <w:t>винува́тцям</w:t>
+      </w:r>
+      <w:r>
+        <w:rPr>
+          <w:rFonts w:ascii="Times New Roman" w:hAnsi="Times New Roman"/>
+          <w:sz w:val="24"/>
+        </w:rPr>
+        <w:t xml:space="preserve"> </w:t>
+      </w:r>
+      <w:r>
+        <w:rPr>
+          <w:rFonts w:ascii="Times New Roman" w:hAnsi="Times New Roman"/>
+          <w:sz w:val="24"/>
+        </w:rPr>
+        <w:t>на́шим</w:t>
+      </w:r>
+      <w:r>
+        <w:rPr>
+          <w:rFonts w:ascii="Times New Roman" w:hAnsi="Times New Roman"/>
+          <w:sz w:val="24"/>
+        </w:rPr>
+        <w:t xml:space="preserve">;* і не введи́ нас у </w:t>
+      </w:r>
+      <w:r>
+        <w:rPr>
+          <w:rFonts w:ascii="Times New Roman" w:hAnsi="Times New Roman"/>
+          <w:sz w:val="24"/>
+        </w:rPr>
+        <w:t>споку́су</w:t>
+      </w:r>
+      <w:r>
+        <w:rPr>
+          <w:rFonts w:ascii="Times New Roman" w:hAnsi="Times New Roman"/>
+          <w:sz w:val="24"/>
+        </w:rPr>
+        <w:t xml:space="preserve">,* але́ </w:t>
+      </w:r>
+      <w:r>
+        <w:rPr>
+          <w:rFonts w:ascii="Times New Roman" w:hAnsi="Times New Roman"/>
+          <w:sz w:val="24"/>
+        </w:rPr>
+        <w:t>ви́зволи</w:t>
+      </w:r>
+      <w:r>
+        <w:rPr>
+          <w:rFonts w:ascii="Times New Roman" w:hAnsi="Times New Roman"/>
+          <w:sz w:val="24"/>
+        </w:rPr>
+        <w:t xml:space="preserve"> нас від </w:t>
+      </w:r>
+      <w:r>
+        <w:rPr>
+          <w:rFonts w:ascii="Times New Roman" w:hAnsi="Times New Roman"/>
+          <w:sz w:val="24"/>
+        </w:rPr>
+        <w:t>лука́вого</w:t>
+      </w:r>
+      <w:r>
+        <w:rPr>
+          <w:rFonts w:ascii="Times New Roman" w:hAnsi="Times New Roman"/>
+          <w:sz w:val="24"/>
+        </w:rPr>
+        <w:t>.</w:t>
       </w:r>
     </w:p>
     <w:p>
@@ -12395,15 +15383,42 @@
         <w:rPr>
           <w:rFonts w:ascii="Times New Roman" w:hAnsi="Times New Roman"/>
           <w:i/>
-          <w:color w:val="FF0000"/>
-          <w:sz w:val="24"/>
-          <w:szCs w:val="24"/>
+          <w:color w:val="FF4400"/>
+          <w:sz w:val="24"/>
         </w:rPr>
         <w:t>Священик:</w:t>
       </w:r>
       <w:r>
         <w:rPr>
           <w:rFonts w:ascii="Times New Roman" w:hAnsi="Times New Roman"/>
+          <w:sz w:val="24"/>
+        </w:rPr>
+        <w:t xml:space="preserve"> Слава тобі, Христе Боже, надіє наша, слава тобі!</w:t>
+      </w:r>
+    </w:p>
+    <w:p>
+      <w:pPr>
+        <w:spacing w:after="120"/>
+        <w:jc w:val="both"/>
+        <w:rPr>
+          <w:rFonts w:ascii="Times New Roman" w:hAnsi="Times New Roman"/>
+          <w:sz w:val="24"/>
+          <w:szCs w:val="24"/>
+        </w:rPr>
+      </w:pPr>
+      <w:r>
+        <w:rPr>
+          <w:rFonts w:ascii="Times New Roman" w:hAnsi="Times New Roman"/>
+          <w:i/>
+          <w:color w:val="FF0000"/>
+          <w:sz w:val="24"/>
+          <w:szCs w:val="24"/>
+        </w:rPr>
+        <w:t>Вірні:</w:t>
+      </w:r>
+      <w:r>
+        <w:rPr>
+          <w:rFonts w:ascii="Times New Roman" w:hAnsi="Times New Roman"/>
           <w:color w:val="FF0000"/>
           <w:sz w:val="24"/>
           <w:szCs w:val="24"/>
@@ -12416,44 +15431,6 @@
           <w:sz w:val="24"/>
           <w:szCs w:val="24"/>
         </w:rPr>
-        <w:t>Слава тобі, Христе Боже, надіє наша, слава тобі!</w:t>
-      </w:r>
-    </w:p>
-    <w:p>
-      <w:pPr>
-        <w:spacing w:after="120"/>
-        <w:jc w:val="both"/>
-        <w:rPr>
-          <w:rFonts w:ascii="Times New Roman" w:hAnsi="Times New Roman"/>
-          <w:sz w:val="24"/>
-          <w:szCs w:val="24"/>
-        </w:rPr>
-      </w:pPr>
-      <w:r>
-        <w:rPr>
-          <w:rFonts w:ascii="Times New Roman" w:hAnsi="Times New Roman"/>
-          <w:i/>
-          <w:color w:val="FF0000"/>
-          <w:sz w:val="24"/>
-          <w:szCs w:val="24"/>
-        </w:rPr>
-        <w:t>Вірні:</w:t>
-      </w:r>
-      <w:r>
-        <w:rPr>
-          <w:rFonts w:ascii="Times New Roman" w:hAnsi="Times New Roman"/>
-          <w:color w:val="FF0000"/>
-          <w:sz w:val="24"/>
-          <w:szCs w:val="24"/>
-        </w:rPr>
-        <w:t xml:space="preserve"> </w:t>
-      </w:r>
-      <w:r>
-        <w:rPr>
-          <w:rFonts w:ascii="Times New Roman" w:hAnsi="Times New Roman"/>
-          <w:sz w:val="24"/>
-          <w:szCs w:val="24"/>
-        </w:rPr>
         <w:t xml:space="preserve">Слава Отцю і Сину, і Святому Духові, і нині і повсякчас, і на віки віків. Амінь. Господи, помилуй </w:t>
       </w:r>
       <w:r>
@@ -12464,7 +15441,7 @@
           <w:sz w:val="24"/>
           <w:szCs w:val="24"/>
         </w:rPr>
-        <w:t>(3 р.)</w:t>
+        <w:t>(3 р.)</w:t>
       </w:r>
       <w:r>
         <w:rPr>
@@ -12485,84 +15462,37 @@
       </w:r>
     </w:p>
     <w:p>
-      <w:pPr>
-        <w:spacing w:after="120"/>
-        <w:jc w:val="both"/>
-        <w:rPr>
-          <w:rFonts w:ascii="Times New Roman" w:hAnsi="Times New Roman"/>
-          <w:sz w:val="24"/>
-          <w:szCs w:val="24"/>
-        </w:rPr>
-      </w:pPr>
-      <w:r>
-        <w:rPr>
-          <w:rFonts w:ascii="Times New Roman" w:hAnsi="Times New Roman"/>
-          <w:i/>
-          <w:color w:val="FF0000"/>
-          <w:sz w:val="24"/>
-          <w:szCs w:val="24"/>
+      <w:r>
+        <w:rPr>
+          <w:rFonts w:ascii="Times New Roman" w:hAnsi="Times New Roman"/>
+          <w:i/>
+          <w:color w:val="FF4400"/>
+          <w:sz w:val="24"/>
         </w:rPr>
         <w:t>Священик:</w:t>
       </w:r>
       <w:r>
         <w:rPr>
           <w:rFonts w:ascii="Times New Roman" w:hAnsi="Times New Roman"/>
-          <w:color w:val="FF0000"/>
-          <w:sz w:val="24"/>
-          <w:szCs w:val="24"/>
-        </w:rPr>
-        <w:t xml:space="preserve"> </w:t>
-      </w:r>
-      <w:r>
-        <w:rPr>
-          <w:rFonts w:ascii="Times New Roman" w:hAnsi="Times New Roman"/>
-          <w:sz w:val="24"/>
-          <w:szCs w:val="24"/>
-        </w:rPr>
-        <w:t xml:space="preserve">Христос, істинний Бог наш, молитвами пречистої своєї Матері, силою чесного і животворного хреста, святих, славних і всехвальних </w:t>
-      </w:r>
-      <w:r>
-        <w:rPr>
-          <w:rFonts w:ascii="Times New Roman" w:hAnsi="Times New Roman"/>
-          <w:sz w:val="24"/>
-          <w:szCs w:val="24"/>
-        </w:rPr>
-        <w:t>апостолів, і святого (</w:t>
-      </w:r>
-      <w:r>
-        <w:rPr>
-          <w:rFonts w:ascii="Times New Roman" w:hAnsi="Times New Roman"/>
-          <w:i/>
-          <w:color w:val="FF0000"/>
-          <w:sz w:val="24"/>
-          <w:szCs w:val="24"/>
-        </w:rPr>
-        <w:t>ім'я, якого є храм</w:t>
-      </w:r>
-      <w:r>
-        <w:rPr>
-          <w:rFonts w:ascii="Times New Roman" w:hAnsi="Times New Roman"/>
-          <w:sz w:val="24"/>
-          <w:szCs w:val="24"/>
-        </w:rPr>
-        <w:t xml:space="preserve">), і преподобного отця нашого </w:t>
-      </w:r>
-      <w:r>
-        <w:rPr>
-          <w:rFonts w:ascii="Times New Roman" w:hAnsi="Times New Roman"/>
-          <w:color w:val="000000"/>
-          <w:sz w:val="24"/>
-          <w:szCs w:val="24"/>
-        </w:rPr>
-        <w:t>Мойсея Мурина</w:t>
-      </w:r>
-      <w:r>
-        <w:rPr>
-          <w:rFonts w:ascii="Times New Roman" w:hAnsi="Times New Roman"/>
-          <w:sz w:val="24"/>
-          <w:szCs w:val="24"/>
-        </w:rPr>
-        <w:t>, і всіх святих, помилує і спасе нас, як благий і людинолюбний.</w:t>
+          <w:sz w:val="24"/>
+        </w:rPr>
+        <w:t xml:space="preserve"> Христос, істинний Бог наш - молитвами пречистої Своєї Матері, силою чесного і животворчого хреста, заступництвом святих славних і всехвальних апостолів, святого, </w:t>
+      </w:r>
+      <w:r>
+        <w:rPr>
+          <w:rFonts w:ascii="Times New Roman" w:hAnsi="Times New Roman"/>
+          <w:i/>
+          <w:color w:val="FF4400"/>
+          <w:sz w:val="24"/>
+        </w:rPr>
+        <w:t>якого є храм</w:t>
+      </w:r>
+      <w:r>
+        <w:rPr>
+          <w:rFonts w:ascii="Times New Roman" w:hAnsi="Times New Roman"/>
+          <w:sz w:val="24"/>
+        </w:rPr>
+        <w:t>, собор преподобних отців Печерських, що спочивають у дальніх печерах, преподобного Мойсея Мурина, святого отця нашого Августина, єпископа Іппонського, святого мученика Гебре Михаїла, пресвітера ефіопського, і всіх святих - помилує і спасе нас як благий і людинолюбний.</w:t>
       </w:r>
     </w:p>
     <w:p>
@@ -12744,28 +15674,17 @@
         <w:rPr>
           <w:rFonts w:ascii="Times New Roman" w:hAnsi="Times New Roman"/>
           <w:i/>
-          <w:color w:val="FF0000"/>
-          <w:sz w:val="24"/>
-          <w:szCs w:val="24"/>
-        </w:rPr>
-        <w:t>Священик</w:t>
-      </w:r>
-      <w:r>
-        <w:rPr>
-          <w:rFonts w:ascii="Times New Roman" w:hAnsi="Times New Roman"/>
-          <w:color w:val="FF0000"/>
-          <w:sz w:val="24"/>
-          <w:szCs w:val="24"/>
-        </w:rPr>
-        <w:t xml:space="preserve">: </w:t>
-      </w:r>
-      <w:r>
-        <w:rPr>
-          <w:rFonts w:ascii="Times New Roman" w:hAnsi="Times New Roman"/>
-          <w:sz w:val="24"/>
-          <w:szCs w:val="24"/>
-        </w:rPr>
-        <w:t>Слава святій, одноістотній, животворящій і нероздільній Тройці, завжди, нині і повсякчас, і на віки віків.</w:t>
+          <w:color w:val="FF4400"/>
+          <w:sz w:val="24"/>
+        </w:rPr>
+        <w:t>Священик:</w:t>
+      </w:r>
+      <w:r>
+        <w:rPr>
+          <w:rFonts w:ascii="Times New Roman" w:hAnsi="Times New Roman"/>
+          <w:sz w:val="24"/>
+        </w:rPr>
+        <w:t xml:space="preserve"> Слава святій, одноістотній, животворящій і нероздільній Тройці, завжди, нині і повсякчас, і на віки віків.</w:t>
       </w:r>
     </w:p>
     <w:p>
@@ -12832,7 +15751,7 @@
           <w:sz w:val="24"/>
           <w:szCs w:val="24"/>
         </w:rPr>
-        <w:t>(3 р.)</w:t>
+        <w:t>(3 р.)</w:t>
       </w:r>
     </w:p>
     <w:p>
@@ -12863,7 +15782,7 @@
           <w:sz w:val="24"/>
           <w:szCs w:val="24"/>
         </w:rPr>
-        <w:t>(2 р.)</w:t>
+        <w:t>(2 р.)</w:t>
       </w:r>
     </w:p>
     <w:p>
@@ -15264,7 +18183,7 @@
           <w:sz w:val="24"/>
           <w:szCs w:val="24"/>
         </w:rPr>
-        <w:t>(3 р.)</w:t>
+        <w:t>(3 р.)</w:t>
       </w:r>
     </w:p>
     <w:p>
@@ -15353,7 +18272,7 @@
           <w:sz w:val="24"/>
           <w:szCs w:val="24"/>
         </w:rPr>
-        <w:t>1. </w:t>
+        <w:t xml:space="preserve">1. </w:t>
       </w:r>
       <w:r>
         <w:rPr>
@@ -15401,7 +18320,7 @@
           <w:sz w:val="24"/>
           <w:szCs w:val="24"/>
         </w:rPr>
-        <w:t>2. </w:t>
+        <w:t xml:space="preserve">2. </w:t>
       </w:r>
       <w:r>
         <w:rPr>
@@ -15458,7 +18377,7 @@
           <w:sz w:val="24"/>
           <w:szCs w:val="24"/>
         </w:rPr>
-        <w:t> Від ночі лине дух наш до тебе, Боже, бо світлом є повеління твої. Навчи нас, Боже, правди твоєї, заповідей твоїх і виправдань твоїх. Просвіти наші духовні очі, щоб ми не заснули в гріхах на смерть. Віджени</w:t>
+        <w:t xml:space="preserve"> Від ночі лине дух наш до тебе, Боже, бо світлом є повеління твої. Навчи нас, Боже, правди твоєї, заповідей твоїх і виправдань твоїх. Просвіти наші духовні очі, щоб ми не заснули в гріхах на смерть. Віджени</w:t>
       </w:r>
       <w:r>
         <w:rPr>
@@ -15506,7 +18425,7 @@
           <w:sz w:val="24"/>
           <w:szCs w:val="24"/>
         </w:rPr>
-        <w:t> Владико, Боже святий і неосяжний, що казав із темряви світлові засіяти, що заспокоїв нас у нічному сні й підвів до величання і моління твоєї доброти! Ти, що</w:t>
+        <w:t xml:space="preserve"> Владико, Боже святий і неосяжний, що казав із темряви світлові засіяти, що заспокоїв нас у нічному сні й підвів до величання і моління твоєї доброти! Ти, що</w:t>
       </w:r>
       <w:r>
         <w:rPr>
@@ -15563,7 +18482,7 @@
           <w:sz w:val="24"/>
           <w:szCs w:val="24"/>
         </w:rPr>
-        <w:t> Скарбе добра, джерело невисихаюче, Отче святий, чудотворче всесильний і вседержителю! Ус</w:t>
+        <w:t xml:space="preserve"> Скарбе добра, джерело невисихаюче, Отче святий, чудотворче всесильний і вседержителю! Ус</w:t>
       </w:r>
       <w:r>
         <w:rPr>
@@ -15611,7 +18530,7 @@
           <w:sz w:val="24"/>
           <w:szCs w:val="24"/>
         </w:rPr>
-        <w:t>6. </w:t>
+        <w:t xml:space="preserve">6. </w:t>
       </w:r>
       <w:r>
         <w:rPr>
@@ -15668,7 +18587,7 @@
           <w:sz w:val="24"/>
           <w:szCs w:val="24"/>
         </w:rPr>
-        <w:t> Боже й Отче Господа нашого Ісуса Христа! Ти підніс нас з посте</w:t>
+        <w:t xml:space="preserve"> Боже й Отче Господа нашого Ісуса Христа! Ти підніс нас з посте</w:t>
       </w:r>
       <w:r>
         <w:rPr>
@@ -15716,7 +18635,7 @@
           <w:sz w:val="24"/>
           <w:szCs w:val="24"/>
         </w:rPr>
-        <w:t>8. </w:t>
+        <w:t xml:space="preserve">8. </w:t>
       </w:r>
       <w:r>
         <w:rPr>
@@ -15782,7 +18701,7 @@
           <w:sz w:val="24"/>
           <w:szCs w:val="24"/>
         </w:rPr>
-        <w:t> Господи, Боже наш! Ти за покаяння дарував людям відпущення, нам же, як образ пізнання і визнання гріхів, показав покаяння і прощення пророка Давида. Тож, Владико, помилуй з великої милости твоєї нас, що в чимало великих гріхів впали, і</w:t>
+        <w:t xml:space="preserve"> Господи, Боже наш! Ти за покаяння дарував людям відпущення, нам же, як образ пізнання і визнання гріхів, показав покаяння і прощення пророка Давида. Тож, Владико, помилуй з великої милости твоєї нас, що в чимало великих гріхів впали, і</w:t>
       </w:r>
       <w:r>
         <w:rPr>
@@ -15856,7 +18775,7 @@
           <w:sz w:val="24"/>
           <w:szCs w:val="24"/>
         </w:rPr>
-        <w:t> Боже, Боже наш! Ти сотворив розумні й духовні сили своєю волею. Тебе просимо й тобі молимося: Прийми наші посильні величання з усіма твоїми творіння</w:t>
+        <w:t xml:space="preserve"> Боже, Боже наш! Ти сотворив розумні й духовні сили своєю волею. Тебе просимо й тобі молимося: Прийми наші посильні величання з усіма твоїми творіння</w:t>
       </w:r>
       <w:r>
         <w:rPr>
@@ -15895,7 +18814,7 @@
           <w:sz w:val="24"/>
           <w:szCs w:val="24"/>
         </w:rPr>
-        <w:t>11. </w:t>
+        <w:t xml:space="preserve">11. </w:t>
       </w:r>
       <w:r>
         <w:rPr>
@@ -19331,7 +22250,7 @@
           <w:sz w:val="24"/>
           <w:szCs w:val="24"/>
         </w:rPr>
-        <w:t>Священник: </w:t>
+        <w:t xml:space="preserve">Священник: </w:t>
       </w:r>
       <w:r>
         <w:rPr>
@@ -20467,7 +23386,7 @@
           <w:sz w:val="24"/>
           <w:szCs w:val="24"/>
         </w:rPr>
-        <w:t>Священник: </w:t>
+        <w:t xml:space="preserve">Священник: </w:t>
       </w:r>
       <w:r>
         <w:rPr>
@@ -21647,7 +24566,7 @@
           <w:sz w:val="24"/>
           <w:szCs w:val="24"/>
         </w:rPr>
-        <w:t xml:space="preserve">(г. 6): </w:t>
+        <w:t xml:space="preserve">(г. 6): </w:t>
       </w:r>
       <w:r>
         <w:rPr>
@@ -21900,28 +24819,17 @@
         <w:rPr>
           <w:rFonts w:ascii="Times New Roman" w:hAnsi="Times New Roman"/>
           <w:i/>
-          <w:color w:val="FF0000"/>
-          <w:sz w:val="24"/>
-          <w:szCs w:val="24"/>
-        </w:rPr>
-        <w:t>Священик: </w:t>
-      </w:r>
-      <w:r>
-        <w:rPr>
-          <w:rFonts w:ascii="Times New Roman" w:hAnsi="Times New Roman"/>
-          <w:color w:val="000000"/>
-          <w:sz w:val="24"/>
-          <w:szCs w:val="24"/>
-        </w:rPr>
-        <w:t>Бо Тебе хвалять усі сили небесні і Тобі славу возсилаємо: Отцю, і Сину, і Святому Духові</w:t>
-      </w:r>
-      <w:r>
-        <w:rPr>
-          <w:rFonts w:ascii="Times New Roman" w:hAnsi="Times New Roman"/>
-          <w:sz w:val="24"/>
-          <w:szCs w:val="24"/>
-        </w:rPr>
-        <w:t>, нині і повсякчас, і на віки віків.</w:t>
+          <w:color w:val="FF4400"/>
+          <w:sz w:val="24"/>
+        </w:rPr>
+        <w:t>Священик:</w:t>
+      </w:r>
+      <w:r>
+        <w:rPr>
+          <w:rFonts w:ascii="Times New Roman" w:hAnsi="Times New Roman"/>
+          <w:sz w:val="24"/>
+        </w:rPr>
+        <w:t xml:space="preserve"> Бо Тебе хвалять усі сили небесні і Тобі славу возсилаємо: Отцю, і Сину, і Святому Духові, нині і повсякчас, і на віки віків.</w:t>
       </w:r>
     </w:p>
     <w:p>
@@ -22838,9 +25746,8 @@
         <w:rPr>
           <w:rFonts w:ascii="Times New Roman" w:hAnsi="Times New Roman"/>
           <w:i/>
-          <w:color w:val="FF0000"/>
-          <w:sz w:val="24"/>
-          <w:szCs w:val="24"/>
+          <w:color w:val="FF4400"/>
+          <w:sz w:val="24"/>
         </w:rPr>
         <w:t>Священик:</w:t>
       </w:r>
@@ -22848,7 +25755,6 @@
         <w:rPr>
           <w:rFonts w:ascii="Times New Roman" w:hAnsi="Times New Roman"/>
           <w:sz w:val="24"/>
-          <w:szCs w:val="24"/>
         </w:rPr>
         <w:t xml:space="preserve"> Слава тобі, що Світло нам показав!</w:t>
       </w:r>
@@ -23861,15 +26767,42 @@
         <w:rPr>
           <w:rFonts w:ascii="Times New Roman" w:hAnsi="Times New Roman"/>
           <w:i/>
-          <w:color w:val="FF0000"/>
-          <w:sz w:val="24"/>
-          <w:szCs w:val="24"/>
+          <w:color w:val="FF4400"/>
+          <w:sz w:val="24"/>
         </w:rPr>
         <w:t>Священик:</w:t>
       </w:r>
       <w:r>
         <w:rPr>
           <w:rFonts w:ascii="Times New Roman" w:hAnsi="Times New Roman"/>
+          <w:sz w:val="24"/>
+        </w:rPr>
+        <w:t xml:space="preserve"> Бо Ти – Бог милости, ласк і людинолюбности, і Тобі славу віддаємо, Отцю, і Сину, і Святому Духові, нині, і повсякчас, і на віки віків.</w:t>
+      </w:r>
+    </w:p>
+    <w:p>
+      <w:pPr>
+        <w:spacing w:after="120"/>
+        <w:jc w:val="both"/>
+        <w:rPr>
+          <w:rFonts w:ascii="Times New Roman" w:hAnsi="Times New Roman"/>
+          <w:sz w:val="24"/>
+          <w:szCs w:val="24"/>
+        </w:rPr>
+      </w:pPr>
+      <w:r>
+        <w:rPr>
+          <w:rFonts w:ascii="Times New Roman" w:hAnsi="Times New Roman"/>
+          <w:i/>
+          <w:color w:val="FF0000"/>
+          <w:sz w:val="24"/>
+          <w:szCs w:val="24"/>
+        </w:rPr>
+        <w:t>Вірні:</w:t>
+      </w:r>
+      <w:r>
+        <w:rPr>
+          <w:rFonts w:ascii="Times New Roman" w:hAnsi="Times New Roman"/>
           <w:color w:val="FF0000"/>
           <w:sz w:val="24"/>
           <w:szCs w:val="24"/>
@@ -23879,54 +26812,6 @@
       <w:r>
         <w:rPr>
           <w:rFonts w:ascii="Times New Roman" w:hAnsi="Times New Roman"/>
-          <w:color w:val="000000"/>
-          <w:sz w:val="24"/>
-          <w:szCs w:val="24"/>
-        </w:rPr>
-        <w:t>Бо Ти – Бог милости, ласк і людинолюбности, і Тобі славу</w:t>
-      </w:r>
-      <w:r>
-        <w:rPr>
-          <w:rFonts w:ascii="Times New Roman" w:hAnsi="Times New Roman"/>
-          <w:color w:val="000000"/>
-          <w:sz w:val="24"/>
-          <w:szCs w:val="24"/>
-        </w:rPr>
-        <w:t xml:space="preserve"> віддаємо, Отцю, і Сину, і Святому Духові, нині, і повсякчас, і на віки віків.</w:t>
-      </w:r>
-    </w:p>
-    <w:p>
-      <w:pPr>
-        <w:spacing w:after="120"/>
-        <w:jc w:val="both"/>
-        <w:rPr>
-          <w:rFonts w:ascii="Times New Roman" w:hAnsi="Times New Roman"/>
-          <w:sz w:val="24"/>
-          <w:szCs w:val="24"/>
-        </w:rPr>
-      </w:pPr>
-      <w:r>
-        <w:rPr>
-          <w:rFonts w:ascii="Times New Roman" w:hAnsi="Times New Roman"/>
-          <w:i/>
-          <w:color w:val="FF0000"/>
-          <w:sz w:val="24"/>
-          <w:szCs w:val="24"/>
-        </w:rPr>
-        <w:t>Вірні:</w:t>
-      </w:r>
-      <w:r>
-        <w:rPr>
-          <w:rFonts w:ascii="Times New Roman" w:hAnsi="Times New Roman"/>
-          <w:color w:val="FF0000"/>
-          <w:sz w:val="24"/>
-          <w:szCs w:val="24"/>
-        </w:rPr>
-        <w:t xml:space="preserve"> </w:t>
-      </w:r>
-      <w:r>
-        <w:rPr>
-          <w:rFonts w:ascii="Times New Roman" w:hAnsi="Times New Roman"/>
           <w:sz w:val="24"/>
           <w:szCs w:val="24"/>
         </w:rPr>
@@ -23947,9 +26832,8 @@
         <w:rPr>
           <w:rFonts w:ascii="Times New Roman" w:hAnsi="Times New Roman"/>
           <w:i/>
-          <w:color w:val="FF0000"/>
-          <w:sz w:val="24"/>
-          <w:szCs w:val="24"/>
+          <w:color w:val="FF4400"/>
+          <w:sz w:val="24"/>
         </w:rPr>
         <w:t>Священик:</w:t>
       </w:r>
@@ -23957,7 +26841,6 @@
         <w:rPr>
           <w:rFonts w:ascii="Times New Roman" w:hAnsi="Times New Roman"/>
           <w:sz w:val="24"/>
-          <w:szCs w:val="24"/>
         </w:rPr>
         <w:t xml:space="preserve"> Мир всім.</w:t>
       </w:r>
@@ -24505,133 +27388,100 @@
     </w:p>
     <w:p>
       <w:pPr>
-        <w:spacing w:after="120"/>
-        <w:jc w:val="both"/>
-        <w:rPr>
-          <w:rFonts w:ascii="Times New Roman" w:hAnsi="Times New Roman"/>
-          <w:sz w:val="24"/>
-          <w:szCs w:val="24"/>
-        </w:rPr>
-      </w:pPr>
-      <w:r>
-        <w:rPr>
-          <w:rFonts w:ascii="Times New Roman" w:hAnsi="Times New Roman"/>
-          <w:sz w:val="24"/>
-          <w:szCs w:val="24"/>
-        </w:rPr>
-        <w:t xml:space="preserve">Святий Боже, </w:t>
-      </w:r>
-      <w:r>
-        <w:rPr>
-          <w:rFonts w:ascii="Times New Roman" w:hAnsi="Times New Roman"/>
-          <w:sz w:val="24"/>
-          <w:szCs w:val="24"/>
-        </w:rPr>
-        <w:t xml:space="preserve">святий Кріпкий, святий Безсмертний, помилуй нас </w:t>
-      </w:r>
-      <w:r>
-        <w:rPr>
-          <w:rFonts w:ascii="Times New Roman" w:hAnsi="Times New Roman"/>
-          <w:i/>
-          <w:color w:val="FF0000"/>
-          <w:sz w:val="24"/>
-          <w:szCs w:val="24"/>
-        </w:rPr>
-        <w:t>(3 р.)</w:t>
-      </w:r>
-      <w:r>
-        <w:rPr>
-          <w:rFonts w:ascii="Times New Roman" w:hAnsi="Times New Roman"/>
-          <w:i/>
-          <w:sz w:val="24"/>
-          <w:szCs w:val="24"/>
+        <w:pStyle w:val="a"/>
+        <w:spacing w:after="120"/>
+      </w:pPr>
+      <w:r>
+        <w:rPr>
+          <w:rFonts w:ascii="Times New Roman" w:hAnsi="Times New Roman"/>
+          <w:sz w:val="24"/>
+        </w:rPr>
+        <w:t xml:space="preserve">Святий Боже, святий Кріпкий, святий Безсмертний, помилуй нас. </w:t>
+      </w:r>
+      <w:r>
+        <w:rPr>
+          <w:rFonts w:ascii="Times New Roman" w:hAnsi="Times New Roman"/>
+          <w:i/>
+          <w:color w:val="FF0000"/>
+          <w:sz w:val="24"/>
+        </w:rPr>
+        <w:t>(3 р.)</w:t>
+      </w:r>
+    </w:p>
+    <w:p>
+      <w:pPr>
+        <w:pStyle w:val="a"/>
+        <w:spacing w:after="120"/>
+      </w:pPr>
+      <w:r>
+        <w:rPr>
+          <w:rFonts w:ascii="Times New Roman" w:hAnsi="Times New Roman"/>
+          <w:sz w:val="24"/>
+        </w:rPr>
+        <w:t>Слава Отцю, і Сину, і Святому Духові,* і нині і повсякчас, і на віки віків. Амінь.</w:t>
+      </w:r>
+    </w:p>
+    <w:p>
+      <w:pPr>
+        <w:spacing w:after="120"/>
+        <w:jc w:val="both"/>
+        <w:rPr>
+          <w:rFonts w:ascii="Times New Roman" w:hAnsi="Times New Roman"/>
+          <w:sz w:val="24"/>
+          <w:szCs w:val="24"/>
+        </w:rPr>
+      </w:pPr>
+      <w:r>
+        <w:rPr>
+          <w:rFonts w:ascii="Times New Roman" w:hAnsi="Times New Roman"/>
+          <w:sz w:val="24"/>
+          <w:szCs w:val="24"/>
+        </w:rPr>
+        <w:t>Пресвята Тройце, помилуй нас;* Господи, очисти гріхи наші;* Владико, прости беззаконня наші;* Святий, завітай і зціли</w:t>
+      </w:r>
+      <w:r>
+        <w:rPr>
+          <w:rFonts w:ascii="Times New Roman" w:hAnsi="Times New Roman"/>
+          <w:sz w:val="24"/>
+          <w:szCs w:val="24"/>
+        </w:rPr>
+        <w:t xml:space="preserve"> немочі наші імени твого ради.</w:t>
+      </w:r>
+    </w:p>
+    <w:p>
+      <w:pPr>
+        <w:pStyle w:val="a"/>
+        <w:spacing w:after="120"/>
+      </w:pPr>
+      <w:r>
+        <w:rPr>
+          <w:rFonts w:ascii="Times New Roman" w:hAnsi="Times New Roman"/>
+          <w:sz w:val="24"/>
+        </w:rPr>
+        <w:t>Господи, помилуй</w:t>
+      </w:r>
+      <w:r>
+        <w:rPr>
+          <w:rFonts w:ascii="Times New Roman" w:hAnsi="Times New Roman"/>
+          <w:sz w:val="24"/>
         </w:rPr>
         <w:t>.</w:t>
       </w:r>
-    </w:p>
-    <w:p>
-      <w:pPr>
-        <w:spacing w:after="120"/>
-        <w:jc w:val="both"/>
-        <w:rPr>
-          <w:rFonts w:ascii="Times New Roman" w:hAnsi="Times New Roman"/>
-          <w:sz w:val="24"/>
-          <w:szCs w:val="24"/>
-        </w:rPr>
-      </w:pPr>
-      <w:r>
-        <w:rPr>
-          <w:rFonts w:ascii="Times New Roman" w:hAnsi="Times New Roman"/>
-          <w:sz w:val="24"/>
-          <w:szCs w:val="24"/>
-        </w:rPr>
-        <w:t>Слава Отцю, і Сину, і Святому Духові,* і нині і повсякчас, і на віки віків. Амінь.</w:t>
-      </w:r>
-    </w:p>
-    <w:p>
-      <w:pPr>
-        <w:spacing w:after="120"/>
-        <w:jc w:val="both"/>
-        <w:rPr>
-          <w:rFonts w:ascii="Times New Roman" w:hAnsi="Times New Roman"/>
-          <w:sz w:val="24"/>
-          <w:szCs w:val="24"/>
-        </w:rPr>
-      </w:pPr>
-      <w:r>
-        <w:rPr>
-          <w:rFonts w:ascii="Times New Roman" w:hAnsi="Times New Roman"/>
-          <w:sz w:val="24"/>
-          <w:szCs w:val="24"/>
-        </w:rPr>
-        <w:t>Пресвята Тройце, помилуй нас;* Господи, очисти гріхи наші;* Владико, прости беззаконня наші;* Святий, завітай і зціли</w:t>
-      </w:r>
-      <w:r>
-        <w:rPr>
-          <w:rFonts w:ascii="Times New Roman" w:hAnsi="Times New Roman"/>
-          <w:sz w:val="24"/>
-          <w:szCs w:val="24"/>
-        </w:rPr>
-        <w:t xml:space="preserve"> немочі наші імени твого ради.</w:t>
-      </w:r>
-    </w:p>
-    <w:p>
-      <w:pPr>
-        <w:spacing w:after="120"/>
-        <w:jc w:val="both"/>
-        <w:rPr>
-          <w:rFonts w:ascii="Times New Roman" w:hAnsi="Times New Roman"/>
-          <w:i/>
-          <w:sz w:val="24"/>
-          <w:szCs w:val="24"/>
-        </w:rPr>
-      </w:pPr>
-      <w:r>
-        <w:rPr>
-          <w:rFonts w:ascii="Times New Roman" w:hAnsi="Times New Roman"/>
-          <w:sz w:val="24"/>
-          <w:szCs w:val="24"/>
-        </w:rPr>
-        <w:t xml:space="preserve">Господи, помилуй </w:t>
-      </w:r>
-      <w:r>
-        <w:rPr>
-          <w:rFonts w:ascii="Times New Roman" w:hAnsi="Times New Roman"/>
-          <w:i/>
-          <w:color w:val="FF0000"/>
-          <w:sz w:val="24"/>
-          <w:szCs w:val="24"/>
-        </w:rPr>
-        <w:t>(3 р.)</w:t>
-      </w:r>
-      <w:r>
-        <w:rPr>
-          <w:rFonts w:ascii="Times New Roman" w:hAnsi="Times New Roman"/>
-          <w:i/>
-          <w:sz w:val="24"/>
-          <w:szCs w:val="24"/>
-        </w:rPr>
-        <w:t>.</w:t>
+      <w:r>
+        <w:rPr>
+          <w:rFonts w:ascii="Times New Roman" w:hAnsi="Times New Roman"/>
+          <w:sz w:val="24"/>
+        </w:rPr>
+        <w:t xml:space="preserve"> </w:t>
+      </w:r>
+      <w:r>
+        <w:rPr>
+          <w:rFonts w:ascii="Times New Roman" w:hAnsi="Times New Roman"/>
+          <w:i/>
+          <w:color w:val="FF0000"/>
+          <w:sz w:val="24"/>
+        </w:rPr>
+        <w:t>(3 р.)</w:t>
       </w:r>
     </w:p>
     <w:p>
@@ -25371,15 +28221,42 @@
         <w:rPr>
           <w:rFonts w:ascii="Times New Roman" w:hAnsi="Times New Roman"/>
           <w:i/>
-          <w:color w:val="FF0000"/>
-          <w:sz w:val="24"/>
-          <w:szCs w:val="24"/>
+          <w:color w:val="FF4400"/>
+          <w:sz w:val="24"/>
         </w:rPr>
         <w:t>Священик:</w:t>
       </w:r>
       <w:r>
         <w:rPr>
           <w:rFonts w:ascii="Times New Roman" w:hAnsi="Times New Roman"/>
+          <w:sz w:val="24"/>
+        </w:rPr>
+        <w:t xml:space="preserve"> Слава тобі, Христе Боже, надіє наша, слава тобі!</w:t>
+      </w:r>
+    </w:p>
+    <w:p>
+      <w:pPr>
+        <w:spacing w:after="120"/>
+        <w:jc w:val="both"/>
+        <w:rPr>
+          <w:rFonts w:ascii="Times New Roman" w:hAnsi="Times New Roman"/>
+          <w:sz w:val="24"/>
+          <w:szCs w:val="24"/>
+        </w:rPr>
+      </w:pPr>
+      <w:r>
+        <w:rPr>
+          <w:rFonts w:ascii="Times New Roman" w:hAnsi="Times New Roman"/>
+          <w:i/>
+          <w:color w:val="FF0000"/>
+          <w:sz w:val="24"/>
+          <w:szCs w:val="24"/>
+        </w:rPr>
+        <w:t>Вірні:</w:t>
+      </w:r>
+      <w:r>
+        <w:rPr>
+          <w:rFonts w:ascii="Times New Roman" w:hAnsi="Times New Roman"/>
           <w:color w:val="FF0000"/>
           <w:sz w:val="24"/>
           <w:szCs w:val="24"/>
@@ -25392,44 +28269,6 @@
           <w:sz w:val="24"/>
           <w:szCs w:val="24"/>
         </w:rPr>
-        <w:t>Слава тобі, Христе Боже, надіє наша, слава тобі!</w:t>
-      </w:r>
-    </w:p>
-    <w:p>
-      <w:pPr>
-        <w:spacing w:after="120"/>
-        <w:jc w:val="both"/>
-        <w:rPr>
-          <w:rFonts w:ascii="Times New Roman" w:hAnsi="Times New Roman"/>
-          <w:sz w:val="24"/>
-          <w:szCs w:val="24"/>
-        </w:rPr>
-      </w:pPr>
-      <w:r>
-        <w:rPr>
-          <w:rFonts w:ascii="Times New Roman" w:hAnsi="Times New Roman"/>
-          <w:i/>
-          <w:color w:val="FF0000"/>
-          <w:sz w:val="24"/>
-          <w:szCs w:val="24"/>
-        </w:rPr>
-        <w:t>Вірні:</w:t>
-      </w:r>
-      <w:r>
-        <w:rPr>
-          <w:rFonts w:ascii="Times New Roman" w:hAnsi="Times New Roman"/>
-          <w:color w:val="FF0000"/>
-          <w:sz w:val="24"/>
-          <w:szCs w:val="24"/>
-        </w:rPr>
-        <w:t xml:space="preserve"> </w:t>
-      </w:r>
-      <w:r>
-        <w:rPr>
-          <w:rFonts w:ascii="Times New Roman" w:hAnsi="Times New Roman"/>
-          <w:sz w:val="24"/>
-          <w:szCs w:val="24"/>
-        </w:rPr>
         <w:t xml:space="preserve">Слава Отцю і Сину, і Святому Духові, і нині і повсякчас, і на віки віків. Амінь. Господи, помилуй </w:t>
       </w:r>
       <w:r>
@@ -25440,7 +28279,7 @@
           <w:sz w:val="24"/>
           <w:szCs w:val="24"/>
         </w:rPr>
-        <w:t>(3 р.)</w:t>
+        <w:t>(3 р.)</w:t>
       </w:r>
       <w:r>
         <w:rPr>
@@ -25461,84 +28300,37 @@
       </w:r>
     </w:p>
     <w:p>
-      <w:pPr>
-        <w:spacing w:after="120"/>
-        <w:jc w:val="both"/>
-        <w:rPr>
-          <w:rFonts w:ascii="Times New Roman" w:hAnsi="Times New Roman"/>
-          <w:sz w:val="24"/>
-          <w:szCs w:val="24"/>
-        </w:rPr>
-      </w:pPr>
-      <w:r>
-        <w:rPr>
-          <w:rFonts w:ascii="Times New Roman" w:hAnsi="Times New Roman"/>
-          <w:i/>
-          <w:color w:val="FF0000"/>
-          <w:sz w:val="24"/>
-          <w:szCs w:val="24"/>
+      <w:r>
+        <w:rPr>
+          <w:rFonts w:ascii="Times New Roman" w:hAnsi="Times New Roman"/>
+          <w:i/>
+          <w:color w:val="FF4400"/>
+          <w:sz w:val="24"/>
         </w:rPr>
         <w:t>Священик:</w:t>
       </w:r>
       <w:r>
         <w:rPr>
           <w:rFonts w:ascii="Times New Roman" w:hAnsi="Times New Roman"/>
-          <w:color w:val="FF0000"/>
-          <w:sz w:val="24"/>
-          <w:szCs w:val="24"/>
-        </w:rPr>
-        <w:t xml:space="preserve"> </w:t>
-      </w:r>
-      <w:r>
-        <w:rPr>
-          <w:rFonts w:ascii="Times New Roman" w:hAnsi="Times New Roman"/>
-          <w:sz w:val="24"/>
-          <w:szCs w:val="24"/>
-        </w:rPr>
-        <w:t xml:space="preserve">Христос, істинний Бог наш, молитвами пречистої своєї Матері, силою чесного і животворного хреста, святих, славних і всехвальних </w:t>
-      </w:r>
-      <w:r>
-        <w:rPr>
-          <w:rFonts w:ascii="Times New Roman" w:hAnsi="Times New Roman"/>
-          <w:sz w:val="24"/>
-          <w:szCs w:val="24"/>
-        </w:rPr>
-        <w:t>апостолів, і святого (</w:t>
-      </w:r>
-      <w:r>
-        <w:rPr>
-          <w:rFonts w:ascii="Times New Roman" w:hAnsi="Times New Roman"/>
-          <w:i/>
-          <w:color w:val="FF0000"/>
-          <w:sz w:val="24"/>
-          <w:szCs w:val="24"/>
-        </w:rPr>
-        <w:t>ім'я, якого є храм</w:t>
-      </w:r>
-      <w:r>
-        <w:rPr>
-          <w:rFonts w:ascii="Times New Roman" w:hAnsi="Times New Roman"/>
-          <w:sz w:val="24"/>
-          <w:szCs w:val="24"/>
-        </w:rPr>
-        <w:t xml:space="preserve">), і преподобного отця нашого </w:t>
-      </w:r>
-      <w:r>
-        <w:rPr>
-          <w:rFonts w:ascii="Times New Roman" w:hAnsi="Times New Roman"/>
-          <w:color w:val="000000"/>
-          <w:sz w:val="24"/>
-          <w:szCs w:val="24"/>
-        </w:rPr>
-        <w:t>Мойсея Мурина</w:t>
-      </w:r>
-      <w:r>
-        <w:rPr>
-          <w:rFonts w:ascii="Times New Roman" w:hAnsi="Times New Roman"/>
-          <w:sz w:val="24"/>
-          <w:szCs w:val="24"/>
-        </w:rPr>
-        <w:t>, і всіх святих, помилує і спасе нас, як благий і людинолюбний.</w:t>
+          <w:sz w:val="24"/>
+        </w:rPr>
+        <w:t xml:space="preserve"> Христос, істинний Бог наш - молитвами пречистої Своєї Матері, силою чесного і животворчого хреста, заступництвом святих славних і всехвальних апостолів, святого, </w:t>
+      </w:r>
+      <w:r>
+        <w:rPr>
+          <w:rFonts w:ascii="Times New Roman" w:hAnsi="Times New Roman"/>
+          <w:i/>
+          <w:color w:val="FF4400"/>
+          <w:sz w:val="24"/>
+        </w:rPr>
+        <w:t>якого є храм</w:t>
+      </w:r>
+      <w:r>
+        <w:rPr>
+          <w:rFonts w:ascii="Times New Roman" w:hAnsi="Times New Roman"/>
+          <w:sz w:val="24"/>
+        </w:rPr>
+        <w:t>, собор преподобних отців Печерських, що спочивають у дальніх печерах, преподобного Мойсея Мурина, святого отця нашого Августина, єпископа Іппонського, святого мученика Гебре Михаїла, пресвітера ефіопського, і всіх святих - помилує і спасе нас як благий і людинолюбний.</w:t>
       </w:r>
     </w:p>
     <w:p>
